--- a/ISAS/Texts/Lab_4.docx
+++ b/ISAS/Texts/Lab_4.docx
@@ -1,6 +1,6 @@
 
 <file path=word/document.xml><?xml version="1.0" encoding="utf-8"?>
-<w:document xmlns:wpc="http://schemas.microsoft.com/office/word/2010/wordprocessingCanvas" xmlns:cx="http://schemas.microsoft.com/office/drawing/2014/chartex" xmlns:mc="http://schemas.openxmlformats.org/markup-compatibility/2006" xmlns:o="urn:schemas-microsoft-com:office:office" xmlns:r="http://schemas.openxmlformats.org/officeDocument/2006/relationships" xmlns:m="http://schemas.openxmlformats.org/officeDocument/2006/math" xmlns:v="urn:schemas-microsoft-com:vml" xmlns:wp14="http://schemas.microsoft.com/office/word/2010/wordprocessingDrawing" xmlns:wp="http://schemas.openxmlformats.org/drawingml/2006/wordprocessingDrawing" xmlns:w10="urn:schemas-microsoft-com:office:word" xmlns:w="http://schemas.openxmlformats.org/wordprocessingml/2006/main" xmlns:w14="http://schemas.microsoft.com/office/word/2010/wordml" xmlns:w15="http://schemas.microsoft.com/office/word/2012/wordml" xmlns:w16se="http://schemas.microsoft.com/office/word/2015/wordml/symex" xmlns:wpg="http://schemas.microsoft.com/office/word/2010/wordprocessingGroup" xmlns:wpi="http://schemas.microsoft.com/office/word/2010/wordprocessingInk" xmlns:wne="http://schemas.microsoft.com/office/word/2006/wordml" xmlns:wps="http://schemas.microsoft.com/office/word/2010/wordprocessingShape" mc:Ignorable="w14 w15 w16se wp14">
+<w:document xmlns:wpc="http://schemas.microsoft.com/office/word/2010/wordprocessingCanvas" xmlns:mc="http://schemas.openxmlformats.org/markup-compatibility/2006" xmlns:o="urn:schemas-microsoft-com:office:office" xmlns:r="http://schemas.openxmlformats.org/officeDocument/2006/relationships" xmlns:m="http://schemas.openxmlformats.org/officeDocument/2006/math" xmlns:v="urn:schemas-microsoft-com:vml" xmlns:wp14="http://schemas.microsoft.com/office/word/2010/wordprocessingDrawing" xmlns:wp="http://schemas.openxmlformats.org/drawingml/2006/wordprocessingDrawing" xmlns:w10="urn:schemas-microsoft-com:office:word" xmlns:w="http://schemas.openxmlformats.org/wordprocessingml/2006/main" xmlns:w14="http://schemas.microsoft.com/office/word/2010/wordml" xmlns:w15="http://schemas.microsoft.com/office/word/2012/wordml" xmlns:wpg="http://schemas.microsoft.com/office/word/2010/wordprocessingGroup" xmlns:wpi="http://schemas.microsoft.com/office/word/2010/wordprocessingInk" xmlns:wne="http://schemas.microsoft.com/office/word/2006/wordml" xmlns:wps="http://schemas.microsoft.com/office/word/2010/wordprocessingShape" mc:Ignorable="w14 w15 wp14">
   <w:body>
     <w:p>
       <w:pPr>
@@ -45,12 +45,9 @@
         <w:rPr>
           <w:b/>
           <w:szCs w:val="28"/>
-          <w:lang w:val="en-US"/>
-        </w:rPr>
-        <w:t>7</w:t>
-      </w:r>
-      <w:bookmarkStart w:id="0" w:name="_GoBack"/>
-      <w:bookmarkEnd w:id="0"/>
+        </w:rPr>
+        <w:t>10</w:t>
+      </w:r>
       <w:r>
         <w:rPr>
           <w:b/>
@@ -63,23 +60,7 @@
           <w:b/>
           <w:szCs w:val="28"/>
         </w:rPr>
-        <w:t xml:space="preserve"> </w:t>
-      </w:r>
-      <w:r>
-        <w:rPr>
-          <w:b/>
-          <w:szCs w:val="28"/>
-          <w:lang w:val="be-BY"/>
-        </w:rPr>
-        <w:t xml:space="preserve">Настройка веб-сервера </w:t>
-      </w:r>
-      <w:r>
-        <w:rPr>
-          <w:b/>
-          <w:szCs w:val="28"/>
-          <w:lang w:val="en-US"/>
-        </w:rPr>
-        <w:t>Nginx</w:t>
+        <w:t xml:space="preserve"> Инфраструктура Docker</w:t>
       </w:r>
       <w:r>
         <w:rPr>
@@ -146,6 +127,13 @@
           <w:szCs w:val="28"/>
           <w:lang w:eastAsia="ru-RU"/>
         </w:rPr>
+        <w:t xml:space="preserve">развертывания контейнера из образа и его </w:t>
+      </w:r>
+      <w:r>
+        <w:rPr>
+          <w:szCs w:val="28"/>
+          <w:lang w:eastAsia="ru-RU"/>
+        </w:rPr>
         <w:t xml:space="preserve">настройки </w:t>
       </w:r>
       <w:r>
@@ -153,7 +141,21 @@
           <w:szCs w:val="28"/>
           <w:lang w:eastAsia="ru-RU"/>
         </w:rPr>
-        <w:t>веб-сервера Nginx</w:t>
+        <w:t>в среде docker</w:t>
+      </w:r>
+      <w:r>
+        <w:rPr>
+          <w:szCs w:val="28"/>
+          <w:lang w:eastAsia="ru-RU"/>
+        </w:rPr>
+        <w:t xml:space="preserve">, </w:t>
+      </w:r>
+      <w:r>
+        <w:rPr>
+          <w:szCs w:val="28"/>
+          <w:lang w:eastAsia="ru-RU"/>
+        </w:rPr>
+        <w:t>передачи файлов между операционной системой и контейнером docker, запуска интерактивных приложений внутри контейнера и управления контейнером</w:t>
       </w:r>
       <w:r>
         <w:rPr>
@@ -197,7 +199,7 @@
     </w:p>
     <w:p>
       <w:pPr>
-        <w:pStyle w:val="a5"/>
+        <w:pStyle w:val="a6"/>
         <w:numPr>
           <w:ilvl w:val="0"/>
           <w:numId w:val="7"/>
@@ -213,37 +215,29 @@
       </w:pPr>
       <w:r>
         <w:rPr>
-          <w:color w:val="000000" w:themeColor="text1"/>
-          <w:szCs w:val="28"/>
-        </w:rPr>
-        <w:t xml:space="preserve">произвести установку веб-сервера </w:t>
-      </w:r>
-      <w:r>
-        <w:rPr>
-          <w:color w:val="000000" w:themeColor="text1"/>
-          <w:szCs w:val="28"/>
-          <w:lang w:val="en-US"/>
-        </w:rPr>
-        <w:t>Nginx</w:t>
-      </w:r>
-      <w:r>
-        <w:rPr>
-          <w:color w:val="000000" w:themeColor="text1"/>
-          <w:szCs w:val="28"/>
-        </w:rPr>
-        <w:t>*;</w:t>
-      </w:r>
-      <w:r>
-        <w:rPr>
-          <w:color w:val="000000" w:themeColor="text1"/>
-          <w:szCs w:val="28"/>
-        </w:rPr>
-        <w:t xml:space="preserve"> </w:t>
-      </w:r>
-    </w:p>
-    <w:p>
-      <w:pPr>
-        <w:pStyle w:val="a5"/>
+          <w:szCs w:val="28"/>
+          <w:lang w:eastAsia="ru-RU"/>
+        </w:rPr>
+        <w:t xml:space="preserve">на виртуальной машине </w:t>
+      </w:r>
+      <w:r>
+        <w:rPr>
+          <w:szCs w:val="28"/>
+          <w:lang w:eastAsia="ru-RU"/>
+        </w:rPr>
+        <w:t>через утилиту apt установить клиентский пакет docker и серверный пакет dockerd</w:t>
+      </w:r>
+      <w:r>
+        <w:rPr>
+          <w:szCs w:val="28"/>
+          <w:lang w:eastAsia="ru-RU"/>
+        </w:rPr>
+        <w:t>;</w:t>
+      </w:r>
+    </w:p>
+    <w:p>
+      <w:pPr>
+        <w:pStyle w:val="a6"/>
         <w:numPr>
           <w:ilvl w:val="0"/>
           <w:numId w:val="7"/>
@@ -262,158 +256,71 @@
           <w:szCs w:val="28"/>
           <w:lang w:eastAsia="ru-RU"/>
         </w:rPr>
-        <w:t xml:space="preserve">для </w:t>
-      </w:r>
-      <w:r>
-        <w:rPr>
-          <w:szCs w:val="28"/>
-          <w:lang w:eastAsia="ru-RU"/>
-        </w:rPr>
-        <w:t>одного</w:t>
-      </w:r>
-      <w:r>
-        <w:rPr>
-          <w:szCs w:val="28"/>
-          <w:lang w:eastAsia="ru-RU"/>
-        </w:rPr>
-        <w:t xml:space="preserve"> виртуального</w:t>
-      </w:r>
-      <w:r>
-        <w:rPr>
-          <w:color w:val="000000" w:themeColor="text1"/>
-          <w:szCs w:val="28"/>
-        </w:rPr>
+        <w:t>.</w:t>
+      </w:r>
+      <w:r>
         <w:t xml:space="preserve"> </w:t>
       </w:r>
       <w:r>
         <w:rPr>
-          <w:color w:val="000000" w:themeColor="text1"/>
-          <w:szCs w:val="28"/>
-        </w:rPr>
-        <w:t>хоста</w:t>
-      </w:r>
-      <w:r>
-        <w:t xml:space="preserve"> </w:t>
-      </w:r>
-      <w:r>
-        <w:rPr>
-          <w:color w:val="000000" w:themeColor="text1"/>
-          <w:szCs w:val="28"/>
-        </w:rPr>
-        <w:t>Nginx</w:t>
-      </w:r>
-      <w:r>
-        <w:rPr>
-          <w:color w:val="000000" w:themeColor="text1"/>
-          <w:szCs w:val="28"/>
-        </w:rPr>
-        <w:t xml:space="preserve">, привязанного к доменному имени </w:t>
-      </w:r>
-      <w:r>
-        <w:rPr>
-          <w:color w:val="000000" w:themeColor="text1"/>
-          <w:szCs w:val="28"/>
-          <w:lang w:val="en-US"/>
-        </w:rPr>
-        <w:t>mail</w:t>
-      </w:r>
-      <w:r>
-        <w:rPr>
-          <w:color w:val="000000" w:themeColor="text1"/>
-          <w:szCs w:val="28"/>
-        </w:rPr>
-        <w:t>.&lt;</w:t>
-      </w:r>
-      <w:r>
-        <w:rPr>
-          <w:color w:val="000000" w:themeColor="text1"/>
-          <w:szCs w:val="28"/>
-          <w:lang w:val="en-US"/>
-        </w:rPr>
-        <w:t>surname</w:t>
-      </w:r>
-      <w:r>
-        <w:rPr>
-          <w:color w:val="000000" w:themeColor="text1"/>
-          <w:szCs w:val="28"/>
-        </w:rPr>
-        <w:t>&gt;.</w:t>
-      </w:r>
-      <w:r>
-        <w:rPr>
-          <w:color w:val="000000" w:themeColor="text1"/>
-          <w:szCs w:val="28"/>
-          <w:lang w:val="en-US"/>
-        </w:rPr>
-        <w:t>by</w:t>
-      </w:r>
-      <w:r>
-        <w:rPr>
-          <w:color w:val="000000" w:themeColor="text1"/>
-          <w:szCs w:val="28"/>
-        </w:rPr>
-        <w:t>,</w:t>
-      </w:r>
-      <w:r>
-        <w:rPr>
-          <w:color w:val="000000" w:themeColor="text1"/>
-          <w:szCs w:val="28"/>
-        </w:rPr>
-        <w:t xml:space="preserve"> </w:t>
-      </w:r>
-      <w:r>
-        <w:rPr>
-          <w:color w:val="000000" w:themeColor="text1"/>
-          <w:szCs w:val="28"/>
-        </w:rPr>
-        <w:t xml:space="preserve">использовать </w:t>
-      </w:r>
-      <w:r>
-        <w:rPr>
-          <w:color w:val="000000" w:themeColor="text1"/>
-          <w:szCs w:val="28"/>
-        </w:rPr>
-        <w:t xml:space="preserve">PHP-FPM </w:t>
-      </w:r>
-      <w:r>
-        <w:rPr>
-          <w:color w:val="000000" w:themeColor="text1"/>
-          <w:szCs w:val="28"/>
-        </w:rPr>
-        <w:t>с N</w:t>
-      </w:r>
-      <w:r>
-        <w:rPr>
-          <w:color w:val="000000" w:themeColor="text1"/>
-          <w:szCs w:val="28"/>
-        </w:rPr>
-        <w:t xml:space="preserve">ginx </w:t>
-      </w:r>
-      <w:r>
-        <w:rPr>
-          <w:color w:val="000000" w:themeColor="text1"/>
-          <w:szCs w:val="28"/>
-        </w:rPr>
-        <w:t xml:space="preserve">без </w:t>
-      </w:r>
-      <w:r>
-        <w:rPr>
-          <w:color w:val="000000" w:themeColor="text1"/>
-          <w:szCs w:val="28"/>
-        </w:rPr>
-        <w:t>Apache</w:t>
-      </w:r>
-      <w:r>
-        <w:rPr>
-          <w:color w:val="000000" w:themeColor="text1"/>
-          <w:szCs w:val="28"/>
-        </w:rPr>
-        <w:t>*;</w:t>
-      </w:r>
-    </w:p>
-    <w:p>
-      <w:pPr>
-        <w:pStyle w:val="a5"/>
+          <w:szCs w:val="28"/>
+          <w:lang w:eastAsia="ru-RU"/>
+        </w:rPr>
+        <w:t xml:space="preserve">при использовании университетской сети </w:t>
+      </w:r>
+      <w:r>
+        <w:rPr>
+          <w:szCs w:val="28"/>
+          <w:lang w:val="be-BY" w:eastAsia="ru-RU"/>
+        </w:rPr>
+        <w:t xml:space="preserve">сконфигурировать </w:t>
+      </w:r>
+      <w:r>
+        <w:rPr>
+          <w:szCs w:val="28"/>
+          <w:lang w:val="be-BY" w:eastAsia="ru-RU"/>
+        </w:rPr>
+        <w:t>dockerd</w:t>
+      </w:r>
+      <w:r>
+        <w:rPr>
+          <w:szCs w:val="28"/>
+          <w:lang w:val="be-BY" w:eastAsia="ru-RU"/>
+        </w:rPr>
+        <w:t xml:space="preserve"> на использование</w:t>
+      </w:r>
+      <w:r>
+        <w:rPr>
+          <w:szCs w:val="28"/>
+          <w:lang w:eastAsia="ru-RU"/>
+        </w:rPr>
+        <w:t xml:space="preserve"> прокси-сервер</w:t>
+      </w:r>
+      <w:r>
+        <w:rPr>
+          <w:szCs w:val="28"/>
+          <w:lang w:eastAsia="ru-RU"/>
+        </w:rPr>
+        <w:t>а</w:t>
+      </w:r>
+      <w:r>
+        <w:rPr>
+          <w:szCs w:val="28"/>
+          <w:lang w:eastAsia="ru-RU"/>
+        </w:rPr>
+        <w:t xml:space="preserve"> 172.16.0.101:3128</w:t>
+      </w:r>
+      <w:r>
+        <w:rPr>
+          <w:szCs w:val="28"/>
+          <w:lang w:eastAsia="ru-RU"/>
+        </w:rPr>
+        <w:t>;</w:t>
+      </w:r>
+    </w:p>
+    <w:p>
+      <w:pPr>
+        <w:pStyle w:val="a6"/>
         <w:numPr>
           <w:ilvl w:val="0"/>
           <w:numId w:val="7"/>
@@ -429,133 +336,195 @@
       </w:pPr>
       <w:r>
         <w:rPr>
-          <w:color w:val="000000" w:themeColor="text1"/>
-          <w:szCs w:val="28"/>
-        </w:rPr>
-        <w:t>для второго виртуального хоста</w:t>
-      </w:r>
-      <w:r>
+          <w:szCs w:val="28"/>
+          <w:lang w:eastAsia="ru-RU"/>
+        </w:rPr>
+        <w:t xml:space="preserve">выполнить установку </w:t>
+      </w:r>
+      <w:r>
+        <w:rPr>
+          <w:szCs w:val="28"/>
+          <w:lang w:val="en-US" w:eastAsia="ru-RU"/>
+        </w:rPr>
+        <w:t>ERP</w:t>
+      </w:r>
+      <w:r>
+        <w:rPr>
+          <w:szCs w:val="28"/>
+          <w:lang w:eastAsia="ru-RU"/>
+        </w:rPr>
+        <w:t>-</w:t>
+      </w:r>
+      <w:r>
+        <w:rPr>
+          <w:szCs w:val="28"/>
+          <w:lang w:eastAsia="ru-RU"/>
+        </w:rPr>
+        <w:t xml:space="preserve">системы </w:t>
+      </w:r>
+      <w:r>
+        <w:rPr>
+          <w:szCs w:val="28"/>
+          <w:lang w:val="en-US" w:eastAsia="ru-RU"/>
+        </w:rPr>
+        <w:t>odoo</w:t>
+      </w:r>
+      <w:r>
+        <w:rPr>
+          <w:szCs w:val="28"/>
+          <w:lang w:eastAsia="ru-RU"/>
+        </w:rPr>
         <w:t xml:space="preserve"> </w:t>
       </w:r>
       <w:r>
         <w:rPr>
-          <w:color w:val="000000" w:themeColor="text1"/>
-          <w:szCs w:val="28"/>
-        </w:rPr>
-        <w:t xml:space="preserve">Nginx, привязанного к доменному имени </w:t>
-      </w:r>
-      <w:r>
-        <w:rPr>
-          <w:color w:val="000000" w:themeColor="text1"/>
-          <w:szCs w:val="28"/>
-          <w:lang w:val="en-US"/>
-        </w:rPr>
-        <w:t>site</w:t>
-      </w:r>
-      <w:r>
-        <w:rPr>
-          <w:color w:val="000000" w:themeColor="text1"/>
-          <w:szCs w:val="28"/>
-        </w:rPr>
-        <w:t>.&lt;surname&gt;.by,</w:t>
-      </w:r>
-      <w:r>
-        <w:rPr>
-          <w:color w:val="000000" w:themeColor="text1"/>
-          <w:szCs w:val="28"/>
-        </w:rPr>
-        <w:t xml:space="preserve"> </w:t>
-      </w:r>
-      <w:r>
-        <w:rPr>
-          <w:color w:val="000000" w:themeColor="text1"/>
-          <w:szCs w:val="28"/>
-          <w:lang w:val="be-BY"/>
-        </w:rPr>
-        <w:t>настроить</w:t>
-      </w:r>
-      <w:r>
-        <w:rPr>
-          <w:color w:val="000000" w:themeColor="text1"/>
-          <w:szCs w:val="28"/>
-        </w:rPr>
-        <w:t xml:space="preserve"> проксировани</w:t>
-      </w:r>
-      <w:r>
-        <w:rPr>
-          <w:color w:val="000000" w:themeColor="text1"/>
-          <w:szCs w:val="28"/>
-        </w:rPr>
-        <w:t>е</w:t>
-      </w:r>
-      <w:r>
-        <w:rPr>
-          <w:color w:val="000000" w:themeColor="text1"/>
-          <w:szCs w:val="28"/>
-        </w:rPr>
-        <w:t xml:space="preserve"> запросов к </w:t>
-      </w:r>
-      <w:r>
-        <w:rPr>
-          <w:color w:val="000000" w:themeColor="text1"/>
-          <w:szCs w:val="28"/>
-          <w:lang w:val="en-US"/>
-        </w:rPr>
-        <w:t>Apache</w:t>
-      </w:r>
-      <w:r>
-        <w:rPr>
-          <w:color w:val="000000" w:themeColor="text1"/>
-          <w:szCs w:val="28"/>
-        </w:rPr>
-        <w:t xml:space="preserve">, на котором развернуть </w:t>
-      </w:r>
-      <w:r>
-        <w:rPr>
-          <w:color w:val="000000" w:themeColor="text1"/>
-          <w:szCs w:val="28"/>
-          <w:lang w:val="en-US"/>
-        </w:rPr>
-        <w:t>Wordpress</w:t>
-      </w:r>
-      <w:r>
-        <w:rPr>
-          <w:color w:val="000000" w:themeColor="text1"/>
-          <w:szCs w:val="28"/>
-        </w:rPr>
-        <w:t xml:space="preserve"> </w:t>
-      </w:r>
-      <w:r>
-        <w:rPr>
-          <w:color w:val="000000" w:themeColor="text1"/>
-          <w:szCs w:val="28"/>
-        </w:rPr>
-        <w:t>с базой данных, созданной ранее</w:t>
-      </w:r>
-      <w:r>
-        <w:rPr>
-          <w:color w:val="000000" w:themeColor="text1"/>
-          <w:szCs w:val="28"/>
-        </w:rPr>
-        <w:t xml:space="preserve">; </w:t>
-      </w:r>
-    </w:p>
-    <w:p>
-      <w:pPr>
+          <w:szCs w:val="28"/>
+          <w:lang w:eastAsia="ru-RU"/>
+        </w:rPr>
+        <w:t xml:space="preserve">с помощью </w:t>
+      </w:r>
+      <w:r>
+        <w:rPr>
+          <w:szCs w:val="28"/>
+          <w:lang w:val="en-US" w:eastAsia="ru-RU"/>
+        </w:rPr>
+        <w:t>docker</w:t>
+      </w:r>
+      <w:r>
+        <w:rPr>
+          <w:szCs w:val="28"/>
+          <w:lang w:eastAsia="ru-RU"/>
+        </w:rPr>
+        <w:t xml:space="preserve"> и инструкций на сайте </w:t>
+      </w:r>
+      <w:r>
+        <w:rPr>
+          <w:szCs w:val="28"/>
+          <w:lang w:eastAsia="ru-RU"/>
+        </w:rPr>
+        <w:t>hub.docker.com</w:t>
+      </w:r>
+      <w:r>
+        <w:rPr>
+          <w:szCs w:val="28"/>
+          <w:lang w:eastAsia="ru-RU"/>
+        </w:rPr>
+        <w:t>, согласиться на внесение в базу данных демонстрационных данных</w:t>
+      </w:r>
+      <w:r>
+        <w:rPr>
+          <w:szCs w:val="28"/>
+          <w:lang w:eastAsia="ru-RU"/>
+        </w:rPr>
+        <w:t>;</w:t>
+      </w:r>
+    </w:p>
+    <w:p>
+      <w:pPr>
+        <w:pStyle w:val="a6"/>
+        <w:numPr>
+          <w:ilvl w:val="0"/>
+          <w:numId w:val="7"/>
+        </w:numPr>
         <w:tabs>
           <w:tab w:val="left" w:pos="426"/>
         </w:tabs>
-        <w:rPr>
-          <w:szCs w:val="28"/>
-          <w:lang w:eastAsia="ru-RU"/>
-        </w:rPr>
-      </w:pPr>
-      <w:r>
-        <w:rPr>
-          <w:szCs w:val="28"/>
-          <w:lang w:eastAsia="ru-RU"/>
-        </w:rPr>
-        <w:t>*</w:t>
+        <w:ind w:left="0" w:firstLine="0"/>
+        <w:rPr>
+          <w:szCs w:val="28"/>
+          <w:lang w:eastAsia="ru-RU"/>
+        </w:rPr>
+      </w:pPr>
+      <w:r>
+        <w:rPr>
+          <w:szCs w:val="28"/>
+          <w:lang w:eastAsia="ru-RU"/>
+        </w:rPr>
+        <w:t xml:space="preserve">сконфигурировать </w:t>
+      </w:r>
+      <w:r>
+        <w:rPr>
+          <w:szCs w:val="28"/>
+          <w:lang w:eastAsia="ru-RU"/>
+        </w:rPr>
+        <w:t>ERP-систем</w:t>
+      </w:r>
+      <w:r>
+        <w:rPr>
+          <w:szCs w:val="28"/>
+          <w:lang w:val="be-BY" w:eastAsia="ru-RU"/>
+        </w:rPr>
+        <w:t>у</w:t>
+      </w:r>
+      <w:r>
+        <w:rPr>
+          <w:szCs w:val="28"/>
+          <w:lang w:eastAsia="ru-RU"/>
+        </w:rPr>
+        <w:t xml:space="preserve"> odoo</w:t>
+      </w:r>
+      <w:r>
+        <w:rPr>
+          <w:szCs w:val="28"/>
+          <w:lang w:val="be-BY" w:eastAsia="ru-RU"/>
+        </w:rPr>
+        <w:t xml:space="preserve"> на использование </w:t>
+      </w:r>
+      <w:r>
+        <w:rPr>
+          <w:szCs w:val="28"/>
+          <w:lang w:val="en-US" w:eastAsia="ru-RU"/>
+        </w:rPr>
+        <w:t>SMTP</w:t>
+      </w:r>
+      <w:r>
+        <w:rPr>
+          <w:szCs w:val="28"/>
+          <w:lang w:eastAsia="ru-RU"/>
+        </w:rPr>
+        <w:t>-</w:t>
+      </w:r>
+      <w:r>
+        <w:rPr>
+          <w:szCs w:val="28"/>
+          <w:lang w:eastAsia="ru-RU"/>
+        </w:rPr>
+        <w:t xml:space="preserve">сервера </w:t>
+      </w:r>
+      <w:r>
+        <w:rPr>
+          <w:szCs w:val="28"/>
+          <w:lang w:val="en-US" w:eastAsia="ru-RU"/>
+        </w:rPr>
+        <w:t>postfix</w:t>
+      </w:r>
+      <w:r>
+        <w:rPr>
+          <w:szCs w:val="28"/>
+          <w:lang w:eastAsia="ru-RU"/>
+        </w:rPr>
+        <w:t xml:space="preserve">, </w:t>
+      </w:r>
+      <w:r>
+        <w:rPr>
+          <w:szCs w:val="28"/>
+          <w:lang w:eastAsia="ru-RU"/>
+        </w:rPr>
+        <w:t xml:space="preserve">входящего в состав пакета </w:t>
+      </w:r>
+      <w:r>
+        <w:rPr>
+          <w:szCs w:val="28"/>
+          <w:lang w:eastAsia="ru-RU"/>
+        </w:rPr>
+        <w:t>iRedMail</w:t>
+      </w:r>
+      <w:r>
+        <w:rPr>
+          <w:szCs w:val="28"/>
+          <w:lang w:eastAsia="ru-RU"/>
+        </w:rPr>
+        <w:t>,</w:t>
       </w:r>
       <w:r>
         <w:rPr>
@@ -569,21 +538,1587 @@
           <w:szCs w:val="28"/>
           <w:lang w:eastAsia="ru-RU"/>
         </w:rPr>
-        <w:t>–</w:t>
-      </w:r>
-      <w:r>
-        <w:rPr>
-          <w:szCs w:val="28"/>
-          <w:lang w:eastAsia="ru-RU"/>
-        </w:rPr>
-        <w:t xml:space="preserve"> задачи, выполненные автоматически в ходе выполнения предыдущей лабораторной работы по установке </w:t>
+        <w:t xml:space="preserve">для отправки </w:t>
       </w:r>
       <w:r>
         <w:rPr>
           <w:szCs w:val="28"/>
           <w:lang w:val="en-US" w:eastAsia="ru-RU"/>
         </w:rPr>
-        <w:t>iRedMail</w:t>
+        <w:t>e</w:t>
+      </w:r>
+      <w:r>
+        <w:rPr>
+          <w:szCs w:val="28"/>
+          <w:lang w:eastAsia="ru-RU"/>
+        </w:rPr>
+        <w:t>-</w:t>
+      </w:r>
+      <w:r>
+        <w:rPr>
+          <w:szCs w:val="28"/>
+          <w:lang w:val="en-US" w:eastAsia="ru-RU"/>
+        </w:rPr>
+        <w:t>mail</w:t>
+      </w:r>
+      <w:r>
+        <w:rPr>
+          <w:szCs w:val="28"/>
+          <w:lang w:eastAsia="ru-RU"/>
+        </w:rPr>
+        <w:t>;</w:t>
+      </w:r>
+    </w:p>
+    <w:p>
+      <w:pPr>
+        <w:pStyle w:val="a6"/>
+        <w:numPr>
+          <w:ilvl w:val="0"/>
+          <w:numId w:val="7"/>
+        </w:numPr>
+        <w:tabs>
+          <w:tab w:val="left" w:pos="426"/>
+        </w:tabs>
+        <w:ind w:left="0" w:firstLine="0"/>
+        <w:rPr>
+          <w:szCs w:val="28"/>
+          <w:lang w:eastAsia="ru-RU"/>
+        </w:rPr>
+      </w:pPr>
+      <w:r>
+        <w:rPr>
+          <w:szCs w:val="28"/>
+          <w:lang w:val="be-BY" w:eastAsia="ru-RU"/>
+        </w:rPr>
+        <w:t>сконфигурировать</w:t>
+      </w:r>
+      <w:r>
+        <w:t xml:space="preserve"> </w:t>
+      </w:r>
+      <w:r>
+        <w:rPr>
+          <w:szCs w:val="28"/>
+          <w:lang w:val="be-BY" w:eastAsia="ru-RU"/>
+        </w:rPr>
+        <w:t>SMTP-сервер</w:t>
+      </w:r>
+      <w:r>
+        <w:rPr>
+          <w:szCs w:val="28"/>
+          <w:lang w:val="be-BY" w:eastAsia="ru-RU"/>
+        </w:rPr>
+        <w:t xml:space="preserve"> postfix на прием писем из </w:t>
+      </w:r>
+      <w:r>
+        <w:rPr>
+          <w:szCs w:val="28"/>
+          <w:lang w:val="en-US" w:eastAsia="ru-RU"/>
+        </w:rPr>
+        <w:t>docker</w:t>
+      </w:r>
+      <w:r>
+        <w:rPr>
+          <w:szCs w:val="28"/>
+          <w:lang w:eastAsia="ru-RU"/>
+        </w:rPr>
+        <w:t>-</w:t>
+      </w:r>
+      <w:r>
+        <w:rPr>
+          <w:szCs w:val="28"/>
+          <w:lang w:eastAsia="ru-RU"/>
+        </w:rPr>
+        <w:t xml:space="preserve">контейнера с </w:t>
+      </w:r>
+      <w:r>
+        <w:rPr>
+          <w:szCs w:val="28"/>
+          <w:lang w:val="en-US" w:eastAsia="ru-RU"/>
+        </w:rPr>
+        <w:t>ERP</w:t>
+      </w:r>
+      <w:r>
+        <w:rPr>
+          <w:szCs w:val="28"/>
+          <w:lang w:eastAsia="ru-RU"/>
+        </w:rPr>
+        <w:t>-</w:t>
+      </w:r>
+      <w:r>
+        <w:rPr>
+          <w:szCs w:val="28"/>
+          <w:lang w:eastAsia="ru-RU"/>
+        </w:rPr>
+        <w:t xml:space="preserve">системой </w:t>
+      </w:r>
+      <w:r>
+        <w:rPr>
+          <w:szCs w:val="28"/>
+          <w:lang w:val="en-US" w:eastAsia="ru-RU"/>
+        </w:rPr>
+        <w:t>odoo</w:t>
+      </w:r>
+      <w:r>
+        <w:rPr>
+          <w:szCs w:val="28"/>
+          <w:lang w:eastAsia="ru-RU"/>
+        </w:rPr>
+        <w:t>;</w:t>
+      </w:r>
+    </w:p>
+    <w:p>
+      <w:pPr>
+        <w:pStyle w:val="a6"/>
+        <w:numPr>
+          <w:ilvl w:val="0"/>
+          <w:numId w:val="7"/>
+        </w:numPr>
+        <w:tabs>
+          <w:tab w:val="left" w:pos="426"/>
+        </w:tabs>
+        <w:ind w:left="0" w:firstLine="0"/>
+        <w:rPr>
+          <w:szCs w:val="28"/>
+          <w:lang w:eastAsia="ru-RU"/>
+        </w:rPr>
+      </w:pPr>
+      <w:r>
+        <w:rPr>
+          <w:szCs w:val="28"/>
+          <w:lang w:val="be-BY" w:eastAsia="ru-RU"/>
+        </w:rPr>
+        <w:t xml:space="preserve">создать </w:t>
+      </w:r>
+      <w:r>
+        <w:rPr>
+          <w:szCs w:val="28"/>
+          <w:lang w:val="be-BY" w:eastAsia="ru-RU"/>
+        </w:rPr>
+        <w:t xml:space="preserve">почтовый ящик </w:t>
+      </w:r>
+      <w:r>
+        <w:rPr>
+          <w:szCs w:val="28"/>
+          <w:lang w:val="be-BY" w:eastAsia="ru-RU"/>
+        </w:rPr>
+        <w:t xml:space="preserve">на почтовом сервере с помощью панели </w:t>
+      </w:r>
+      <w:r>
+        <w:rPr>
+          <w:szCs w:val="28"/>
+          <w:lang w:val="en-US" w:eastAsia="ru-RU"/>
+        </w:rPr>
+        <w:t>iRedAdmin</w:t>
+      </w:r>
+      <w:r>
+        <w:rPr>
+          <w:szCs w:val="28"/>
+          <w:lang w:eastAsia="ru-RU"/>
+        </w:rPr>
+        <w:t>;</w:t>
+      </w:r>
+    </w:p>
+    <w:p>
+      <w:pPr>
+        <w:pStyle w:val="a6"/>
+        <w:numPr>
+          <w:ilvl w:val="0"/>
+          <w:numId w:val="7"/>
+        </w:numPr>
+        <w:tabs>
+          <w:tab w:val="left" w:pos="426"/>
+        </w:tabs>
+        <w:ind w:left="0" w:firstLine="0"/>
+        <w:rPr>
+          <w:szCs w:val="28"/>
+          <w:lang w:eastAsia="ru-RU"/>
+        </w:rPr>
+      </w:pPr>
+      <w:r>
+        <w:rPr>
+          <w:szCs w:val="28"/>
+          <w:lang w:eastAsia="ru-RU"/>
+        </w:rPr>
+        <w:t xml:space="preserve">создать пользователя </w:t>
+      </w:r>
+      <w:r>
+        <w:rPr>
+          <w:szCs w:val="28"/>
+          <w:lang w:eastAsia="ru-RU"/>
+        </w:rPr>
+        <w:t xml:space="preserve">в </w:t>
+      </w:r>
+      <w:r>
+        <w:rPr>
+          <w:szCs w:val="28"/>
+          <w:lang w:eastAsia="ru-RU"/>
+        </w:rPr>
+        <w:t>ERP-систем</w:t>
+      </w:r>
+      <w:r>
+        <w:rPr>
+          <w:szCs w:val="28"/>
+          <w:lang w:eastAsia="ru-RU"/>
+        </w:rPr>
+        <w:t>е</w:t>
+      </w:r>
+      <w:r>
+        <w:rPr>
+          <w:szCs w:val="28"/>
+          <w:lang w:eastAsia="ru-RU"/>
+        </w:rPr>
+        <w:t xml:space="preserve"> odoo</w:t>
+      </w:r>
+      <w:r>
+        <w:rPr>
+          <w:szCs w:val="28"/>
+          <w:lang w:eastAsia="ru-RU"/>
+        </w:rPr>
+        <w:t>, назначить ему права на использование только бухгалтерских компонентов, выслать подтверждение</w:t>
+      </w:r>
+      <w:r>
+        <w:rPr>
+          <w:szCs w:val="28"/>
+          <w:lang w:val="be-BY" w:eastAsia="ru-RU"/>
+        </w:rPr>
+        <w:t xml:space="preserve"> </w:t>
+      </w:r>
+      <w:r>
+        <w:rPr>
+          <w:szCs w:val="28"/>
+          <w:lang w:val="be-BY" w:eastAsia="ru-RU"/>
+        </w:rPr>
+        <w:t>на созданный почтовый ящик;</w:t>
+      </w:r>
+    </w:p>
+    <w:p>
+      <w:pPr>
+        <w:pStyle w:val="a6"/>
+        <w:numPr>
+          <w:ilvl w:val="0"/>
+          <w:numId w:val="7"/>
+        </w:numPr>
+        <w:tabs>
+          <w:tab w:val="left" w:pos="426"/>
+        </w:tabs>
+        <w:ind w:left="0" w:firstLine="0"/>
+        <w:rPr>
+          <w:szCs w:val="28"/>
+          <w:lang w:eastAsia="ru-RU"/>
+        </w:rPr>
+      </w:pPr>
+      <w:r>
+        <w:rPr>
+          <w:szCs w:val="28"/>
+          <w:lang w:val="be-BY" w:eastAsia="ru-RU"/>
+        </w:rPr>
+        <w:t xml:space="preserve">выполнить регистрацию пользователя в </w:t>
+      </w:r>
+      <w:r>
+        <w:rPr>
+          <w:szCs w:val="28"/>
+          <w:lang w:val="be-BY" w:eastAsia="ru-RU"/>
+        </w:rPr>
+        <w:t>ERP-системе odoo</w:t>
+      </w:r>
+      <w:r>
+        <w:rPr>
+          <w:szCs w:val="28"/>
+          <w:lang w:val="be-BY" w:eastAsia="ru-RU"/>
+        </w:rPr>
+        <w:t>, перейдя по ссылке в полученном на почтовый ящик письме и заполнив регистрационную форму</w:t>
+      </w:r>
+      <w:r>
+        <w:rPr>
+          <w:szCs w:val="28"/>
+          <w:lang w:val="be-BY" w:eastAsia="ru-RU"/>
+        </w:rPr>
+        <w:t>.</w:t>
+      </w:r>
+    </w:p>
+    <w:p>
+      <w:pPr>
+        <w:pStyle w:val="a6"/>
+        <w:numPr>
+          <w:ilvl w:val="0"/>
+          <w:numId w:val="7"/>
+        </w:numPr>
+        <w:tabs>
+          <w:tab w:val="left" w:pos="426"/>
+        </w:tabs>
+        <w:ind w:left="0" w:firstLine="0"/>
+        <w:rPr>
+          <w:szCs w:val="28"/>
+          <w:lang w:eastAsia="ru-RU"/>
+        </w:rPr>
+      </w:pPr>
+      <w:r>
+        <w:rPr>
+          <w:szCs w:val="28"/>
+          <w:lang w:eastAsia="ru-RU"/>
+        </w:rPr>
+        <w:t>определит</w:t>
+      </w:r>
+      <w:r>
+        <w:rPr>
+          <w:szCs w:val="28"/>
+          <w:lang w:eastAsia="ru-RU"/>
+        </w:rPr>
+        <w:t>е</w:t>
+      </w:r>
+      <w:r>
+        <w:rPr>
+          <w:szCs w:val="28"/>
+          <w:lang w:eastAsia="ru-RU"/>
+        </w:rPr>
+        <w:t xml:space="preserve"> пути в ОС Ubuntu и внутри контейнера</w:t>
+      </w:r>
+      <w:r>
+        <w:rPr>
+          <w:szCs w:val="28"/>
+          <w:lang w:val="be-BY" w:eastAsia="ru-RU"/>
+        </w:rPr>
+        <w:t xml:space="preserve"> </w:t>
+      </w:r>
+      <w:r>
+        <w:rPr>
+          <w:szCs w:val="28"/>
+          <w:lang w:eastAsia="ru-RU"/>
+        </w:rPr>
+        <w:t>odoo</w:t>
+      </w:r>
+      <w:r>
+        <w:rPr>
+          <w:szCs w:val="28"/>
+          <w:lang w:eastAsia="ru-RU"/>
+        </w:rPr>
+        <w:t xml:space="preserve"> к папке, используемой odoo для размещения дополнительных модулей, с помощью команды </w:t>
+      </w:r>
+    </w:p>
+    <w:p>
+      <w:pPr>
+        <w:pStyle w:val="a4"/>
+      </w:pPr>
+      <w:r>
+        <w:t>docker inspect odoo | less</w:t>
+      </w:r>
+    </w:p>
+    <w:p>
+      <w:pPr>
+        <w:pStyle w:val="a6"/>
+        <w:numPr>
+          <w:ilvl w:val="0"/>
+          <w:numId w:val="7"/>
+        </w:numPr>
+        <w:tabs>
+          <w:tab w:val="left" w:pos="426"/>
+        </w:tabs>
+        <w:ind w:left="0" w:firstLine="0"/>
+        <w:rPr>
+          <w:szCs w:val="28"/>
+          <w:lang w:eastAsia="ru-RU"/>
+        </w:rPr>
+      </w:pPr>
+      <w:r>
+        <w:rPr>
+          <w:szCs w:val="28"/>
+          <w:lang w:eastAsia="ru-RU"/>
+        </w:rPr>
+        <w:t>запустит</w:t>
+      </w:r>
+      <w:r>
+        <w:rPr>
+          <w:szCs w:val="28"/>
+          <w:lang w:eastAsia="ru-RU"/>
+        </w:rPr>
+        <w:t>е</w:t>
+      </w:r>
+      <w:r>
+        <w:rPr>
+          <w:szCs w:val="28"/>
+          <w:lang w:eastAsia="ru-RU"/>
+        </w:rPr>
+        <w:t xml:space="preserve"> командную строку bash внутри контейнера командой </w:t>
+      </w:r>
+    </w:p>
+    <w:p>
+      <w:pPr>
+        <w:pStyle w:val="a4"/>
+      </w:pPr>
+      <w:r>
+        <w:t xml:space="preserve">docker exec -it odoo /bin/bash </w:t>
+      </w:r>
+    </w:p>
+    <w:p>
+      <w:pPr>
+        <w:pStyle w:val="a6"/>
+        <w:numPr>
+          <w:ilvl w:val="0"/>
+          <w:numId w:val="7"/>
+        </w:numPr>
+        <w:tabs>
+          <w:tab w:val="left" w:pos="426"/>
+        </w:tabs>
+        <w:ind w:left="0" w:firstLine="0"/>
+        <w:rPr>
+          <w:szCs w:val="28"/>
+          <w:lang w:eastAsia="ru-RU"/>
+        </w:rPr>
+      </w:pPr>
+      <w:r>
+        <w:rPr>
+          <w:szCs w:val="28"/>
+          <w:lang w:eastAsia="ru-RU"/>
+        </w:rPr>
+        <w:t>созда</w:t>
+      </w:r>
+      <w:r>
+        <w:rPr>
+          <w:szCs w:val="28"/>
+          <w:lang w:eastAsia="ru-RU"/>
+        </w:rPr>
+        <w:t>йте</w:t>
+      </w:r>
+      <w:r>
+        <w:rPr>
+          <w:szCs w:val="28"/>
+          <w:lang w:eastAsia="ru-RU"/>
+        </w:rPr>
+        <w:t xml:space="preserve"> </w:t>
+      </w:r>
+      <w:r>
+        <w:rPr>
+          <w:szCs w:val="28"/>
+          <w:lang w:eastAsia="ru-RU"/>
+        </w:rPr>
+        <w:t>заготовку модуля</w:t>
+      </w:r>
+      <w:r>
+        <w:rPr>
+          <w:szCs w:val="28"/>
+          <w:lang w:eastAsia="ru-RU"/>
+        </w:rPr>
+        <w:t xml:space="preserve"> </w:t>
+      </w:r>
+      <w:r>
+        <w:rPr>
+          <w:szCs w:val="28"/>
+          <w:lang w:eastAsia="ru-RU"/>
+        </w:rPr>
+        <w:t>в папке для дополнительных модулей командой</w:t>
+      </w:r>
+    </w:p>
+    <w:p>
+      <w:pPr>
+        <w:pStyle w:val="a4"/>
+      </w:pPr>
+      <w:r>
+        <w:t xml:space="preserve">odoo scaffold test_module /mnt/extra-addons/ </w:t>
+      </w:r>
+    </w:p>
+    <w:p>
+      <w:pPr>
+        <w:pStyle w:val="a6"/>
+        <w:numPr>
+          <w:ilvl w:val="0"/>
+          <w:numId w:val="7"/>
+        </w:numPr>
+        <w:tabs>
+          <w:tab w:val="left" w:pos="426"/>
+        </w:tabs>
+        <w:ind w:left="0" w:firstLine="0"/>
+        <w:rPr>
+          <w:szCs w:val="28"/>
+          <w:lang w:eastAsia="ru-RU"/>
+        </w:rPr>
+      </w:pPr>
+      <w:r>
+        <w:rPr>
+          <w:szCs w:val="28"/>
+          <w:lang w:eastAsia="ru-RU"/>
+        </w:rPr>
+        <w:t>выйдите из командной строки внутри контейнера командой</w:t>
+      </w:r>
+    </w:p>
+    <w:p>
+      <w:pPr>
+        <w:pStyle w:val="a4"/>
+      </w:pPr>
+      <w:r>
+        <w:t>exit</w:t>
+      </w:r>
+    </w:p>
+    <w:p>
+      <w:pPr>
+        <w:pStyle w:val="a6"/>
+        <w:numPr>
+          <w:ilvl w:val="0"/>
+          <w:numId w:val="7"/>
+        </w:numPr>
+        <w:tabs>
+          <w:tab w:val="left" w:pos="426"/>
+        </w:tabs>
+        <w:ind w:left="0" w:firstLine="0"/>
+        <w:rPr>
+          <w:szCs w:val="28"/>
+          <w:lang w:eastAsia="ru-RU"/>
+        </w:rPr>
+      </w:pPr>
+      <w:r>
+        <w:rPr>
+          <w:szCs w:val="28"/>
+          <w:lang w:eastAsia="ru-RU"/>
+        </w:rPr>
+        <w:t>на физической машине</w:t>
+      </w:r>
+      <w:r>
+        <w:rPr>
+          <w:szCs w:val="28"/>
+          <w:lang w:eastAsia="ru-RU"/>
+        </w:rPr>
+        <w:t xml:space="preserve"> </w:t>
+      </w:r>
+      <w:r>
+        <w:rPr>
+          <w:szCs w:val="28"/>
+          <w:lang w:eastAsia="ru-RU"/>
+        </w:rPr>
+        <w:t xml:space="preserve">для удобства редактирования исходного кода модуля скачайте исходный код </w:t>
+      </w:r>
+      <w:r>
+        <w:rPr>
+          <w:szCs w:val="28"/>
+          <w:lang w:val="en-US" w:eastAsia="ru-RU"/>
+        </w:rPr>
+        <w:t>odoo</w:t>
+      </w:r>
+      <w:r>
+        <w:rPr>
+          <w:szCs w:val="28"/>
+          <w:lang w:eastAsia="ru-RU"/>
+        </w:rPr>
+        <w:t xml:space="preserve"> </w:t>
+      </w:r>
+      <w:r>
+        <w:rPr>
+          <w:szCs w:val="28"/>
+          <w:lang w:val="en-US" w:eastAsia="ru-RU"/>
+        </w:rPr>
+        <w:t>c</w:t>
+      </w:r>
+      <w:r>
+        <w:rPr>
+          <w:szCs w:val="28"/>
+          <w:lang w:eastAsia="ru-RU"/>
+        </w:rPr>
+        <w:t xml:space="preserve"> </w:t>
+      </w:r>
+      <w:r>
+        <w:rPr>
+          <w:szCs w:val="28"/>
+          <w:lang w:val="en-US" w:eastAsia="ru-RU"/>
+        </w:rPr>
+        <w:t>github</w:t>
+      </w:r>
+      <w:r>
+        <w:rPr>
+          <w:szCs w:val="28"/>
+          <w:lang w:eastAsia="ru-RU"/>
+        </w:rPr>
+        <w:t>:</w:t>
+      </w:r>
+    </w:p>
+    <w:p>
+      <w:pPr>
+        <w:pStyle w:val="a4"/>
+      </w:pPr>
+      <w:r>
+        <w:t>https://github.com/odoo/odoo</w:t>
+      </w:r>
+    </w:p>
+    <w:p>
+      <w:pPr>
+        <w:pStyle w:val="a6"/>
+        <w:numPr>
+          <w:ilvl w:val="0"/>
+          <w:numId w:val="7"/>
+        </w:numPr>
+        <w:tabs>
+          <w:tab w:val="left" w:pos="426"/>
+        </w:tabs>
+        <w:ind w:left="0" w:firstLine="0"/>
+        <w:rPr>
+          <w:b/>
+          <w:szCs w:val="28"/>
+          <w:lang w:eastAsia="ru-RU"/>
+        </w:rPr>
+      </w:pPr>
+      <w:r>
+        <w:rPr>
+          <w:szCs w:val="28"/>
+          <w:lang w:eastAsia="ru-RU"/>
+        </w:rPr>
+        <w:t>распакоуйте скачанный исходный код в отдельную папку;</w:t>
+      </w:r>
+    </w:p>
+    <w:p>
+      <w:pPr>
+        <w:pStyle w:val="a6"/>
+        <w:numPr>
+          <w:ilvl w:val="0"/>
+          <w:numId w:val="7"/>
+        </w:numPr>
+        <w:tabs>
+          <w:tab w:val="left" w:pos="426"/>
+        </w:tabs>
+        <w:ind w:left="0" w:firstLine="0"/>
+        <w:rPr>
+          <w:b/>
+          <w:szCs w:val="28"/>
+          <w:lang w:eastAsia="ru-RU"/>
+        </w:rPr>
+      </w:pPr>
+      <w:r>
+        <w:rPr>
+          <w:szCs w:val="28"/>
+          <w:lang w:eastAsia="ru-RU"/>
+        </w:rPr>
+        <w:t xml:space="preserve">скопируйте по </w:t>
+      </w:r>
+      <w:r>
+        <w:rPr>
+          <w:szCs w:val="28"/>
+          <w:lang w:val="en-US" w:eastAsia="ru-RU"/>
+        </w:rPr>
+        <w:t>FTP</w:t>
+      </w:r>
+      <w:r>
+        <w:rPr>
+          <w:szCs w:val="28"/>
+          <w:lang w:eastAsia="ru-RU"/>
+        </w:rPr>
+        <w:t xml:space="preserve"> </w:t>
+      </w:r>
+      <w:r>
+        <w:rPr>
+          <w:szCs w:val="28"/>
+          <w:lang w:eastAsia="ru-RU"/>
+        </w:rPr>
+        <w:t xml:space="preserve">с виртуальной машины созданную ранее заготовку модуля (папку) </w:t>
+      </w:r>
+      <w:r>
+        <w:rPr>
+          <w:rStyle w:val="a5"/>
+        </w:rPr>
+        <w:t>test</w:t>
+      </w:r>
+      <w:r>
+        <w:rPr>
+          <w:rStyle w:val="a5"/>
+          <w:lang w:val="ru-RU"/>
+        </w:rPr>
+        <w:t>_</w:t>
+      </w:r>
+      <w:r>
+        <w:rPr>
+          <w:rStyle w:val="a5"/>
+        </w:rPr>
+        <w:t>module</w:t>
+      </w:r>
+      <w:r>
+        <w:rPr>
+          <w:szCs w:val="28"/>
+          <w:lang w:eastAsia="ru-RU"/>
+        </w:rPr>
+        <w:t xml:space="preserve"> </w:t>
+      </w:r>
+      <w:r>
+        <w:rPr>
+          <w:szCs w:val="28"/>
+          <w:lang w:eastAsia="ru-RU"/>
+        </w:rPr>
+        <w:t xml:space="preserve">на физическую машину в папку </w:t>
+      </w:r>
+      <w:r>
+        <w:rPr>
+          <w:rStyle w:val="a5"/>
+          <w:lang w:val="ru-RU"/>
+        </w:rPr>
+        <w:t>/</w:t>
+      </w:r>
+      <w:r>
+        <w:rPr>
+          <w:rStyle w:val="a5"/>
+        </w:rPr>
+        <w:t>addons</w:t>
+      </w:r>
+      <w:r>
+        <w:rPr>
+          <w:szCs w:val="28"/>
+          <w:lang w:eastAsia="ru-RU"/>
+        </w:rPr>
+        <w:t xml:space="preserve"> внутри папки с исходным кодом </w:t>
+      </w:r>
+      <w:r>
+        <w:rPr>
+          <w:szCs w:val="28"/>
+          <w:lang w:val="en-US" w:eastAsia="ru-RU"/>
+        </w:rPr>
+        <w:t>odoo</w:t>
+      </w:r>
+      <w:r>
+        <w:rPr>
+          <w:szCs w:val="28"/>
+          <w:lang w:eastAsia="ru-RU"/>
+        </w:rPr>
+        <w:t xml:space="preserve">; </w:t>
+      </w:r>
+      <w:r>
+        <w:rPr>
+          <w:b/>
+          <w:szCs w:val="28"/>
+          <w:lang w:eastAsia="ru-RU"/>
+        </w:rPr>
+        <w:t xml:space="preserve">не перепутайте с папкой </w:t>
+      </w:r>
+      <w:r>
+        <w:rPr>
+          <w:rStyle w:val="a5"/>
+          <w:lang w:val="ru-RU"/>
+        </w:rPr>
+        <w:t>/</w:t>
+      </w:r>
+      <w:r>
+        <w:rPr>
+          <w:rStyle w:val="a5"/>
+        </w:rPr>
+        <w:t>odoo</w:t>
+      </w:r>
+      <w:r>
+        <w:rPr>
+          <w:rStyle w:val="a5"/>
+          <w:lang w:val="ru-RU"/>
+        </w:rPr>
+        <w:t>/</w:t>
+      </w:r>
+      <w:r>
+        <w:rPr>
+          <w:rStyle w:val="a5"/>
+        </w:rPr>
+        <w:t>addons</w:t>
+      </w:r>
+      <w:r>
+        <w:rPr>
+          <w:b/>
+          <w:szCs w:val="28"/>
+          <w:lang w:eastAsia="ru-RU"/>
+        </w:rPr>
+        <w:t>;</w:t>
+      </w:r>
+    </w:p>
+    <w:p>
+      <w:pPr>
+        <w:pStyle w:val="a6"/>
+        <w:numPr>
+          <w:ilvl w:val="0"/>
+          <w:numId w:val="7"/>
+        </w:numPr>
+        <w:tabs>
+          <w:tab w:val="left" w:pos="426"/>
+        </w:tabs>
+        <w:ind w:left="0" w:firstLine="0"/>
+        <w:rPr>
+          <w:szCs w:val="28"/>
+          <w:lang w:eastAsia="ru-RU"/>
+        </w:rPr>
+      </w:pPr>
+      <w:r>
+        <w:rPr>
+          <w:szCs w:val="28"/>
+          <w:lang w:eastAsia="ru-RU"/>
+        </w:rPr>
+        <w:t xml:space="preserve">для редактирования исходного кода модуля на языке </w:t>
+      </w:r>
+      <w:r>
+        <w:rPr>
+          <w:szCs w:val="28"/>
+          <w:lang w:val="en-US" w:eastAsia="ru-RU"/>
+        </w:rPr>
+        <w:t>Python</w:t>
+      </w:r>
+      <w:r>
+        <w:rPr>
+          <w:szCs w:val="28"/>
+          <w:lang w:eastAsia="ru-RU"/>
+        </w:rPr>
+        <w:t xml:space="preserve"> </w:t>
+      </w:r>
+      <w:r>
+        <w:rPr>
+          <w:szCs w:val="28"/>
+          <w:lang w:eastAsia="ru-RU"/>
+        </w:rPr>
+        <w:t>целесообразно скачать</w:t>
+      </w:r>
+      <w:r>
+        <w:rPr>
+          <w:szCs w:val="28"/>
+          <w:lang w:eastAsia="ru-RU"/>
+        </w:rPr>
+        <w:t xml:space="preserve"> </w:t>
+      </w:r>
+      <w:r>
+        <w:rPr>
+          <w:szCs w:val="28"/>
+          <w:lang w:eastAsia="ru-RU"/>
+        </w:rPr>
+        <w:t xml:space="preserve">и установить среду разработки </w:t>
+      </w:r>
+      <w:r>
+        <w:rPr>
+          <w:szCs w:val="28"/>
+          <w:lang w:val="en-US" w:eastAsia="ru-RU"/>
+        </w:rPr>
+        <w:t>PyCharm</w:t>
+      </w:r>
+      <w:r>
+        <w:rPr>
+          <w:szCs w:val="28"/>
+          <w:lang w:eastAsia="ru-RU"/>
+        </w:rPr>
+        <w:t xml:space="preserve"> </w:t>
+      </w:r>
+      <w:r>
+        <w:rPr>
+          <w:szCs w:val="28"/>
+          <w:lang w:val="en-US" w:eastAsia="ru-RU"/>
+        </w:rPr>
+        <w:t>Community</w:t>
+      </w:r>
+      <w:r>
+        <w:rPr>
+          <w:szCs w:val="28"/>
+          <w:lang w:eastAsia="ru-RU"/>
+        </w:rPr>
+        <w:t xml:space="preserve"> </w:t>
+      </w:r>
+      <w:r>
+        <w:rPr>
+          <w:szCs w:val="28"/>
+          <w:lang w:val="en-US" w:eastAsia="ru-RU"/>
+        </w:rPr>
+        <w:t>Edition</w:t>
+      </w:r>
+      <w:r>
+        <w:rPr>
+          <w:szCs w:val="28"/>
+          <w:lang w:eastAsia="ru-RU"/>
+        </w:rPr>
+        <w:t>, при установке поставьте галочку «</w:t>
+      </w:r>
+      <w:r>
+        <w:rPr>
+          <w:szCs w:val="28"/>
+          <w:lang w:val="en-US" w:eastAsia="ru-RU"/>
+        </w:rPr>
+        <w:t>Add</w:t>
+      </w:r>
+      <w:r>
+        <w:rPr>
+          <w:szCs w:val="28"/>
+          <w:lang w:eastAsia="ru-RU"/>
+        </w:rPr>
+        <w:t xml:space="preserve"> “</w:t>
+      </w:r>
+      <w:r>
+        <w:rPr>
+          <w:szCs w:val="28"/>
+          <w:lang w:val="en-US" w:eastAsia="ru-RU"/>
+        </w:rPr>
+        <w:t>Open</w:t>
+      </w:r>
+      <w:r>
+        <w:rPr>
+          <w:szCs w:val="28"/>
+          <w:lang w:eastAsia="ru-RU"/>
+        </w:rPr>
+        <w:t xml:space="preserve"> </w:t>
+      </w:r>
+      <w:r>
+        <w:rPr>
+          <w:szCs w:val="28"/>
+          <w:lang w:val="en-US" w:eastAsia="ru-RU"/>
+        </w:rPr>
+        <w:t>Folder</w:t>
+      </w:r>
+      <w:r>
+        <w:rPr>
+          <w:szCs w:val="28"/>
+          <w:lang w:eastAsia="ru-RU"/>
+        </w:rPr>
+        <w:t xml:space="preserve"> </w:t>
+      </w:r>
+      <w:r>
+        <w:rPr>
+          <w:szCs w:val="28"/>
+          <w:lang w:val="en-US" w:eastAsia="ru-RU"/>
+        </w:rPr>
+        <w:t>as</w:t>
+      </w:r>
+      <w:r>
+        <w:rPr>
+          <w:szCs w:val="28"/>
+          <w:lang w:eastAsia="ru-RU"/>
+        </w:rPr>
+        <w:t xml:space="preserve"> </w:t>
+      </w:r>
+      <w:r>
+        <w:rPr>
+          <w:szCs w:val="28"/>
+          <w:lang w:val="en-US" w:eastAsia="ru-RU"/>
+        </w:rPr>
+        <w:t>Project</w:t>
+      </w:r>
+      <w:r>
+        <w:rPr>
+          <w:szCs w:val="28"/>
+          <w:lang w:eastAsia="ru-RU"/>
+        </w:rPr>
+        <w:t>”</w:t>
+      </w:r>
+      <w:r>
+        <w:rPr>
+          <w:szCs w:val="28"/>
+          <w:lang w:eastAsia="ru-RU"/>
+        </w:rPr>
+        <w:t>»;</w:t>
+      </w:r>
+    </w:p>
+    <w:p>
+      <w:pPr>
+        <w:pStyle w:val="a6"/>
+        <w:numPr>
+          <w:ilvl w:val="0"/>
+          <w:numId w:val="7"/>
+        </w:numPr>
+        <w:tabs>
+          <w:tab w:val="left" w:pos="426"/>
+        </w:tabs>
+        <w:ind w:left="0" w:firstLine="0"/>
+        <w:rPr>
+          <w:szCs w:val="28"/>
+          <w:lang w:eastAsia="ru-RU"/>
+        </w:rPr>
+      </w:pPr>
+      <w:r>
+        <w:rPr>
+          <w:szCs w:val="28"/>
+          <w:lang w:eastAsia="ru-RU"/>
+        </w:rPr>
+        <w:t xml:space="preserve">нажмите правой кнопкой мыши по папке с исходным кодом </w:t>
+      </w:r>
+      <w:r>
+        <w:rPr>
+          <w:szCs w:val="28"/>
+          <w:lang w:val="en-US" w:eastAsia="ru-RU"/>
+        </w:rPr>
+        <w:t>odoo</w:t>
+      </w:r>
+      <w:r>
+        <w:rPr>
+          <w:szCs w:val="28"/>
+          <w:lang w:eastAsia="ru-RU"/>
+        </w:rPr>
+        <w:t xml:space="preserve"> </w:t>
+      </w:r>
+      <w:r>
+        <w:rPr>
+          <w:szCs w:val="28"/>
+          <w:lang w:eastAsia="ru-RU"/>
+        </w:rPr>
+        <w:t>и выберите пункт «</w:t>
+      </w:r>
+      <w:r>
+        <w:rPr>
+          <w:szCs w:val="28"/>
+          <w:lang w:val="en-US" w:eastAsia="ru-RU"/>
+        </w:rPr>
+        <w:t>Open</w:t>
+      </w:r>
+      <w:r>
+        <w:rPr>
+          <w:szCs w:val="28"/>
+          <w:lang w:eastAsia="ru-RU"/>
+        </w:rPr>
+        <w:t xml:space="preserve"> </w:t>
+      </w:r>
+      <w:r>
+        <w:rPr>
+          <w:szCs w:val="28"/>
+          <w:lang w:val="en-US" w:eastAsia="ru-RU"/>
+        </w:rPr>
+        <w:t>Folder</w:t>
+      </w:r>
+      <w:r>
+        <w:rPr>
+          <w:szCs w:val="28"/>
+          <w:lang w:eastAsia="ru-RU"/>
+        </w:rPr>
+        <w:t xml:space="preserve"> </w:t>
+      </w:r>
+      <w:r>
+        <w:rPr>
+          <w:szCs w:val="28"/>
+          <w:lang w:val="en-US" w:eastAsia="ru-RU"/>
+        </w:rPr>
+        <w:t>as</w:t>
+      </w:r>
+      <w:r>
+        <w:rPr>
+          <w:szCs w:val="28"/>
+          <w:lang w:eastAsia="ru-RU"/>
+        </w:rPr>
+        <w:t xml:space="preserve"> </w:t>
+      </w:r>
+      <w:r>
+        <w:rPr>
+          <w:szCs w:val="28"/>
+          <w:lang w:val="en-US" w:eastAsia="ru-RU"/>
+        </w:rPr>
+        <w:t>PyCharm</w:t>
+      </w:r>
+      <w:r>
+        <w:rPr>
+          <w:szCs w:val="28"/>
+          <w:lang w:eastAsia="ru-RU"/>
+        </w:rPr>
+        <w:t xml:space="preserve"> </w:t>
+      </w:r>
+      <w:r>
+        <w:rPr>
+          <w:szCs w:val="28"/>
+          <w:lang w:val="en-US" w:eastAsia="ru-RU"/>
+        </w:rPr>
+        <w:t>Community</w:t>
+      </w:r>
+      <w:r>
+        <w:rPr>
+          <w:szCs w:val="28"/>
+          <w:lang w:eastAsia="ru-RU"/>
+        </w:rPr>
+        <w:t xml:space="preserve"> </w:t>
+      </w:r>
+      <w:r>
+        <w:rPr>
+          <w:szCs w:val="28"/>
+          <w:lang w:val="en-US" w:eastAsia="ru-RU"/>
+        </w:rPr>
+        <w:t>Edition</w:t>
+      </w:r>
+      <w:r>
+        <w:rPr>
+          <w:szCs w:val="28"/>
+          <w:lang w:eastAsia="ru-RU"/>
+        </w:rPr>
+        <w:t xml:space="preserve"> </w:t>
+      </w:r>
+      <w:r>
+        <w:rPr>
+          <w:szCs w:val="28"/>
+          <w:lang w:val="en-US" w:eastAsia="ru-RU"/>
+        </w:rPr>
+        <w:t>Project</w:t>
+      </w:r>
+      <w:r>
+        <w:rPr>
+          <w:szCs w:val="28"/>
+          <w:lang w:eastAsia="ru-RU"/>
+        </w:rPr>
+        <w:t>»</w:t>
+      </w:r>
+      <w:r>
+        <w:rPr>
+          <w:szCs w:val="28"/>
+          <w:lang w:eastAsia="ru-RU"/>
+        </w:rPr>
+        <w:t>;</w:t>
+      </w:r>
+    </w:p>
+    <w:p>
+      <w:pPr>
+        <w:pStyle w:val="a6"/>
+        <w:numPr>
+          <w:ilvl w:val="0"/>
+          <w:numId w:val="7"/>
+        </w:numPr>
+        <w:tabs>
+          <w:tab w:val="left" w:pos="426"/>
+        </w:tabs>
+        <w:ind w:left="0" w:firstLine="0"/>
+        <w:rPr>
+          <w:szCs w:val="28"/>
+          <w:lang w:eastAsia="ru-RU"/>
+        </w:rPr>
+      </w:pPr>
+      <w:r>
+        <w:rPr>
+          <w:szCs w:val="28"/>
+          <w:lang w:eastAsia="ru-RU"/>
+        </w:rPr>
+        <w:lastRenderedPageBreak/>
+        <w:t xml:space="preserve">на панели </w:t>
+      </w:r>
+      <w:r>
+        <w:rPr>
+          <w:szCs w:val="28"/>
+          <w:lang w:val="en-US" w:eastAsia="ru-RU"/>
+        </w:rPr>
+        <w:t>Project</w:t>
+      </w:r>
+      <w:r>
+        <w:rPr>
+          <w:szCs w:val="28"/>
+          <w:lang w:eastAsia="ru-RU"/>
+        </w:rPr>
+        <w:t xml:space="preserve"> </w:t>
+      </w:r>
+      <w:r>
+        <w:rPr>
+          <w:szCs w:val="28"/>
+          <w:lang w:eastAsia="ru-RU"/>
+        </w:rPr>
+        <w:t>найдите заготовку модуля (папку);</w:t>
+      </w:r>
+    </w:p>
+    <w:p>
+      <w:pPr>
+        <w:pStyle w:val="a6"/>
+        <w:numPr>
+          <w:ilvl w:val="0"/>
+          <w:numId w:val="7"/>
+        </w:numPr>
+        <w:tabs>
+          <w:tab w:val="left" w:pos="426"/>
+        </w:tabs>
+        <w:ind w:left="0" w:firstLine="0"/>
+        <w:rPr>
+          <w:szCs w:val="28"/>
+          <w:lang w:eastAsia="ru-RU"/>
+        </w:rPr>
+      </w:pPr>
+      <w:r>
+        <w:rPr>
+          <w:szCs w:val="28"/>
+          <w:lang w:eastAsia="ru-RU"/>
+        </w:rPr>
+        <w:t xml:space="preserve">в первую очередь необходимо обеспечить хранение номеров счетов работников с помощью модели, поэтому отредактируйте файл </w:t>
+      </w:r>
+      <w:r>
+        <w:rPr>
+          <w:rStyle w:val="a5"/>
+          <w:lang w:val="ru-RU"/>
+        </w:rPr>
+        <w:t>/</w:t>
+      </w:r>
+      <w:r>
+        <w:rPr>
+          <w:rStyle w:val="a5"/>
+        </w:rPr>
+        <w:t>models</w:t>
+      </w:r>
+      <w:r>
+        <w:rPr>
+          <w:rStyle w:val="a5"/>
+          <w:lang w:val="ru-RU"/>
+        </w:rPr>
+        <w:t>/</w:t>
+      </w:r>
+      <w:r>
+        <w:rPr>
+          <w:rStyle w:val="a5"/>
+        </w:rPr>
+        <w:t>models</w:t>
+      </w:r>
+      <w:r>
+        <w:rPr>
+          <w:rStyle w:val="a5"/>
+          <w:lang w:val="ru-RU"/>
+        </w:rPr>
+        <w:t>.</w:t>
+      </w:r>
+      <w:r>
+        <w:rPr>
+          <w:rStyle w:val="a5"/>
+        </w:rPr>
+        <w:t>py</w:t>
+      </w:r>
+      <w:r>
+        <w:rPr>
+          <w:szCs w:val="28"/>
+          <w:lang w:eastAsia="ru-RU"/>
+        </w:rPr>
+        <w:t xml:space="preserve"> внутри папки с заготовкой модуля следующим образом для добавления поля </w:t>
+      </w:r>
+      <w:r>
+        <w:rPr>
+          <w:rStyle w:val="a5"/>
+        </w:rPr>
+        <w:t>iban</w:t>
+      </w:r>
+      <w:r>
+        <w:rPr>
+          <w:szCs w:val="28"/>
+          <w:lang w:eastAsia="ru-RU"/>
+        </w:rPr>
+        <w:t xml:space="preserve"> </w:t>
+      </w:r>
+      <w:r>
+        <w:rPr>
+          <w:szCs w:val="28"/>
+          <w:lang w:eastAsia="ru-RU"/>
+        </w:rPr>
+        <w:t xml:space="preserve">к существующей модели </w:t>
+      </w:r>
+      <w:r>
+        <w:rPr>
+          <w:rStyle w:val="a5"/>
+        </w:rPr>
+        <w:t>hr</w:t>
+      </w:r>
+      <w:r>
+        <w:rPr>
+          <w:rStyle w:val="a5"/>
+          <w:lang w:val="ru-RU"/>
+        </w:rPr>
+        <w:t>.</w:t>
+      </w:r>
+      <w:r>
+        <w:rPr>
+          <w:rStyle w:val="a5"/>
+        </w:rPr>
+        <w:t>employee</w:t>
+      </w:r>
+      <w:r>
+        <w:rPr>
+          <w:szCs w:val="28"/>
+          <w:lang w:eastAsia="ru-RU"/>
+        </w:rPr>
+        <w:t>:</w:t>
+      </w:r>
+    </w:p>
+    <w:p>
+      <w:pPr>
+        <w:pStyle w:val="ad"/>
+      </w:pPr>
+      <w:r>
+        <w:rPr>
+          <w:noProof/>
+        </w:rPr>
+        <w:drawing>
+          <wp:inline distT="0" distB="0" distL="0" distR="0">
+            <wp:extent cx="6120130" cy="2228850"/>
+            <wp:effectExtent l="0" t="0" r="0" b="0"/>
+            <wp:docPr id="1" name="Рисунок 1"/>
+            <wp:cNvGraphicFramePr>
+              <a:graphicFrameLocks xmlns:a="http://schemas.openxmlformats.org/drawingml/2006/main" noChangeAspect="1"/>
+            </wp:cNvGraphicFramePr>
+            <a:graphic xmlns:a="http://schemas.openxmlformats.org/drawingml/2006/main">
+              <a:graphicData uri="http://schemas.openxmlformats.org/drawingml/2006/picture">
+                <pic:pic xmlns:pic="http://schemas.openxmlformats.org/drawingml/2006/picture">
+                  <pic:nvPicPr>
+                    <pic:cNvPr id="1" name=""/>
+                    <pic:cNvPicPr/>
+                  </pic:nvPicPr>
+                  <pic:blipFill rotWithShape="1">
+                    <a:blip r:embed="rId7" cstate="print"/>
+                    <a:srcRect b="41906"/>
+                    <a:stretch/>
+                  </pic:blipFill>
+                  <pic:spPr bwMode="auto">
+                    <a:xfrm>
+                      <a:off x="0" y="0"/>
+                      <a:ext cx="6120130" cy="2228850"/>
+                    </a:xfrm>
+                    <a:prstGeom prst="rect">
+                      <a:avLst/>
+                    </a:prstGeom>
+                    <a:ln>
+                      <a:noFill/>
+                    </a:ln>
+                    <a:extLst>
+                      <a:ext uri="{53640926-AAD7-44D8-BBD7-CCE9431645EC}">
+                        <a14:shadowObscured xmlns:a14="http://schemas.microsoft.com/office/drawing/2010/main"/>
+                      </a:ext>
+                    </a:extLst>
+                  </pic:spPr>
+                </pic:pic>
+              </a:graphicData>
+            </a:graphic>
+          </wp:inline>
+        </w:drawing>
+      </w:r>
+    </w:p>
+    <w:p>
+      <w:pPr>
+        <w:pStyle w:val="a6"/>
+        <w:numPr>
+          <w:ilvl w:val="0"/>
+          <w:numId w:val="7"/>
+        </w:numPr>
+        <w:tabs>
+          <w:tab w:val="left" w:pos="426"/>
+        </w:tabs>
+        <w:ind w:left="0" w:firstLine="0"/>
+        <w:rPr>
+          <w:szCs w:val="28"/>
+          <w:lang w:eastAsia="ru-RU"/>
+        </w:rPr>
+      </w:pPr>
+      <w:r>
+        <w:rPr>
+          <w:szCs w:val="28"/>
+          <w:lang w:eastAsia="ru-RU"/>
+        </w:rPr>
+        <w:t xml:space="preserve">для обеспечения возможности редактирования номера счета на веб-страницах </w:t>
+      </w:r>
+      <w:r>
+        <w:rPr>
+          <w:szCs w:val="28"/>
+          <w:lang w:val="en-US" w:eastAsia="ru-RU"/>
+        </w:rPr>
+        <w:t>odoo</w:t>
+      </w:r>
+      <w:r>
+        <w:rPr>
+          <w:szCs w:val="28"/>
+          <w:lang w:eastAsia="ru-RU"/>
+        </w:rPr>
+        <w:t xml:space="preserve"> </w:t>
+      </w:r>
+      <w:r>
+        <w:rPr>
+          <w:szCs w:val="28"/>
+          <w:lang w:eastAsia="ru-RU"/>
+        </w:rPr>
+        <w:t xml:space="preserve">добавьте вкладку с полем для ввода/вывода номера счета в существующее представление </w:t>
+      </w:r>
+      <w:r>
+        <w:rPr>
+          <w:rStyle w:val="a5"/>
+        </w:rPr>
+        <w:t>hr</w:t>
+      </w:r>
+      <w:r>
+        <w:rPr>
+          <w:rStyle w:val="a5"/>
+          <w:lang w:val="ru-RU"/>
+        </w:rPr>
+        <w:t>.</w:t>
+      </w:r>
+      <w:r>
+        <w:rPr>
+          <w:rStyle w:val="a5"/>
+        </w:rPr>
+        <w:t>view</w:t>
+      </w:r>
+      <w:r>
+        <w:rPr>
+          <w:rStyle w:val="a5"/>
+          <w:lang w:val="ru-RU"/>
+        </w:rPr>
+        <w:t>_</w:t>
+      </w:r>
+      <w:r>
+        <w:rPr>
+          <w:rStyle w:val="a5"/>
+        </w:rPr>
+        <w:t>employee</w:t>
+      </w:r>
+      <w:r>
+        <w:rPr>
+          <w:rStyle w:val="a5"/>
+          <w:lang w:val="ru-RU"/>
+        </w:rPr>
+        <w:t>_</w:t>
+      </w:r>
+      <w:r>
+        <w:rPr>
+          <w:rStyle w:val="a5"/>
+        </w:rPr>
+        <w:t>form</w:t>
+      </w:r>
+      <w:r>
+        <w:rPr>
+          <w:szCs w:val="28"/>
+          <w:lang w:eastAsia="ru-RU"/>
+        </w:rPr>
+        <w:t xml:space="preserve">, например, после вкладки </w:t>
+      </w:r>
+      <w:r>
+        <w:rPr>
+          <w:rStyle w:val="a5"/>
+        </w:rPr>
+        <w:t>personal</w:t>
+      </w:r>
+      <w:r>
+        <w:rPr>
+          <w:rStyle w:val="a5"/>
+          <w:lang w:val="ru-RU"/>
+        </w:rPr>
+        <w:t>_</w:t>
+      </w:r>
+      <w:r>
+        <w:rPr>
+          <w:rStyle w:val="a5"/>
+        </w:rPr>
+        <w:t>information</w:t>
+      </w:r>
+      <w:r>
+        <w:rPr>
+          <w:szCs w:val="28"/>
+          <w:lang w:eastAsia="ru-RU"/>
+        </w:rPr>
+        <w:t xml:space="preserve">, отредактировав файл </w:t>
+      </w:r>
+      <w:r>
+        <w:rPr>
+          <w:rStyle w:val="a5"/>
+          <w:lang w:val="ru-RU"/>
+        </w:rPr>
+        <w:t>/</w:t>
+      </w:r>
+      <w:r>
+        <w:rPr>
+          <w:rStyle w:val="a5"/>
+        </w:rPr>
+        <w:t>views</w:t>
+      </w:r>
+      <w:r>
+        <w:rPr>
+          <w:rStyle w:val="a5"/>
+          <w:lang w:val="ru-RU"/>
+        </w:rPr>
+        <w:t>/</w:t>
+      </w:r>
+      <w:r>
+        <w:rPr>
+          <w:rStyle w:val="a5"/>
+        </w:rPr>
+        <w:t>view</w:t>
+      </w:r>
+      <w:r>
+        <w:rPr>
+          <w:rStyle w:val="a5"/>
+        </w:rPr>
+        <w:t>s</w:t>
+      </w:r>
+      <w:r>
+        <w:rPr>
+          <w:rStyle w:val="a5"/>
+          <w:lang w:val="ru-RU"/>
+        </w:rPr>
+        <w:t>.</w:t>
+      </w:r>
+      <w:r>
+        <w:rPr>
+          <w:rStyle w:val="a5"/>
+        </w:rPr>
+        <w:t>xml</w:t>
+      </w:r>
+      <w:r>
+        <w:t xml:space="preserve"> </w:t>
+      </w:r>
+      <w:r>
+        <w:t>следующим образом</w:t>
+      </w:r>
+      <w:r>
+        <w:rPr>
+          <w:szCs w:val="28"/>
+          <w:lang w:eastAsia="ru-RU"/>
+        </w:rPr>
+        <w:t>:</w:t>
+      </w:r>
+      <w:r>
+        <w:rPr>
+          <w:szCs w:val="28"/>
+          <w:lang w:eastAsia="ru-RU"/>
+        </w:rPr>
+        <w:t xml:space="preserve"> </w:t>
+      </w:r>
+    </w:p>
+    <w:p>
+      <w:pPr>
+        <w:pStyle w:val="ad"/>
+      </w:pPr>
+      <w:r>
+        <w:rPr>
+          <w:noProof/>
+        </w:rPr>
+        <w:drawing>
+          <wp:inline distT="0" distB="0" distL="0" distR="0">
+            <wp:extent cx="6120130" cy="3836670"/>
+            <wp:effectExtent l="0" t="0" r="0" b="0"/>
+            <wp:docPr id="4" name="Рисунок 4"/>
+            <wp:cNvGraphicFramePr>
+              <a:graphicFrameLocks xmlns:a="http://schemas.openxmlformats.org/drawingml/2006/main" noChangeAspect="1"/>
+            </wp:cNvGraphicFramePr>
+            <a:graphic xmlns:a="http://schemas.openxmlformats.org/drawingml/2006/main">
+              <a:graphicData uri="http://schemas.openxmlformats.org/drawingml/2006/picture">
+                <pic:pic xmlns:pic="http://schemas.openxmlformats.org/drawingml/2006/picture">
+                  <pic:nvPicPr>
+                    <pic:cNvPr id="1" name=""/>
+                    <pic:cNvPicPr/>
+                  </pic:nvPicPr>
+                  <pic:blipFill>
+                    <a:blip r:embed="rId8" cstate="print"/>
+                    <a:stretch>
+                      <a:fillRect/>
+                    </a:stretch>
+                  </pic:blipFill>
+                  <pic:spPr>
+                    <a:xfrm>
+                      <a:off x="0" y="0"/>
+                      <a:ext cx="6120130" cy="3836670"/>
+                    </a:xfrm>
+                    <a:prstGeom prst="rect">
+                      <a:avLst/>
+                    </a:prstGeom>
+                  </pic:spPr>
+                </pic:pic>
+              </a:graphicData>
+            </a:graphic>
+          </wp:inline>
+        </w:drawing>
+      </w:r>
+    </w:p>
+    <w:p>
+      <w:pPr>
+        <w:pStyle w:val="a6"/>
+        <w:numPr>
+          <w:ilvl w:val="0"/>
+          <w:numId w:val="7"/>
+        </w:numPr>
+        <w:tabs>
+          <w:tab w:val="left" w:pos="426"/>
+        </w:tabs>
+        <w:ind w:left="0" w:firstLine="0"/>
+        <w:rPr>
+          <w:szCs w:val="28"/>
+          <w:lang w:eastAsia="ru-RU"/>
+        </w:rPr>
+      </w:pPr>
+      <w:r>
+        <w:rPr>
+          <w:szCs w:val="28"/>
+          <w:lang w:eastAsia="ru-RU"/>
+        </w:rPr>
+        <w:t xml:space="preserve">поскольку наше расширяющее представление привязывается к модели из модуля </w:t>
+      </w:r>
+      <w:r>
+        <w:rPr>
+          <w:rStyle w:val="a5"/>
+        </w:rPr>
+        <w:t>hr</w:t>
       </w:r>
       <w:r>
         <w:rPr>
@@ -597,7 +2132,746 @@
           <w:szCs w:val="28"/>
           <w:lang w:eastAsia="ru-RU"/>
         </w:rPr>
-        <w:t>нужно не сломать их.</w:t>
+        <w:t xml:space="preserve">укажите данный модуль в списке зависимостей нашего модуля в файле </w:t>
+      </w:r>
+      <w:r>
+        <w:rPr>
+          <w:rStyle w:val="a5"/>
+          <w:lang w:val="ru-RU"/>
+        </w:rPr>
+        <w:t>__</w:t>
+      </w:r>
+      <w:r>
+        <w:rPr>
+          <w:rStyle w:val="a5"/>
+        </w:rPr>
+        <w:t>manifest</w:t>
+      </w:r>
+      <w:r>
+        <w:rPr>
+          <w:rStyle w:val="a5"/>
+          <w:lang w:val="ru-RU"/>
+        </w:rPr>
+        <w:t>__.</w:t>
+      </w:r>
+      <w:r>
+        <w:rPr>
+          <w:rStyle w:val="a5"/>
+        </w:rPr>
+        <w:t>py</w:t>
+      </w:r>
+      <w:r>
+        <w:rPr>
+          <w:szCs w:val="28"/>
+          <w:lang w:eastAsia="ru-RU"/>
+        </w:rPr>
+        <w:t>:</w:t>
+      </w:r>
+    </w:p>
+    <w:p>
+      <w:pPr>
+        <w:pStyle w:val="ad"/>
+      </w:pPr>
+      <w:r>
+        <w:rPr>
+          <w:noProof/>
+        </w:rPr>
+        <w:lastRenderedPageBreak/>
+        <w:drawing>
+          <wp:inline distT="0" distB="0" distL="0" distR="0">
+            <wp:extent cx="6120130" cy="3836670"/>
+            <wp:effectExtent l="0" t="0" r="0" b="0"/>
+            <wp:docPr id="3" name="Рисунок 3"/>
+            <wp:cNvGraphicFramePr>
+              <a:graphicFrameLocks xmlns:a="http://schemas.openxmlformats.org/drawingml/2006/main" noChangeAspect="1"/>
+            </wp:cNvGraphicFramePr>
+            <a:graphic xmlns:a="http://schemas.openxmlformats.org/drawingml/2006/main">
+              <a:graphicData uri="http://schemas.openxmlformats.org/drawingml/2006/picture">
+                <pic:pic xmlns:pic="http://schemas.openxmlformats.org/drawingml/2006/picture">
+                  <pic:nvPicPr>
+                    <pic:cNvPr id="1" name=""/>
+                    <pic:cNvPicPr/>
+                  </pic:nvPicPr>
+                  <pic:blipFill>
+                    <a:blip r:embed="rId9" cstate="print"/>
+                    <a:stretch>
+                      <a:fillRect/>
+                    </a:stretch>
+                  </pic:blipFill>
+                  <pic:spPr>
+                    <a:xfrm>
+                      <a:off x="0" y="0"/>
+                      <a:ext cx="6120130" cy="3836670"/>
+                    </a:xfrm>
+                    <a:prstGeom prst="rect">
+                      <a:avLst/>
+                    </a:prstGeom>
+                  </pic:spPr>
+                </pic:pic>
+              </a:graphicData>
+            </a:graphic>
+          </wp:inline>
+        </w:drawing>
+      </w:r>
+    </w:p>
+    <w:p>
+      <w:pPr>
+        <w:pStyle w:val="a6"/>
+        <w:numPr>
+          <w:ilvl w:val="0"/>
+          <w:numId w:val="7"/>
+        </w:numPr>
+        <w:tabs>
+          <w:tab w:val="left" w:pos="426"/>
+        </w:tabs>
+        <w:ind w:left="0" w:firstLine="0"/>
+        <w:rPr>
+          <w:szCs w:val="28"/>
+          <w:lang w:eastAsia="ru-RU"/>
+        </w:rPr>
+      </w:pPr>
+      <w:r>
+        <w:rPr>
+          <w:szCs w:val="28"/>
+          <w:lang w:eastAsia="ru-RU"/>
+        </w:rPr>
+        <w:t xml:space="preserve">для импорта в клиент-банк требуется генерировать простой текстовый файл, поэтому требуется использовать не представление, а контроллер; создайте в файле </w:t>
+      </w:r>
+      <w:r>
+        <w:rPr>
+          <w:rStyle w:val="a5"/>
+          <w:lang w:val="ru-RU"/>
+        </w:rPr>
+        <w:t>/</w:t>
+      </w:r>
+      <w:r>
+        <w:rPr>
+          <w:rStyle w:val="a5"/>
+        </w:rPr>
+        <w:t>controllers</w:t>
+      </w:r>
+      <w:r>
+        <w:rPr>
+          <w:rStyle w:val="a5"/>
+          <w:lang w:val="ru-RU"/>
+        </w:rPr>
+        <w:t>/</w:t>
+      </w:r>
+      <w:r>
+        <w:rPr>
+          <w:rStyle w:val="a5"/>
+        </w:rPr>
+        <w:t>controllers</w:t>
+      </w:r>
+      <w:r>
+        <w:rPr>
+          <w:rStyle w:val="a5"/>
+          <w:lang w:val="ru-RU"/>
+        </w:rPr>
+        <w:t>.</w:t>
+      </w:r>
+      <w:r>
+        <w:rPr>
+          <w:rStyle w:val="a5"/>
+        </w:rPr>
+        <w:t>py</w:t>
+      </w:r>
+      <w:r>
+        <w:rPr>
+          <w:szCs w:val="28"/>
+          <w:lang w:eastAsia="ru-RU"/>
+        </w:rPr>
+        <w:t xml:space="preserve"> контроллер с привязанным к определенному </w:t>
+      </w:r>
+      <w:r>
+        <w:rPr>
+          <w:szCs w:val="28"/>
+          <w:lang w:val="en-US" w:eastAsia="ru-RU"/>
+        </w:rPr>
+        <w:t>URL</w:t>
+      </w:r>
+      <w:r>
+        <w:rPr>
+          <w:szCs w:val="28"/>
+          <w:lang w:eastAsia="ru-RU"/>
+        </w:rPr>
+        <w:t xml:space="preserve"> </w:t>
+      </w:r>
+      <w:r>
+        <w:rPr>
+          <w:szCs w:val="28"/>
+          <w:lang w:eastAsia="ru-RU"/>
+        </w:rPr>
+        <w:t>методом</w:t>
+      </w:r>
+      <w:r>
+        <w:rPr>
+          <w:szCs w:val="28"/>
+          <w:lang w:eastAsia="ru-RU"/>
+        </w:rPr>
+        <w:t xml:space="preserve"> </w:t>
+      </w:r>
+      <w:r>
+        <w:rPr>
+          <w:rStyle w:val="a5"/>
+        </w:rPr>
+        <w:t>index</w:t>
+      </w:r>
+      <w:r>
+        <w:rPr>
+          <w:szCs w:val="28"/>
+          <w:lang w:eastAsia="ru-RU"/>
+        </w:rPr>
+        <w:t>, перебирающим всех работников, суммирующим для каждого работника оплату по всем действующим на текущую дату контрактам, формирующим файл из трех колонок</w:t>
+      </w:r>
+      <w:r>
+        <w:rPr>
+          <w:szCs w:val="28"/>
+          <w:lang w:eastAsia="ru-RU"/>
+        </w:rPr>
+        <w:t xml:space="preserve">, </w:t>
+      </w:r>
+      <w:r>
+        <w:rPr>
+          <w:szCs w:val="28"/>
+          <w:lang w:eastAsia="ru-RU"/>
+        </w:rPr>
+        <w:t>разделенных пробелами (</w:t>
+      </w:r>
+      <w:r>
+        <w:rPr>
+          <w:szCs w:val="28"/>
+          <w:lang w:val="en-US" w:eastAsia="ru-RU"/>
+        </w:rPr>
+        <w:t>IBAN</w:t>
+      </w:r>
+      <w:r>
+        <w:rPr>
+          <w:szCs w:val="28"/>
+          <w:lang w:eastAsia="ru-RU"/>
+        </w:rPr>
+        <w:t xml:space="preserve">, </w:t>
+      </w:r>
+      <w:r>
+        <w:rPr>
+          <w:szCs w:val="28"/>
+          <w:lang w:eastAsia="ru-RU"/>
+        </w:rPr>
+        <w:t xml:space="preserve">сумма выплат по контрактам, ФИО работника) и добавляющим перед файлом заголовок </w:t>
+      </w:r>
+      <w:r>
+        <w:rPr>
+          <w:szCs w:val="28"/>
+          <w:lang w:eastAsia="ru-RU"/>
+        </w:rPr>
+        <w:br/>
+      </w:r>
+      <w:r>
+        <w:rPr>
+          <w:rStyle w:val="a5"/>
+        </w:rPr>
+        <w:t>Content</w:t>
+      </w:r>
+      <w:r>
+        <w:rPr>
+          <w:rStyle w:val="a5"/>
+          <w:lang w:val="ru-RU"/>
+        </w:rPr>
+        <w:t>-</w:t>
+      </w:r>
+      <w:r>
+        <w:rPr>
+          <w:rStyle w:val="a5"/>
+        </w:rPr>
+        <w:t>Disposition</w:t>
+      </w:r>
+      <w:r>
+        <w:rPr>
+          <w:szCs w:val="28"/>
+          <w:lang w:eastAsia="ru-RU"/>
+        </w:rPr>
+        <w:t xml:space="preserve"> </w:t>
+      </w:r>
+      <w:r>
+        <w:rPr>
+          <w:szCs w:val="28"/>
+          <w:lang w:eastAsia="ru-RU"/>
+        </w:rPr>
+        <w:t xml:space="preserve">для загрузки этого файла, а не открытия в браузере: </w:t>
+      </w:r>
+    </w:p>
+    <w:p>
+      <w:pPr>
+        <w:pStyle w:val="ad"/>
+      </w:pPr>
+      <w:r>
+        <w:rPr>
+          <w:noProof/>
+        </w:rPr>
+        <w:drawing>
+          <wp:inline distT="0" distB="0" distL="0" distR="0">
+            <wp:extent cx="6120130" cy="3836670"/>
+            <wp:effectExtent l="0" t="0" r="0" b="0"/>
+            <wp:docPr id="7" name="Рисунок 7"/>
+            <wp:cNvGraphicFramePr>
+              <a:graphicFrameLocks xmlns:a="http://schemas.openxmlformats.org/drawingml/2006/main" noChangeAspect="1"/>
+            </wp:cNvGraphicFramePr>
+            <a:graphic xmlns:a="http://schemas.openxmlformats.org/drawingml/2006/main">
+              <a:graphicData uri="http://schemas.openxmlformats.org/drawingml/2006/picture">
+                <pic:pic xmlns:pic="http://schemas.openxmlformats.org/drawingml/2006/picture">
+                  <pic:nvPicPr>
+                    <pic:cNvPr id="1" name=""/>
+                    <pic:cNvPicPr/>
+                  </pic:nvPicPr>
+                  <pic:blipFill>
+                    <a:blip r:embed="rId10" cstate="print"/>
+                    <a:stretch>
+                      <a:fillRect/>
+                    </a:stretch>
+                  </pic:blipFill>
+                  <pic:spPr>
+                    <a:xfrm>
+                      <a:off x="0" y="0"/>
+                      <a:ext cx="6120130" cy="3836670"/>
+                    </a:xfrm>
+                    <a:prstGeom prst="rect">
+                      <a:avLst/>
+                    </a:prstGeom>
+                  </pic:spPr>
+                </pic:pic>
+              </a:graphicData>
+            </a:graphic>
+          </wp:inline>
+        </w:drawing>
+      </w:r>
+    </w:p>
+    <w:p>
+      <w:pPr>
+        <w:pStyle w:val="a6"/>
+        <w:numPr>
+          <w:ilvl w:val="0"/>
+          <w:numId w:val="7"/>
+        </w:numPr>
+        <w:tabs>
+          <w:tab w:val="left" w:pos="426"/>
+        </w:tabs>
+        <w:ind w:left="0" w:firstLine="0"/>
+        <w:rPr>
+          <w:szCs w:val="28"/>
+          <w:lang w:eastAsia="ru-RU"/>
+        </w:rPr>
+      </w:pPr>
+      <w:r>
+        <w:rPr>
+          <w:szCs w:val="28"/>
+          <w:lang w:eastAsia="ru-RU"/>
+        </w:rPr>
+        <w:lastRenderedPageBreak/>
+        <w:t xml:space="preserve">добавьте в созданное ранее представление в файле </w:t>
+      </w:r>
+      <w:r>
+        <w:rPr>
+          <w:rStyle w:val="a5"/>
+          <w:lang w:val="ru-RU"/>
+        </w:rPr>
+        <w:t>/</w:t>
+      </w:r>
+      <w:r>
+        <w:rPr>
+          <w:rStyle w:val="a5"/>
+        </w:rPr>
+        <w:t>views</w:t>
+      </w:r>
+      <w:r>
+        <w:rPr>
+          <w:rStyle w:val="a5"/>
+          <w:lang w:val="ru-RU"/>
+        </w:rPr>
+        <w:t>/</w:t>
+      </w:r>
+      <w:r>
+        <w:rPr>
+          <w:rStyle w:val="a5"/>
+        </w:rPr>
+        <w:t>view</w:t>
+      </w:r>
+      <w:r>
+        <w:rPr>
+          <w:rStyle w:val="a5"/>
+        </w:rPr>
+        <w:t>s</w:t>
+      </w:r>
+      <w:r>
+        <w:rPr>
+          <w:rStyle w:val="a5"/>
+          <w:lang w:val="ru-RU"/>
+        </w:rPr>
+        <w:t>.</w:t>
+      </w:r>
+      <w:r>
+        <w:rPr>
+          <w:rStyle w:val="a5"/>
+        </w:rPr>
+        <w:t>xml</w:t>
+      </w:r>
+      <w:r>
+        <w:rPr>
+          <w:szCs w:val="28"/>
+          <w:lang w:eastAsia="ru-RU"/>
+        </w:rPr>
+        <w:t xml:space="preserve"> ссылку на метод созданного контроллера: </w:t>
+      </w:r>
+    </w:p>
+    <w:p>
+      <w:pPr>
+        <w:pStyle w:val="ad"/>
+      </w:pPr>
+      <w:r>
+        <w:rPr>
+          <w:noProof/>
+        </w:rPr>
+        <w:drawing>
+          <wp:inline distT="0" distB="0" distL="0" distR="0">
+            <wp:extent cx="6120130" cy="3836670"/>
+            <wp:effectExtent l="0" t="0" r="0" b="0"/>
+            <wp:docPr id="9" name="Рисунок 9"/>
+            <wp:cNvGraphicFramePr>
+              <a:graphicFrameLocks xmlns:a="http://schemas.openxmlformats.org/drawingml/2006/main" noChangeAspect="1"/>
+            </wp:cNvGraphicFramePr>
+            <a:graphic xmlns:a="http://schemas.openxmlformats.org/drawingml/2006/main">
+              <a:graphicData uri="http://schemas.openxmlformats.org/drawingml/2006/picture">
+                <pic:pic xmlns:pic="http://schemas.openxmlformats.org/drawingml/2006/picture">
+                  <pic:nvPicPr>
+                    <pic:cNvPr id="1" name=""/>
+                    <pic:cNvPicPr/>
+                  </pic:nvPicPr>
+                  <pic:blipFill>
+                    <a:blip r:embed="rId11" cstate="print"/>
+                    <a:stretch>
+                      <a:fillRect/>
+                    </a:stretch>
+                  </pic:blipFill>
+                  <pic:spPr>
+                    <a:xfrm>
+                      <a:off x="0" y="0"/>
+                      <a:ext cx="6120130" cy="3836670"/>
+                    </a:xfrm>
+                    <a:prstGeom prst="rect">
+                      <a:avLst/>
+                    </a:prstGeom>
+                  </pic:spPr>
+                </pic:pic>
+              </a:graphicData>
+            </a:graphic>
+          </wp:inline>
+        </w:drawing>
+      </w:r>
+    </w:p>
+    <w:p>
+      <w:pPr>
+        <w:pStyle w:val="a6"/>
+        <w:numPr>
+          <w:ilvl w:val="0"/>
+          <w:numId w:val="7"/>
+        </w:numPr>
+        <w:tabs>
+          <w:tab w:val="left" w:pos="426"/>
+        </w:tabs>
+        <w:ind w:left="0" w:firstLine="0"/>
+        <w:rPr>
+          <w:szCs w:val="28"/>
+          <w:lang w:eastAsia="ru-RU"/>
+        </w:rPr>
+      </w:pPr>
+      <w:r>
+        <w:rPr>
+          <w:szCs w:val="28"/>
+          <w:lang w:eastAsia="ru-RU"/>
+        </w:rPr>
+        <w:t>сохраните все отредактированные файлы;</w:t>
+      </w:r>
+    </w:p>
+    <w:p>
+      <w:pPr>
+        <w:pStyle w:val="a6"/>
+        <w:numPr>
+          <w:ilvl w:val="0"/>
+          <w:numId w:val="7"/>
+        </w:numPr>
+        <w:tabs>
+          <w:tab w:val="left" w:pos="426"/>
+        </w:tabs>
+        <w:ind w:left="0" w:firstLine="0"/>
+      </w:pPr>
+      <w:r>
+        <w:rPr>
+          <w:szCs w:val="28"/>
+          <w:lang w:eastAsia="ru-RU"/>
+        </w:rPr>
+        <w:t xml:space="preserve">передайте отредактированный модуль обратно на виртуальную машину, в папку для дополнительных модулей </w:t>
+      </w:r>
+      <w:r>
+        <w:rPr>
+          <w:szCs w:val="28"/>
+          <w:lang w:val="en-US" w:eastAsia="ru-RU"/>
+        </w:rPr>
+        <w:t>odoo</w:t>
+      </w:r>
+      <w:r>
+        <w:rPr>
+          <w:szCs w:val="28"/>
+          <w:lang w:eastAsia="ru-RU"/>
+        </w:rPr>
+        <w:t xml:space="preserve">; </w:t>
+      </w:r>
+      <w:r>
+        <w:rPr>
+          <w:szCs w:val="28"/>
+          <w:lang w:eastAsia="ru-RU"/>
+        </w:rPr>
+        <w:t xml:space="preserve">при отсутствии прав на запись выдайте права на папку командой </w:t>
+      </w:r>
+      <w:r>
+        <w:rPr>
+          <w:rStyle w:val="a5"/>
+        </w:rPr>
+        <w:t>chmod</w:t>
+      </w:r>
+      <w:r>
+        <w:rPr>
+          <w:rStyle w:val="a5"/>
+          <w:lang w:val="ru-RU"/>
+        </w:rPr>
+        <w:t xml:space="preserve"> </w:t>
+      </w:r>
+      <w:r>
+        <w:t>всем пользователям;</w:t>
+      </w:r>
+    </w:p>
+    <w:p>
+      <w:pPr>
+        <w:pStyle w:val="a6"/>
+        <w:numPr>
+          <w:ilvl w:val="0"/>
+          <w:numId w:val="7"/>
+        </w:numPr>
+        <w:tabs>
+          <w:tab w:val="left" w:pos="426"/>
+        </w:tabs>
+        <w:ind w:left="0" w:firstLine="0"/>
+        <w:rPr>
+          <w:szCs w:val="28"/>
+          <w:lang w:eastAsia="ru-RU"/>
+        </w:rPr>
+      </w:pPr>
+      <w:r>
+        <w:rPr>
+          <w:szCs w:val="28"/>
+          <w:lang w:eastAsia="ru-RU"/>
+        </w:rPr>
+        <w:t xml:space="preserve">для загрузки информации о новом модуле в </w:t>
+      </w:r>
+      <w:r>
+        <w:rPr>
+          <w:szCs w:val="28"/>
+          <w:lang w:val="en-US" w:eastAsia="ru-RU"/>
+        </w:rPr>
+        <w:t>odoo</w:t>
+      </w:r>
+      <w:r>
+        <w:rPr>
+          <w:szCs w:val="28"/>
+          <w:lang w:eastAsia="ru-RU"/>
+        </w:rPr>
+        <w:t xml:space="preserve"> перезапустите контейнер командами</w:t>
+      </w:r>
+    </w:p>
+    <w:p>
+      <w:pPr>
+        <w:pStyle w:val="a4"/>
+      </w:pPr>
+      <w:r>
+        <w:t>docker stop odoo</w:t>
+      </w:r>
+    </w:p>
+    <w:p>
+      <w:pPr>
+        <w:pStyle w:val="a4"/>
+      </w:pPr>
+      <w:r>
+        <w:t>docker start</w:t>
+      </w:r>
+      <w:r>
+        <w:t xml:space="preserve"> odoo</w:t>
+      </w:r>
+    </w:p>
+    <w:p>
+      <w:pPr>
+        <w:pStyle w:val="a6"/>
+        <w:numPr>
+          <w:ilvl w:val="0"/>
+          <w:numId w:val="7"/>
+        </w:numPr>
+        <w:tabs>
+          <w:tab w:val="left" w:pos="426"/>
+        </w:tabs>
+        <w:ind w:left="0" w:firstLine="0"/>
+        <w:rPr>
+          <w:szCs w:val="28"/>
+          <w:lang w:eastAsia="ru-RU"/>
+        </w:rPr>
+      </w:pPr>
+      <w:r>
+        <w:rPr>
+          <w:szCs w:val="28"/>
+          <w:lang w:eastAsia="ru-RU"/>
+        </w:rPr>
+        <w:t xml:space="preserve">для установки собственного модуля включите режим разработчика в настройках </w:t>
+      </w:r>
+      <w:r>
+        <w:rPr>
+          <w:szCs w:val="28"/>
+          <w:lang w:val="en-US" w:eastAsia="ru-RU"/>
+        </w:rPr>
+        <w:t>odoo</w:t>
+      </w:r>
+      <w:r>
+        <w:rPr>
+          <w:szCs w:val="28"/>
+          <w:lang w:eastAsia="ru-RU"/>
+        </w:rPr>
+        <w:t>;</w:t>
+      </w:r>
+    </w:p>
+    <w:p>
+      <w:pPr>
+        <w:pStyle w:val="a6"/>
+        <w:numPr>
+          <w:ilvl w:val="0"/>
+          <w:numId w:val="7"/>
+        </w:numPr>
+        <w:tabs>
+          <w:tab w:val="left" w:pos="426"/>
+        </w:tabs>
+        <w:ind w:left="0" w:firstLine="0"/>
+        <w:rPr>
+          <w:szCs w:val="28"/>
+          <w:lang w:eastAsia="ru-RU"/>
+        </w:rPr>
+      </w:pPr>
+      <w:r>
+        <w:rPr>
+          <w:szCs w:val="28"/>
+          <w:lang w:eastAsia="ru-RU"/>
+        </w:rPr>
+        <w:t>установите созданный модуль через пункт главного меню «Приложения», найти свой модуль можно по названию с помощью панели поиска;</w:t>
+      </w:r>
+    </w:p>
+    <w:p>
+      <w:pPr>
+        <w:pStyle w:val="a6"/>
+        <w:numPr>
+          <w:ilvl w:val="0"/>
+          <w:numId w:val="7"/>
+        </w:numPr>
+        <w:tabs>
+          <w:tab w:val="left" w:pos="426"/>
+        </w:tabs>
+        <w:ind w:left="0" w:firstLine="0"/>
+        <w:rPr>
+          <w:szCs w:val="28"/>
+          <w:lang w:eastAsia="ru-RU"/>
+        </w:rPr>
+      </w:pPr>
+      <w:r>
+        <w:rPr>
+          <w:szCs w:val="28"/>
+          <w:lang w:eastAsia="ru-RU"/>
+        </w:rPr>
+        <w:t xml:space="preserve">найдите сотрудников с действующими на текущую дату контрактами и внесите им </w:t>
+      </w:r>
+      <w:r>
+        <w:rPr>
+          <w:szCs w:val="28"/>
+          <w:lang w:val="en-US" w:eastAsia="ru-RU"/>
+        </w:rPr>
+        <w:t>IBAN</w:t>
+      </w:r>
+      <w:r>
+        <w:rPr>
+          <w:szCs w:val="28"/>
+          <w:lang w:eastAsia="ru-RU"/>
+        </w:rPr>
+        <w:t>;</w:t>
+      </w:r>
+    </w:p>
+    <w:p>
+      <w:pPr>
+        <w:pStyle w:val="a6"/>
+        <w:numPr>
+          <w:ilvl w:val="0"/>
+          <w:numId w:val="7"/>
+        </w:numPr>
+        <w:tabs>
+          <w:tab w:val="left" w:pos="426"/>
+        </w:tabs>
+        <w:ind w:left="0" w:firstLine="0"/>
+        <w:rPr>
+          <w:szCs w:val="28"/>
+          <w:lang w:eastAsia="ru-RU"/>
+        </w:rPr>
+      </w:pPr>
+      <w:r>
+        <w:rPr>
+          <w:szCs w:val="28"/>
+          <w:lang w:eastAsia="ru-RU"/>
+        </w:rPr>
+        <w:t>найдите хотя бы одного сотрудника с несколькими действующими на текущую дату контрактами или добавьте новый контракт сотруднику с одним действующим контрактом;</w:t>
+      </w:r>
+    </w:p>
+    <w:p>
+      <w:pPr>
+        <w:pStyle w:val="a6"/>
+        <w:numPr>
+          <w:ilvl w:val="0"/>
+          <w:numId w:val="7"/>
+        </w:numPr>
+        <w:tabs>
+          <w:tab w:val="left" w:pos="426"/>
+        </w:tabs>
+        <w:ind w:left="0" w:firstLine="0"/>
+        <w:rPr>
+          <w:szCs w:val="28"/>
+          <w:lang w:eastAsia="ru-RU"/>
+        </w:rPr>
+      </w:pPr>
+      <w:r>
+        <w:rPr>
+          <w:szCs w:val="28"/>
+          <w:lang w:eastAsia="ru-RU"/>
+        </w:rPr>
+        <w:t>нажмите на ссылку «</w:t>
+      </w:r>
+      <w:r>
+        <w:rPr>
+          <w:szCs w:val="28"/>
+          <w:lang w:eastAsia="ru-RU"/>
+        </w:rPr>
+        <w:t>Get salary list for Belarusbank</w:t>
+      </w:r>
+      <w:r>
+        <w:rPr>
+          <w:szCs w:val="28"/>
+          <w:lang w:eastAsia="ru-RU"/>
+        </w:rPr>
+        <w:t>» и убедитесь в корректности формирования списка на выплату зарплат: сотрудник с несколькими действующими контрактами не должен повторяться, для него должна быть указана сумма выплат по всем действующим контрактам</w:t>
+      </w:r>
+      <w:r>
+        <w:rPr>
+          <w:szCs w:val="28"/>
+          <w:lang w:eastAsia="ru-RU"/>
+        </w:rPr>
+        <w:t>.</w:t>
       </w:r>
     </w:p>
     <w:p>
@@ -611,16 +2885,7 @@
     </w:p>
     <w:p>
       <w:pPr>
-        <w:jc w:val="right"/>
-        <w:rPr>
-          <w:szCs w:val="28"/>
-          <w:lang w:eastAsia="ru-RU"/>
-        </w:rPr>
-      </w:pPr>
-    </w:p>
-    <w:p>
-      <w:pPr>
-        <w:pStyle w:val="a5"/>
+        <w:pStyle w:val="a6"/>
         <w:tabs>
           <w:tab w:val="left" w:pos="426"/>
         </w:tabs>
@@ -655,7 +2920,7 @@
     </w:p>
     <w:p>
       <w:pPr>
-        <w:pStyle w:val="a5"/>
+        <w:pStyle w:val="a6"/>
         <w:tabs>
           <w:tab w:val="left" w:pos="426"/>
         </w:tabs>
@@ -667,7 +2932,7 @@
     </w:p>
     <w:p>
       <w:pPr>
-        <w:pStyle w:val="a5"/>
+        <w:pStyle w:val="a6"/>
         <w:numPr>
           <w:ilvl w:val="0"/>
           <w:numId w:val="6"/>
@@ -690,81 +2955,31 @@
         <w:rPr>
           <w:szCs w:val="28"/>
         </w:rPr>
-        <w:t xml:space="preserve">корректную работу </w:t>
-      </w:r>
-      <w:r>
-        <w:rPr>
-          <w:szCs w:val="28"/>
-          <w:lang w:val="en-US"/>
-        </w:rPr>
-        <w:t>Wordpress</w:t>
-      </w:r>
-      <w:r>
-        <w:t xml:space="preserve"> по адресу </w:t>
-      </w:r>
-      <w:r>
-        <w:rPr>
-          <w:szCs w:val="28"/>
-          <w:lang w:val="en-US"/>
-        </w:rPr>
-        <w:t>site</w:t>
-      </w:r>
-      <w:r>
-        <w:rPr>
-          <w:szCs w:val="28"/>
-        </w:rPr>
-        <w:t>.&lt;</w:t>
-      </w:r>
-      <w:r>
-        <w:rPr>
-          <w:szCs w:val="28"/>
-          <w:lang w:val="en-US"/>
-        </w:rPr>
-        <w:t>surname</w:t>
-      </w:r>
-      <w:r>
-        <w:rPr>
-          <w:szCs w:val="28"/>
-        </w:rPr>
-        <w:t>&gt;.</w:t>
-      </w:r>
-      <w:r>
-        <w:rPr>
-          <w:szCs w:val="28"/>
-          <w:lang w:val="en-US"/>
-        </w:rPr>
-        <w:t>by</w:t>
-      </w:r>
-      <w:r>
-        <w:rPr>
-          <w:szCs w:val="28"/>
-        </w:rPr>
-        <w:t xml:space="preserve">, </w:t>
-      </w:r>
-      <w:r>
-        <w:rPr>
-          <w:szCs w:val="28"/>
-        </w:rPr>
-        <w:t xml:space="preserve">в инструментах разработчика в заголовке ответа </w:t>
-      </w:r>
-      <w:r>
-        <w:rPr>
-          <w:szCs w:val="28"/>
-          <w:lang w:val="en-US"/>
-        </w:rPr>
-        <w:t>Server</w:t>
-      </w:r>
-      <w:r>
-        <w:rPr>
-          <w:szCs w:val="28"/>
-        </w:rPr>
-        <w:t xml:space="preserve"> </w:t>
-      </w:r>
-      <w:r>
-        <w:rPr>
-          <w:szCs w:val="28"/>
-        </w:rPr>
-        <w:t>определить веб-сервер, отправивший ответ</w:t>
+        <w:t xml:space="preserve">вход в </w:t>
+      </w:r>
+      <w:r>
+        <w:rPr>
+          <w:szCs w:val="28"/>
+        </w:rPr>
+        <w:t>ERP-систем</w:t>
+      </w:r>
+      <w:r>
+        <w:rPr>
+          <w:szCs w:val="28"/>
+        </w:rPr>
+        <w:t>у</w:t>
+      </w:r>
+      <w:r>
+        <w:rPr>
+          <w:szCs w:val="28"/>
+        </w:rPr>
+        <w:t xml:space="preserve"> odoo</w:t>
+      </w:r>
+      <w:r>
+        <w:rPr>
+          <w:szCs w:val="28"/>
+        </w:rPr>
+        <w:t xml:space="preserve"> под созданным пользователем</w:t>
       </w:r>
       <w:r>
         <w:rPr>
@@ -775,7 +2990,7 @@
     </w:p>
     <w:p>
       <w:pPr>
-        <w:pStyle w:val="a5"/>
+        <w:pStyle w:val="a6"/>
         <w:numPr>
           <w:ilvl w:val="0"/>
           <w:numId w:val="6"/>
@@ -791,28 +3006,32 @@
       <w:r>
         <w:rPr>
           <w:szCs w:val="28"/>
-          <w:lang w:val="be-BY"/>
-        </w:rPr>
-        <w:t>Продемонстрировать отображение ошибки от Nginx</w:t>
-      </w:r>
-      <w:r>
-        <w:rPr>
-          <w:szCs w:val="28"/>
-          <w:lang w:val="be-BY"/>
-        </w:rPr>
-        <w:t xml:space="preserve"> при обращении</w:t>
-      </w:r>
-      <w:r>
-        <w:rPr>
-          <w:szCs w:val="28"/>
-          <w:lang w:val="be-BY"/>
-        </w:rPr>
-        <w:t xml:space="preserve"> по адресу site.&lt;surname&gt;.by при остановке службы Apache.</w:t>
-      </w:r>
-    </w:p>
-    <w:p>
-      <w:pPr>
-        <w:pStyle w:val="a5"/>
+        </w:rPr>
+        <w:t xml:space="preserve">Продемонстрировать в браузере </w:t>
+      </w:r>
+      <w:r>
+        <w:rPr>
+          <w:szCs w:val="28"/>
+        </w:rPr>
+        <w:t xml:space="preserve">страницу сотрудника с введенным </w:t>
+      </w:r>
+      <w:r>
+        <w:rPr>
+          <w:szCs w:val="28"/>
+          <w:lang w:val="en-US"/>
+        </w:rPr>
+        <w:t>IBAN</w:t>
+      </w:r>
+      <w:r>
+        <w:rPr>
+          <w:szCs w:val="28"/>
+        </w:rPr>
+        <w:t>.</w:t>
+      </w:r>
+    </w:p>
+    <w:p>
+      <w:pPr>
+        <w:pStyle w:val="a6"/>
         <w:numPr>
           <w:ilvl w:val="0"/>
           <w:numId w:val="6"/>
@@ -829,38 +3048,27 @@
         <w:rPr>
           <w:szCs w:val="28"/>
         </w:rPr>
-        <w:t>Продемонстрировать в браузере корректную работу</w:t>
-      </w:r>
-      <w:r>
-        <w:rPr>
-          <w:szCs w:val="28"/>
-        </w:rPr>
-        <w:t xml:space="preserve"> веб-интерфейса </w:t>
-      </w:r>
-      <w:r>
-        <w:rPr>
-          <w:szCs w:val="28"/>
-          <w:lang w:val="en-US"/>
-        </w:rPr>
-        <w:t>RoundCube</w:t>
-      </w:r>
-      <w:r>
-        <w:rPr>
-          <w:szCs w:val="28"/>
-        </w:rPr>
-        <w:t xml:space="preserve"> </w:t>
-      </w:r>
-      <w:r>
-        <w:rPr>
-          <w:szCs w:val="28"/>
-        </w:rPr>
-        <w:t xml:space="preserve">по адресу </w:t>
-      </w:r>
-      <w:r>
-        <w:rPr>
-          <w:szCs w:val="28"/>
-        </w:rPr>
-        <w:t>mail.&lt;surname&gt;.by</w:t>
+        <w:lastRenderedPageBreak/>
+        <w:t xml:space="preserve">Продемонстрировать в браузере </w:t>
+      </w:r>
+      <w:r>
+        <w:rPr>
+          <w:szCs w:val="28"/>
+        </w:rPr>
+        <w:t>скачивание текстового файла при нажатии на ссылку «</w:t>
+      </w:r>
+      <w:r>
+        <w:rPr>
+          <w:szCs w:val="28"/>
+          <w:lang w:eastAsia="ru-RU"/>
+        </w:rPr>
+        <w:t>Get salary list for Belarusbank</w:t>
+      </w:r>
+      <w:r>
+        <w:rPr>
+          <w:szCs w:val="28"/>
+        </w:rPr>
+        <w:t>»</w:t>
       </w:r>
       <w:r>
         <w:rPr>
@@ -871,7 +3079,7 @@
     </w:p>
     <w:p>
       <w:pPr>
-        <w:pStyle w:val="a5"/>
+        <w:pStyle w:val="a6"/>
         <w:numPr>
           <w:ilvl w:val="0"/>
           <w:numId w:val="6"/>
@@ -887,22 +3095,28 @@
       <w:r>
         <w:rPr>
           <w:szCs w:val="28"/>
-          <w:lang w:val="be-BY"/>
-        </w:rPr>
-        <w:t>Продемонстрировать отображение ошибки от Nginx</w:t>
-      </w:r>
-      <w:r>
-        <w:rPr>
-          <w:szCs w:val="28"/>
-        </w:rPr>
-        <w:t xml:space="preserve"> при обращении </w:t>
-      </w:r>
-      <w:r>
-        <w:rPr>
-          <w:szCs w:val="28"/>
-          <w:lang w:val="be-BY"/>
-        </w:rPr>
-        <w:t>по адресу mail.&lt;surname&gt;.by при остановке службы PHP-FPM.</w:t>
+        </w:rPr>
+        <w:t xml:space="preserve">Продемонстрировать содержимое скачанного текстового файла, проверить соответствие </w:t>
+      </w:r>
+      <w:r>
+        <w:rPr>
+          <w:szCs w:val="28"/>
+        </w:rPr>
+        <w:t>номера счета</w:t>
+      </w:r>
+      <w:bookmarkStart w:id="0" w:name="_GoBack"/>
+      <w:bookmarkEnd w:id="0"/>
+      <w:r>
+        <w:rPr>
+          <w:szCs w:val="28"/>
+        </w:rPr>
+        <w:t xml:space="preserve"> для сотрудника </w:t>
+      </w:r>
+      <w:r>
+        <w:rPr>
+          <w:szCs w:val="28"/>
+        </w:rPr>
+        <w:t>и посчитанной суммы выплат по контрактам.</w:t>
       </w:r>
     </w:p>
     <w:sectPr>
@@ -916,7 +3130,7 @@
 </file>
 
 <file path=word/endnotes.xml><?xml version="1.0" encoding="utf-8"?>
-<w:endnotes xmlns:wpc="http://schemas.microsoft.com/office/word/2010/wordprocessingCanvas" xmlns:cx="http://schemas.microsoft.com/office/drawing/2014/chartex" xmlns:mc="http://schemas.openxmlformats.org/markup-compatibility/2006" xmlns:o="urn:schemas-microsoft-com:office:office" xmlns:r="http://schemas.openxmlformats.org/officeDocument/2006/relationships" xmlns:m="http://schemas.openxmlformats.org/officeDocument/2006/math" xmlns:v="urn:schemas-microsoft-com:vml" xmlns:wp14="http://schemas.microsoft.com/office/word/2010/wordprocessingDrawing" xmlns:wp="http://schemas.openxmlformats.org/drawingml/2006/wordprocessingDrawing" xmlns:w10="urn:schemas-microsoft-com:office:word" xmlns:w="http://schemas.openxmlformats.org/wordprocessingml/2006/main" xmlns:w14="http://schemas.microsoft.com/office/word/2010/wordml" xmlns:w15="http://schemas.microsoft.com/office/word/2012/wordml" xmlns:w16se="http://schemas.microsoft.com/office/word/2015/wordml/symex" xmlns:wpg="http://schemas.microsoft.com/office/word/2010/wordprocessingGroup" xmlns:wpi="http://schemas.microsoft.com/office/word/2010/wordprocessingInk" xmlns:wne="http://schemas.microsoft.com/office/word/2006/wordml" xmlns:wps="http://schemas.microsoft.com/office/word/2010/wordprocessingShape" mc:Ignorable="w14 w15 w16se wp14">
+<w:endnotes xmlns:wpc="http://schemas.microsoft.com/office/word/2010/wordprocessingCanvas" xmlns:mc="http://schemas.openxmlformats.org/markup-compatibility/2006" xmlns:o="urn:schemas-microsoft-com:office:office" xmlns:r="http://schemas.openxmlformats.org/officeDocument/2006/relationships" xmlns:m="http://schemas.openxmlformats.org/officeDocument/2006/math" xmlns:v="urn:schemas-microsoft-com:vml" xmlns:wp14="http://schemas.microsoft.com/office/word/2010/wordprocessingDrawing" xmlns:wp="http://schemas.openxmlformats.org/drawingml/2006/wordprocessingDrawing" xmlns:w10="urn:schemas-microsoft-com:office:word" xmlns:w="http://schemas.openxmlformats.org/wordprocessingml/2006/main" xmlns:w14="http://schemas.microsoft.com/office/word/2010/wordml" xmlns:w15="http://schemas.microsoft.com/office/word/2012/wordml" xmlns:wpg="http://schemas.microsoft.com/office/word/2010/wordprocessingGroup" xmlns:wpi="http://schemas.microsoft.com/office/word/2010/wordprocessingInk" xmlns:wne="http://schemas.microsoft.com/office/word/2006/wordml" xmlns:wps="http://schemas.microsoft.com/office/word/2010/wordprocessingShape" mc:Ignorable="w14 w15 wp14">
   <w:endnote w:type="separator" w:id="-1">
     <w:p>
       <w:r>
@@ -935,7 +3149,7 @@
 </file>
 
 <file path=word/footnotes.xml><?xml version="1.0" encoding="utf-8"?>
-<w:footnotes xmlns:wpc="http://schemas.microsoft.com/office/word/2010/wordprocessingCanvas" xmlns:cx="http://schemas.microsoft.com/office/drawing/2014/chartex" xmlns:mc="http://schemas.openxmlformats.org/markup-compatibility/2006" xmlns:o="urn:schemas-microsoft-com:office:office" xmlns:r="http://schemas.openxmlformats.org/officeDocument/2006/relationships" xmlns:m="http://schemas.openxmlformats.org/officeDocument/2006/math" xmlns:v="urn:schemas-microsoft-com:vml" xmlns:wp14="http://schemas.microsoft.com/office/word/2010/wordprocessingDrawing" xmlns:wp="http://schemas.openxmlformats.org/drawingml/2006/wordprocessingDrawing" xmlns:w10="urn:schemas-microsoft-com:office:word" xmlns:w="http://schemas.openxmlformats.org/wordprocessingml/2006/main" xmlns:w14="http://schemas.microsoft.com/office/word/2010/wordml" xmlns:w15="http://schemas.microsoft.com/office/word/2012/wordml" xmlns:w16se="http://schemas.microsoft.com/office/word/2015/wordml/symex" xmlns:wpg="http://schemas.microsoft.com/office/word/2010/wordprocessingGroup" xmlns:wpi="http://schemas.microsoft.com/office/word/2010/wordprocessingInk" xmlns:wne="http://schemas.microsoft.com/office/word/2006/wordml" xmlns:wps="http://schemas.microsoft.com/office/word/2010/wordprocessingShape" mc:Ignorable="w14 w15 w16se wp14">
+<w:footnotes xmlns:wpc="http://schemas.microsoft.com/office/word/2010/wordprocessingCanvas" xmlns:mc="http://schemas.openxmlformats.org/markup-compatibility/2006" xmlns:o="urn:schemas-microsoft-com:office:office" xmlns:r="http://schemas.openxmlformats.org/officeDocument/2006/relationships" xmlns:m="http://schemas.openxmlformats.org/officeDocument/2006/math" xmlns:v="urn:schemas-microsoft-com:vml" xmlns:wp14="http://schemas.microsoft.com/office/word/2010/wordprocessingDrawing" xmlns:wp="http://schemas.openxmlformats.org/drawingml/2006/wordprocessingDrawing" xmlns:w10="urn:schemas-microsoft-com:office:word" xmlns:w="http://schemas.openxmlformats.org/wordprocessingml/2006/main" xmlns:w14="http://schemas.microsoft.com/office/word/2010/wordml" xmlns:w15="http://schemas.microsoft.com/office/word/2012/wordml" xmlns:wpg="http://schemas.microsoft.com/office/word/2010/wordprocessingGroup" xmlns:wpi="http://schemas.microsoft.com/office/word/2010/wordprocessingInk" xmlns:wne="http://schemas.microsoft.com/office/word/2006/wordml" xmlns:wps="http://schemas.microsoft.com/office/word/2010/wordprocessingShape" mc:Ignorable="w14 w15 wp14">
   <w:footnote w:type="separator" w:id="-1">
     <w:p>
       <w:r>
@@ -954,8 +3168,8 @@
 </file>
 
 <file path=word/numbering.xml><?xml version="1.0" encoding="utf-8"?>
-<w:numbering xmlns:wpc="http://schemas.microsoft.com/office/word/2010/wordprocessingCanvas" xmlns:cx="http://schemas.microsoft.com/office/drawing/2014/chartex" xmlns:mc="http://schemas.openxmlformats.org/markup-compatibility/2006" xmlns:o="urn:schemas-microsoft-com:office:office" xmlns:r="http://schemas.openxmlformats.org/officeDocument/2006/relationships" xmlns:m="http://schemas.openxmlformats.org/officeDocument/2006/math" xmlns:v="urn:schemas-microsoft-com:vml" xmlns:wp14="http://schemas.microsoft.com/office/word/2010/wordprocessingDrawing" xmlns:wp="http://schemas.openxmlformats.org/drawingml/2006/wordprocessingDrawing" xmlns:w10="urn:schemas-microsoft-com:office:word" xmlns:w="http://schemas.openxmlformats.org/wordprocessingml/2006/main" xmlns:w14="http://schemas.microsoft.com/office/word/2010/wordml" xmlns:w15="http://schemas.microsoft.com/office/word/2012/wordml" xmlns:w16se="http://schemas.microsoft.com/office/word/2015/wordml/symex" xmlns:wpg="http://schemas.microsoft.com/office/word/2010/wordprocessingGroup" xmlns:wpi="http://schemas.microsoft.com/office/word/2010/wordprocessingInk" xmlns:wne="http://schemas.microsoft.com/office/word/2006/wordml" xmlns:wps="http://schemas.microsoft.com/office/word/2010/wordprocessingShape" mc:Ignorable="w14 w15 w16se wp14">
-  <w:abstractNum w:abstractNumId="0" w15:restartNumberingAfterBreak="0">
+<w:numbering xmlns:wpc="http://schemas.microsoft.com/office/word/2010/wordprocessingCanvas" xmlns:mc="http://schemas.openxmlformats.org/markup-compatibility/2006" xmlns:o="urn:schemas-microsoft-com:office:office" xmlns:r="http://schemas.openxmlformats.org/officeDocument/2006/relationships" xmlns:m="http://schemas.openxmlformats.org/officeDocument/2006/math" xmlns:v="urn:schemas-microsoft-com:vml" xmlns:wp14="http://schemas.microsoft.com/office/word/2010/wordprocessingDrawing" xmlns:wp="http://schemas.openxmlformats.org/drawingml/2006/wordprocessingDrawing" xmlns:w10="urn:schemas-microsoft-com:office:word" xmlns:w="http://schemas.openxmlformats.org/wordprocessingml/2006/main" xmlns:w14="http://schemas.microsoft.com/office/word/2010/wordml" xmlns:w15="http://schemas.microsoft.com/office/word/2012/wordml" xmlns:wpg="http://schemas.microsoft.com/office/word/2010/wordprocessingGroup" xmlns:wpi="http://schemas.microsoft.com/office/word/2010/wordprocessingInk" xmlns:wne="http://schemas.microsoft.com/office/word/2006/wordml" xmlns:wps="http://schemas.microsoft.com/office/word/2010/wordprocessingShape" mc:Ignorable="w14 w15 wp14">
+  <w:abstractNum w:abstractNumId="0">
     <w:nsid w:val="086C3877"/>
     <w:multiLevelType w:val="hybridMultilevel"/>
     <w:tmpl w:val="D3785BBC"/>
@@ -1041,7 +3255,7 @@
       </w:pPr>
     </w:lvl>
   </w:abstractNum>
-  <w:abstractNum w:abstractNumId="1" w15:restartNumberingAfterBreak="0">
+  <w:abstractNum w:abstractNumId="1">
     <w:nsid w:val="093D1D2C"/>
     <w:multiLevelType w:val="hybridMultilevel"/>
     <w:tmpl w:val="D526BCEE"/>
@@ -1127,7 +3341,7 @@
       </w:pPr>
     </w:lvl>
   </w:abstractNum>
-  <w:abstractNum w:abstractNumId="2" w15:restartNumberingAfterBreak="0">
+  <w:abstractNum w:abstractNumId="2">
     <w:nsid w:val="1DD957ED"/>
     <w:multiLevelType w:val="hybridMultilevel"/>
     <w:tmpl w:val="115C3D5C"/>
@@ -1216,7 +3430,7 @@
       </w:pPr>
     </w:lvl>
   </w:abstractNum>
-  <w:abstractNum w:abstractNumId="3" w15:restartNumberingAfterBreak="0">
+  <w:abstractNum w:abstractNumId="3">
     <w:nsid w:val="398C64D1"/>
     <w:multiLevelType w:val="hybridMultilevel"/>
     <w:tmpl w:val="06C4D296"/>
@@ -1302,7 +3516,7 @@
       </w:pPr>
     </w:lvl>
   </w:abstractNum>
-  <w:abstractNum w:abstractNumId="4" w15:restartNumberingAfterBreak="0">
+  <w:abstractNum w:abstractNumId="4">
     <w:nsid w:val="4B891C29"/>
     <w:multiLevelType w:val="hybridMultilevel"/>
     <w:tmpl w:val="CDD03252"/>
@@ -1391,7 +3605,7 @@
       </w:pPr>
     </w:lvl>
   </w:abstractNum>
-  <w:abstractNum w:abstractNumId="5" w15:restartNumberingAfterBreak="0">
+  <w:abstractNum w:abstractNumId="5">
     <w:nsid w:val="4DF16E57"/>
     <w:multiLevelType w:val="multilevel"/>
     <w:tmpl w:val="449EBA88"/>
@@ -1534,11 +3748,11 @@
       </w:rPr>
     </w:lvl>
   </w:abstractNum>
-  <w:abstractNum w:abstractNumId="6" w15:restartNumberingAfterBreak="0">
+  <w:abstractNum w:abstractNumId="6">
     <w:nsid w:val="51FC6706"/>
     <w:multiLevelType w:val="hybridMultilevel"/>
-    <w:tmpl w:val="4CF49E82"/>
-    <w:lvl w:ilvl="0" w:tplc="0419000F">
+    <w:tmpl w:val="2B12D616"/>
+    <w:lvl w:ilvl="0" w:tplc="8B162DBC">
       <w:start w:val="1"/>
       <w:numFmt w:val="decimal"/>
       <w:lvlText w:val="%1."/>
@@ -1546,6 +3760,9 @@
       <w:pPr>
         <w:ind w:left="720" w:hanging="360"/>
       </w:pPr>
+      <w:rPr>
+        <w:b w:val="0"/>
+      </w:rPr>
     </w:lvl>
     <w:lvl w:ilvl="1" w:tplc="04190019" w:tentative="1">
       <w:start w:val="1"/>
@@ -1618,119 +3835,6 @@
       <w:pPr>
         <w:ind w:left="6480" w:hanging="180"/>
       </w:pPr>
-    </w:lvl>
-  </w:abstractNum>
-  <w:abstractNum w:abstractNumId="7" w15:restartNumberingAfterBreak="0">
-    <w:nsid w:val="6FB833B6"/>
-    <w:multiLevelType w:val="hybridMultilevel"/>
-    <w:tmpl w:val="225C96E4"/>
-    <w:lvl w:ilvl="0" w:tplc="04190001">
-      <w:start w:val="1"/>
-      <w:numFmt w:val="bullet"/>
-      <w:lvlText w:val=""/>
-      <w:lvlJc w:val="left"/>
-      <w:pPr>
-        <w:ind w:left="720" w:hanging="360"/>
-      </w:pPr>
-      <w:rPr>
-        <w:rFonts w:ascii="Symbol" w:eastAsia="Times New Roman" w:hAnsi="Symbol" w:cs="Times New Roman" w:hint="default"/>
-      </w:rPr>
-    </w:lvl>
-    <w:lvl w:ilvl="1" w:tplc="04190003" w:tentative="1">
-      <w:start w:val="1"/>
-      <w:numFmt w:val="bullet"/>
-      <w:lvlText w:val="o"/>
-      <w:lvlJc w:val="left"/>
-      <w:pPr>
-        <w:ind w:left="1440" w:hanging="360"/>
-      </w:pPr>
-      <w:rPr>
-        <w:rFonts w:ascii="Courier New" w:hAnsi="Courier New" w:cs="Courier New" w:hint="default"/>
-      </w:rPr>
-    </w:lvl>
-    <w:lvl w:ilvl="2" w:tplc="04190005" w:tentative="1">
-      <w:start w:val="1"/>
-      <w:numFmt w:val="bullet"/>
-      <w:lvlText w:val=""/>
-      <w:lvlJc w:val="left"/>
-      <w:pPr>
-        <w:ind w:left="2160" w:hanging="360"/>
-      </w:pPr>
-      <w:rPr>
-        <w:rFonts w:ascii="Wingdings" w:hAnsi="Wingdings" w:hint="default"/>
-      </w:rPr>
-    </w:lvl>
-    <w:lvl w:ilvl="3" w:tplc="04190001" w:tentative="1">
-      <w:start w:val="1"/>
-      <w:numFmt w:val="bullet"/>
-      <w:lvlText w:val=""/>
-      <w:lvlJc w:val="left"/>
-      <w:pPr>
-        <w:ind w:left="2880" w:hanging="360"/>
-      </w:pPr>
-      <w:rPr>
-        <w:rFonts w:ascii="Symbol" w:hAnsi="Symbol" w:hint="default"/>
-      </w:rPr>
-    </w:lvl>
-    <w:lvl w:ilvl="4" w:tplc="04190003" w:tentative="1">
-      <w:start w:val="1"/>
-      <w:numFmt w:val="bullet"/>
-      <w:lvlText w:val="o"/>
-      <w:lvlJc w:val="left"/>
-      <w:pPr>
-        <w:ind w:left="3600" w:hanging="360"/>
-      </w:pPr>
-      <w:rPr>
-        <w:rFonts w:ascii="Courier New" w:hAnsi="Courier New" w:cs="Courier New" w:hint="default"/>
-      </w:rPr>
-    </w:lvl>
-    <w:lvl w:ilvl="5" w:tplc="04190005" w:tentative="1">
-      <w:start w:val="1"/>
-      <w:numFmt w:val="bullet"/>
-      <w:lvlText w:val=""/>
-      <w:lvlJc w:val="left"/>
-      <w:pPr>
-        <w:ind w:left="4320" w:hanging="360"/>
-      </w:pPr>
-      <w:rPr>
-        <w:rFonts w:ascii="Wingdings" w:hAnsi="Wingdings" w:hint="default"/>
-      </w:rPr>
-    </w:lvl>
-    <w:lvl w:ilvl="6" w:tplc="04190001" w:tentative="1">
-      <w:start w:val="1"/>
-      <w:numFmt w:val="bullet"/>
-      <w:lvlText w:val=""/>
-      <w:lvlJc w:val="left"/>
-      <w:pPr>
-        <w:ind w:left="5040" w:hanging="360"/>
-      </w:pPr>
-      <w:rPr>
-        <w:rFonts w:ascii="Symbol" w:hAnsi="Symbol" w:hint="default"/>
-      </w:rPr>
-    </w:lvl>
-    <w:lvl w:ilvl="7" w:tplc="04190003" w:tentative="1">
-      <w:start w:val="1"/>
-      <w:numFmt w:val="bullet"/>
-      <w:lvlText w:val="o"/>
-      <w:lvlJc w:val="left"/>
-      <w:pPr>
-        <w:ind w:left="5760" w:hanging="360"/>
-      </w:pPr>
-      <w:rPr>
-        <w:rFonts w:ascii="Courier New" w:hAnsi="Courier New" w:cs="Courier New" w:hint="default"/>
-      </w:rPr>
-    </w:lvl>
-    <w:lvl w:ilvl="8" w:tplc="04190005" w:tentative="1">
-      <w:start w:val="1"/>
-      <w:numFmt w:val="bullet"/>
-      <w:lvlText w:val=""/>
-      <w:lvlJc w:val="left"/>
-      <w:pPr>
-        <w:ind w:left="6480" w:hanging="360"/>
-      </w:pPr>
-      <w:rPr>
-        <w:rFonts w:ascii="Wingdings" w:hAnsi="Wingdings" w:hint="default"/>
-      </w:rPr>
     </w:lvl>
   </w:abstractNum>
   <w:num w:numId="1">
@@ -1754,14 +3858,11 @@
   <w:num w:numId="7">
     <w:abstractNumId w:val="6"/>
   </w:num>
-  <w:num w:numId="8">
-    <w:abstractNumId w:val="7"/>
-  </w:num>
 </w:numbering>
 </file>
 
 <file path=word/styles.xml><?xml version="1.0" encoding="utf-8"?>
-<w:styles xmlns:mc="http://schemas.openxmlformats.org/markup-compatibility/2006" xmlns:r="http://schemas.openxmlformats.org/officeDocument/2006/relationships" xmlns:w="http://schemas.openxmlformats.org/wordprocessingml/2006/main" xmlns:w14="http://schemas.microsoft.com/office/word/2010/wordml" xmlns:w15="http://schemas.microsoft.com/office/word/2012/wordml" xmlns:w16se="http://schemas.microsoft.com/office/word/2015/wordml/symex" mc:Ignorable="w14 w15 w16se">
+<w:styles xmlns:mc="http://schemas.openxmlformats.org/markup-compatibility/2006" xmlns:r="http://schemas.openxmlformats.org/officeDocument/2006/relationships" xmlns:w="http://schemas.openxmlformats.org/wordprocessingml/2006/main" xmlns:w14="http://schemas.microsoft.com/office/word/2010/wordml" xmlns:w15="http://schemas.microsoft.com/office/word/2012/wordml" mc:Ignorable="w14 w15">
   <w:docDefaults>
     <w:rPrDefault>
       <w:rPr>
@@ -2203,15 +4304,16 @@
   <w:style w:type="paragraph" w:customStyle="1" w:styleId="a4">
     <w:name w:val="Код"/>
     <w:basedOn w:val="a0"/>
+    <w:link w:val="a5"/>
     <w:qFormat/>
-    <w:rsid w:val="00034FE8"/>
+    <w:rsid w:val="002F645A"/>
     <w:rPr>
       <w:rFonts w:ascii="Courier New" w:hAnsi="Courier New"/>
-      <w:sz w:val="24"/>
+      <w:b/>
       <w:lang w:val="en-US"/>
     </w:rPr>
   </w:style>
-  <w:style w:type="paragraph" w:styleId="a5">
+  <w:style w:type="paragraph" w:styleId="a6">
     <w:name w:val="List Paragraph"/>
     <w:basedOn w:val="a0"/>
     <w:uiPriority w:val="34"/>
@@ -2222,10 +4324,10 @@
       <w:contextualSpacing/>
     </w:pPr>
   </w:style>
-  <w:style w:type="paragraph" w:styleId="a6">
+  <w:style w:type="paragraph" w:styleId="a7">
     <w:name w:val="Balloon Text"/>
     <w:basedOn w:val="a0"/>
-    <w:link w:val="a7"/>
+    <w:link w:val="a8"/>
     <w:uiPriority w:val="99"/>
     <w:semiHidden/>
     <w:unhideWhenUsed/>
@@ -2236,10 +4338,10 @@
       <w:szCs w:val="16"/>
     </w:rPr>
   </w:style>
-  <w:style w:type="character" w:customStyle="1" w:styleId="a7">
+  <w:style w:type="character" w:customStyle="1" w:styleId="a8">
     <w:name w:val="Текст выноски Знак"/>
     <w:basedOn w:val="a1"/>
-    <w:link w:val="a6"/>
+    <w:link w:val="a7"/>
     <w:uiPriority w:val="99"/>
     <w:semiHidden/>
     <w:rsid w:val="00DD4D5C"/>
@@ -2249,10 +4351,10 @@
       <w:szCs w:val="16"/>
     </w:rPr>
   </w:style>
-  <w:style w:type="paragraph" w:styleId="a8">
+  <w:style w:type="paragraph" w:styleId="a9">
     <w:name w:val="header"/>
     <w:basedOn w:val="a0"/>
-    <w:link w:val="a9"/>
+    <w:link w:val="aa"/>
     <w:uiPriority w:val="99"/>
     <w:semiHidden/>
     <w:unhideWhenUsed/>
@@ -2264,10 +4366,10 @@
       </w:tabs>
     </w:pPr>
   </w:style>
-  <w:style w:type="character" w:customStyle="1" w:styleId="a9">
+  <w:style w:type="character" w:customStyle="1" w:styleId="aa">
     <w:name w:val="Верхний колонтитул Знак"/>
     <w:basedOn w:val="a1"/>
-    <w:link w:val="a8"/>
+    <w:link w:val="a9"/>
     <w:uiPriority w:val="99"/>
     <w:semiHidden/>
     <w:rsid w:val="00F10A90"/>
@@ -2276,10 +4378,10 @@
       <w:sz w:val="28"/>
     </w:rPr>
   </w:style>
-  <w:style w:type="paragraph" w:styleId="aa">
+  <w:style w:type="paragraph" w:styleId="ab">
     <w:name w:val="footer"/>
     <w:basedOn w:val="a0"/>
-    <w:link w:val="ab"/>
+    <w:link w:val="ac"/>
     <w:uiPriority w:val="99"/>
     <w:semiHidden/>
     <w:unhideWhenUsed/>
@@ -2291,16 +4393,45 @@
       </w:tabs>
     </w:pPr>
   </w:style>
-  <w:style w:type="character" w:customStyle="1" w:styleId="ab">
+  <w:style w:type="character" w:customStyle="1" w:styleId="ac">
     <w:name w:val="Нижний колонтитул Знак"/>
     <w:basedOn w:val="a1"/>
-    <w:link w:val="aa"/>
+    <w:link w:val="ab"/>
     <w:uiPriority w:val="99"/>
     <w:semiHidden/>
     <w:rsid w:val="00F10A90"/>
     <w:rPr>
       <w:rFonts w:ascii="Times New Roman" w:hAnsi="Times New Roman" w:cs="Times New Roman"/>
       <w:sz w:val="28"/>
+    </w:rPr>
+  </w:style>
+  <w:style w:type="character" w:customStyle="1" w:styleId="a5">
+    <w:name w:val="Код Знак"/>
+    <w:basedOn w:val="a1"/>
+    <w:link w:val="a4"/>
+    <w:rsid w:val="002F645A"/>
+    <w:rPr>
+      <w:rFonts w:ascii="Courier New" w:hAnsi="Courier New" w:cs="Times New Roman"/>
+      <w:b/>
+      <w:sz w:val="28"/>
+      <w:lang w:val="en-US"/>
+    </w:rPr>
+  </w:style>
+  <w:style w:type="paragraph" w:customStyle="1" w:styleId="ad">
+    <w:name w:val="картинка"/>
+    <w:basedOn w:val="a0"/>
+    <w:qFormat/>
+    <w:rsid w:val="002F645A"/>
+    <w:pPr>
+      <w:tabs>
+        <w:tab w:val="left" w:pos="426"/>
+      </w:tabs>
+      <w:spacing w:before="120" w:after="120"/>
+      <w:jc w:val="center"/>
+    </w:pPr>
+    <w:rPr>
+      <w:szCs w:val="28"/>
+      <w:lang w:eastAsia="ru-RU"/>
     </w:rPr>
   </w:style>
 </w:styles>

--- a/ISAS/Texts/Lab_4.docx
+++ b/ISAS/Texts/Lab_4.docx
@@ -1,6 +1,6 @@
 
 <file path=word/document.xml><?xml version="1.0" encoding="utf-8"?>
-<w:document xmlns:wpc="http://schemas.microsoft.com/office/word/2010/wordprocessingCanvas" xmlns:mc="http://schemas.openxmlformats.org/markup-compatibility/2006" xmlns:o="urn:schemas-microsoft-com:office:office" xmlns:r="http://schemas.openxmlformats.org/officeDocument/2006/relationships" xmlns:m="http://schemas.openxmlformats.org/officeDocument/2006/math" xmlns:v="urn:schemas-microsoft-com:vml" xmlns:wp14="http://schemas.microsoft.com/office/word/2010/wordprocessingDrawing" xmlns:wp="http://schemas.openxmlformats.org/drawingml/2006/wordprocessingDrawing" xmlns:w10="urn:schemas-microsoft-com:office:word" xmlns:w="http://schemas.openxmlformats.org/wordprocessingml/2006/main" xmlns:w14="http://schemas.microsoft.com/office/word/2010/wordml" xmlns:w15="http://schemas.microsoft.com/office/word/2012/wordml" xmlns:wpg="http://schemas.microsoft.com/office/word/2010/wordprocessingGroup" xmlns:wpi="http://schemas.microsoft.com/office/word/2010/wordprocessingInk" xmlns:wne="http://schemas.microsoft.com/office/word/2006/wordml" xmlns:wps="http://schemas.microsoft.com/office/word/2010/wordprocessingShape" mc:Ignorable="w14 w15 wp14">
+<w:document xmlns:wpc="http://schemas.microsoft.com/office/word/2010/wordprocessingCanvas" xmlns:cx="http://schemas.microsoft.com/office/drawing/2014/chartex" xmlns:cx1="http://schemas.microsoft.com/office/drawing/2015/9/8/chartex" xmlns:cx2="http://schemas.microsoft.com/office/drawing/2015/10/21/chartex" xmlns:cx3="http://schemas.microsoft.com/office/drawing/2016/5/9/chartex" xmlns:cx4="http://schemas.microsoft.com/office/drawing/2016/5/10/chartex" xmlns:cx5="http://schemas.microsoft.com/office/drawing/2016/5/11/chartex" xmlns:cx6="http://schemas.microsoft.com/office/drawing/2016/5/12/chartex" xmlns:cx7="http://schemas.microsoft.com/office/drawing/2016/5/13/chartex" xmlns:cx8="http://schemas.microsoft.com/office/drawing/2016/5/14/chartex" xmlns:mc="http://schemas.openxmlformats.org/markup-compatibility/2006" xmlns:aink="http://schemas.microsoft.com/office/drawing/2016/ink" xmlns:am3d="http://schemas.microsoft.com/office/drawing/2017/model3d" xmlns:o="urn:schemas-microsoft-com:office:office" xmlns:r="http://schemas.openxmlformats.org/officeDocument/2006/relationships" xmlns:m="http://schemas.openxmlformats.org/officeDocument/2006/math" xmlns:v="urn:schemas-microsoft-com:vml" xmlns:wp14="http://schemas.microsoft.com/office/word/2010/wordprocessingDrawing" xmlns:wp="http://schemas.openxmlformats.org/drawingml/2006/wordprocessingDrawing" xmlns:w10="urn:schemas-microsoft-com:office:word" xmlns:w="http://schemas.openxmlformats.org/wordprocessingml/2006/main" xmlns:w14="http://schemas.microsoft.com/office/word/2010/wordml" xmlns:w15="http://schemas.microsoft.com/office/word/2012/wordml" xmlns:w16cex="http://schemas.microsoft.com/office/word/2018/wordml/cex" xmlns:w16cid="http://schemas.microsoft.com/office/word/2016/wordml/cid" xmlns:w16="http://schemas.microsoft.com/office/word/2018/wordml" xmlns:w16sdtdh="http://schemas.microsoft.com/office/word/2020/wordml/sdtdatahash" xmlns:w16se="http://schemas.microsoft.com/office/word/2015/wordml/symex" xmlns:wpg="http://schemas.microsoft.com/office/word/2010/wordprocessingGroup" xmlns:wpi="http://schemas.microsoft.com/office/word/2010/wordprocessingInk" xmlns:wne="http://schemas.microsoft.com/office/word/2006/wordml" xmlns:wps="http://schemas.microsoft.com/office/word/2010/wordprocessingShape" mc:Ignorable="w14 w15 w16se w16cid w16 w16cex w16sdtdh wp14">
   <w:body>
     <w:p>
       <w:pPr>
@@ -60,8 +60,17 @@
           <w:b/>
           <w:szCs w:val="28"/>
         </w:rPr>
-        <w:t xml:space="preserve"> Инфраструктура Docker</w:t>
-      </w:r>
+        <w:t xml:space="preserve"> Инфраструктура </w:t>
+      </w:r>
+      <w:proofErr w:type="spellStart"/>
+      <w:r>
+        <w:rPr>
+          <w:b/>
+          <w:szCs w:val="28"/>
+        </w:rPr>
+        <w:t>Docker</w:t>
+      </w:r>
+      <w:proofErr w:type="spellEnd"/>
       <w:r>
         <w:rPr>
           <w:b/>
@@ -141,8 +150,17 @@
           <w:szCs w:val="28"/>
           <w:lang w:eastAsia="ru-RU"/>
         </w:rPr>
-        <w:t>в среде docker</w:t>
-      </w:r>
+        <w:t xml:space="preserve">в среде </w:t>
+      </w:r>
+      <w:proofErr w:type="spellStart"/>
+      <w:r>
+        <w:rPr>
+          <w:szCs w:val="28"/>
+          <w:lang w:eastAsia="ru-RU"/>
+        </w:rPr>
+        <w:t>docker</w:t>
+      </w:r>
+      <w:proofErr w:type="spellEnd"/>
       <w:r>
         <w:rPr>
           <w:szCs w:val="28"/>
@@ -155,7 +173,23 @@
           <w:szCs w:val="28"/>
           <w:lang w:eastAsia="ru-RU"/>
         </w:rPr>
-        <w:t>передачи файлов между операционной системой и контейнером docker, запуска интерактивных приложений внутри контейнера и управления контейнером</w:t>
+        <w:t xml:space="preserve">передачи файлов между операционной системой и контейнером </w:t>
+      </w:r>
+      <w:proofErr w:type="spellStart"/>
+      <w:r>
+        <w:rPr>
+          <w:szCs w:val="28"/>
+          <w:lang w:eastAsia="ru-RU"/>
+        </w:rPr>
+        <w:t>docker</w:t>
+      </w:r>
+      <w:proofErr w:type="spellEnd"/>
+      <w:r>
+        <w:rPr>
+          <w:szCs w:val="28"/>
+          <w:lang w:eastAsia="ru-RU"/>
+        </w:rPr>
+        <w:t>, запуска интерактивных приложений внутри контейнера и управления контейнером</w:t>
       </w:r>
       <w:r>
         <w:rPr>
@@ -225,8 +259,49 @@
           <w:szCs w:val="28"/>
           <w:lang w:eastAsia="ru-RU"/>
         </w:rPr>
-        <w:t>через утилиту apt установить клиентский пакет docker и серверный пакет dockerd</w:t>
-      </w:r>
+        <w:t xml:space="preserve">через утилиту </w:t>
+      </w:r>
+      <w:proofErr w:type="spellStart"/>
+      <w:r>
+        <w:rPr>
+          <w:szCs w:val="28"/>
+          <w:lang w:eastAsia="ru-RU"/>
+        </w:rPr>
+        <w:t>apt</w:t>
+      </w:r>
+      <w:proofErr w:type="spellEnd"/>
+      <w:r>
+        <w:rPr>
+          <w:szCs w:val="28"/>
+          <w:lang w:eastAsia="ru-RU"/>
+        </w:rPr>
+        <w:t xml:space="preserve"> установить клиентский пакет </w:t>
+      </w:r>
+      <w:proofErr w:type="spellStart"/>
+      <w:r>
+        <w:rPr>
+          <w:szCs w:val="28"/>
+          <w:lang w:eastAsia="ru-RU"/>
+        </w:rPr>
+        <w:t>docker</w:t>
+      </w:r>
+      <w:proofErr w:type="spellEnd"/>
+      <w:r>
+        <w:rPr>
+          <w:szCs w:val="28"/>
+          <w:lang w:eastAsia="ru-RU"/>
+        </w:rPr>
+        <w:t xml:space="preserve"> и серверный пакет </w:t>
+      </w:r>
+      <w:proofErr w:type="spellStart"/>
+      <w:r>
+        <w:rPr>
+          <w:szCs w:val="28"/>
+          <w:lang w:eastAsia="ru-RU"/>
+        </w:rPr>
+        <w:t>dockerd</w:t>
+      </w:r>
+      <w:proofErr w:type="spellEnd"/>
       <w:r>
         <w:rPr>
           <w:szCs w:val="28"/>
@@ -362,6 +437,7 @@
         </w:rPr>
         <w:t xml:space="preserve">системы </w:t>
       </w:r>
+      <w:proofErr w:type="spellStart"/>
       <w:r>
         <w:rPr>
           <w:szCs w:val="28"/>
@@ -369,6 +445,7 @@
         </w:rPr>
         <w:t>odoo</w:t>
       </w:r>
+      <w:proofErr w:type="spellEnd"/>
       <w:r>
         <w:rPr>
           <w:szCs w:val="28"/>
@@ -461,8 +538,17 @@
           <w:szCs w:val="28"/>
           <w:lang w:eastAsia="ru-RU"/>
         </w:rPr>
-        <w:t xml:space="preserve"> odoo</w:t>
-      </w:r>
+        <w:t xml:space="preserve"> </w:t>
+      </w:r>
+      <w:proofErr w:type="spellStart"/>
+      <w:r>
+        <w:rPr>
+          <w:szCs w:val="28"/>
+          <w:lang w:eastAsia="ru-RU"/>
+        </w:rPr>
+        <w:t>odoo</w:t>
+      </w:r>
+      <w:proofErr w:type="spellEnd"/>
       <w:r>
         <w:rPr>
           <w:szCs w:val="28"/>
@@ -512,6 +598,7 @@
         </w:rPr>
         <w:t xml:space="preserve">входящего в состав пакета </w:t>
       </w:r>
+      <w:proofErr w:type="spellStart"/>
       <w:r>
         <w:rPr>
           <w:szCs w:val="28"/>
@@ -519,6 +606,7 @@
         </w:rPr>
         <w:t>iRedMail</w:t>
       </w:r>
+      <w:proofErr w:type="spellEnd"/>
       <w:r>
         <w:rPr>
           <w:szCs w:val="28"/>
@@ -651,6 +739,7 @@
         </w:rPr>
         <w:t xml:space="preserve">системой </w:t>
       </w:r>
+      <w:proofErr w:type="spellStart"/>
       <w:r>
         <w:rPr>
           <w:szCs w:val="28"/>
@@ -658,6 +747,7 @@
         </w:rPr>
         <w:t>odoo</w:t>
       </w:r>
+      <w:proofErr w:type="spellEnd"/>
       <w:r>
         <w:rPr>
           <w:szCs w:val="28"/>
@@ -703,6 +793,7 @@
         </w:rPr>
         <w:t xml:space="preserve">на почтовом сервере с помощью панели </w:t>
       </w:r>
+      <w:proofErr w:type="spellStart"/>
       <w:r>
         <w:rPr>
           <w:szCs w:val="28"/>
@@ -710,6 +801,7 @@
         </w:rPr>
         <w:t>iRedAdmin</w:t>
       </w:r>
+      <w:proofErr w:type="spellEnd"/>
       <w:r>
         <w:rPr>
           <w:szCs w:val="28"/>
@@ -767,8 +859,17 @@
           <w:szCs w:val="28"/>
           <w:lang w:eastAsia="ru-RU"/>
         </w:rPr>
-        <w:t xml:space="preserve"> odoo</w:t>
-      </w:r>
+        <w:t xml:space="preserve"> </w:t>
+      </w:r>
+      <w:proofErr w:type="spellStart"/>
+      <w:r>
+        <w:rPr>
+          <w:szCs w:val="28"/>
+          <w:lang w:eastAsia="ru-RU"/>
+        </w:rPr>
+        <w:t>odoo</w:t>
+      </w:r>
+      <w:proofErr w:type="spellEnd"/>
       <w:r>
         <w:rPr>
           <w:szCs w:val="28"/>
@@ -880,6 +981,7 @@
         </w:rPr>
         <w:t xml:space="preserve"> </w:t>
       </w:r>
+      <w:proofErr w:type="spellStart"/>
       <w:r>
         <w:rPr>
           <w:szCs w:val="28"/>
@@ -887,12 +989,29 @@
         </w:rPr>
         <w:t>odoo</w:t>
       </w:r>
-      <w:r>
-        <w:rPr>
-          <w:szCs w:val="28"/>
-          <w:lang w:eastAsia="ru-RU"/>
-        </w:rPr>
-        <w:t xml:space="preserve"> к папке, используемой odoo для размещения дополнительных модулей, с помощью команды </w:t>
+      <w:proofErr w:type="spellEnd"/>
+      <w:r>
+        <w:rPr>
+          <w:szCs w:val="28"/>
+          <w:lang w:eastAsia="ru-RU"/>
+        </w:rPr>
+        <w:t xml:space="preserve"> к папке, используемой </w:t>
+      </w:r>
+      <w:proofErr w:type="spellStart"/>
+      <w:r>
+        <w:rPr>
+          <w:szCs w:val="28"/>
+          <w:lang w:eastAsia="ru-RU"/>
+        </w:rPr>
+        <w:t>odoo</w:t>
+      </w:r>
+      <w:proofErr w:type="spellEnd"/>
+      <w:r>
+        <w:rPr>
+          <w:szCs w:val="28"/>
+          <w:lang w:eastAsia="ru-RU"/>
+        </w:rPr>
+        <w:t xml:space="preserve"> для размещения дополнительных модулей, с помощью команды </w:t>
       </w:r>
     </w:p>
     <w:p>
@@ -900,7 +1019,15 @@
         <w:pStyle w:val="a4"/>
       </w:pPr>
       <w:r>
-        <w:t>docker inspect odoo | less</w:t>
+        <w:t xml:space="preserve">docker inspect </w:t>
+      </w:r>
+      <w:proofErr w:type="spellStart"/>
+      <w:r>
+        <w:t>odoo</w:t>
+      </w:r>
+      <w:proofErr w:type="spellEnd"/>
+      <w:r>
+        <w:t xml:space="preserve"> | less</w:t>
       </w:r>
     </w:p>
     <w:p>
@@ -938,7 +1065,23 @@
           <w:szCs w:val="28"/>
           <w:lang w:eastAsia="ru-RU"/>
         </w:rPr>
-        <w:t xml:space="preserve"> командную строку bash внутри контейнера командой </w:t>
+        <w:t xml:space="preserve"> командную строку </w:t>
+      </w:r>
+      <w:proofErr w:type="spellStart"/>
+      <w:r>
+        <w:rPr>
+          <w:szCs w:val="28"/>
+          <w:lang w:eastAsia="ru-RU"/>
+        </w:rPr>
+        <w:t>bash</w:t>
+      </w:r>
+      <w:proofErr w:type="spellEnd"/>
+      <w:r>
+        <w:rPr>
+          <w:szCs w:val="28"/>
+          <w:lang w:eastAsia="ru-RU"/>
+        </w:rPr>
+        <w:t xml:space="preserve"> внутри контейнера командой </w:t>
       </w:r>
     </w:p>
     <w:p>
@@ -946,7 +1089,15 @@
         <w:pStyle w:val="a4"/>
       </w:pPr>
       <w:r>
-        <w:t xml:space="preserve">docker exec -it odoo /bin/bash </w:t>
+        <w:t xml:space="preserve">docker exec -it </w:t>
+      </w:r>
+      <w:proofErr w:type="spellStart"/>
+      <w:r>
+        <w:t>odoo</w:t>
+      </w:r>
+      <w:proofErr w:type="spellEnd"/>
+      <w:r>
+        <w:t xml:space="preserve"> /bin/bash </w:t>
       </w:r>
     </w:p>
     <w:p>
@@ -1012,8 +1163,29 @@
       <w:pPr>
         <w:pStyle w:val="a4"/>
       </w:pPr>
-      <w:r>
-        <w:t xml:space="preserve">odoo scaffold test_module /mnt/extra-addons/ </w:t>
+      <w:proofErr w:type="spellStart"/>
+      <w:r>
+        <w:t>odoo</w:t>
+      </w:r>
+      <w:proofErr w:type="spellEnd"/>
+      <w:r>
+        <w:t xml:space="preserve"> scaffold </w:t>
+      </w:r>
+      <w:proofErr w:type="spellStart"/>
+      <w:r>
+        <w:t>test_module</w:t>
+      </w:r>
+      <w:proofErr w:type="spellEnd"/>
+      <w:r>
+        <w:t xml:space="preserve"> /</w:t>
+      </w:r>
+      <w:proofErr w:type="spellStart"/>
+      <w:r>
+        <w:t>mnt</w:t>
+      </w:r>
+      <w:proofErr w:type="spellEnd"/>
+      <w:r>
+        <w:t xml:space="preserve">/extra-addons/ </w:t>
       </w:r>
     </w:p>
     <w:p>
@@ -1085,6 +1257,7 @@
         </w:rPr>
         <w:t xml:space="preserve">для удобства редактирования исходного кода модуля скачайте исходный код </w:t>
       </w:r>
+      <w:proofErr w:type="spellStart"/>
       <w:r>
         <w:rPr>
           <w:szCs w:val="28"/>
@@ -1092,6 +1265,7 @@
         </w:rPr>
         <w:t>odoo</w:t>
       </w:r>
+      <w:proofErr w:type="spellEnd"/>
       <w:r>
         <w:rPr>
           <w:szCs w:val="28"/>
@@ -1113,6 +1287,7 @@
         </w:rPr>
         <w:t xml:space="preserve"> </w:t>
       </w:r>
+      <w:proofErr w:type="spellStart"/>
       <w:r>
         <w:rPr>
           <w:szCs w:val="28"/>
@@ -1120,6 +1295,7 @@
         </w:rPr>
         <w:t>github</w:t>
       </w:r>
+      <w:proofErr w:type="spellEnd"/>
       <w:r>
         <w:rPr>
           <w:szCs w:val="28"/>
@@ -1153,12 +1329,21 @@
           <w:lang w:eastAsia="ru-RU"/>
         </w:rPr>
       </w:pPr>
-      <w:r>
-        <w:rPr>
-          <w:szCs w:val="28"/>
-          <w:lang w:eastAsia="ru-RU"/>
-        </w:rPr>
-        <w:t>распакоуйте скачанный исходный код в отдельную папку;</w:t>
+      <w:proofErr w:type="spellStart"/>
+      <w:r>
+        <w:rPr>
+          <w:szCs w:val="28"/>
+          <w:lang w:eastAsia="ru-RU"/>
+        </w:rPr>
+        <w:t>распакоуйте</w:t>
+      </w:r>
+      <w:proofErr w:type="spellEnd"/>
+      <w:r>
+        <w:rPr>
+          <w:szCs w:val="28"/>
+          <w:lang w:eastAsia="ru-RU"/>
+        </w:rPr>
+        <w:t xml:space="preserve"> скачанный исходный код в отдельную папку;</w:t>
       </w:r>
     </w:p>
     <w:p>
@@ -1259,6 +1444,7 @@
         </w:rPr>
         <w:t xml:space="preserve"> внутри папки с исходным кодом </w:t>
       </w:r>
+      <w:proofErr w:type="spellStart"/>
       <w:r>
         <w:rPr>
           <w:szCs w:val="28"/>
@@ -1266,6 +1452,7 @@
         </w:rPr>
         <w:t>odoo</w:t>
       </w:r>
+      <w:proofErr w:type="spellEnd"/>
       <w:r>
         <w:rPr>
           <w:szCs w:val="28"/>
@@ -1288,12 +1475,14 @@
         </w:rPr>
         <w:t>/</w:t>
       </w:r>
+      <w:proofErr w:type="spellStart"/>
       <w:r>
         <w:rPr>
           <w:rStyle w:val="a5"/>
         </w:rPr>
         <w:t>odoo</w:t>
       </w:r>
+      <w:proofErr w:type="spellEnd"/>
       <w:r>
         <w:rPr>
           <w:rStyle w:val="a5"/>
@@ -1517,6 +1706,7 @@
         </w:rPr>
         <w:t xml:space="preserve">нажмите правой кнопкой мыши по папке с исходным кодом </w:t>
       </w:r>
+      <w:proofErr w:type="spellStart"/>
       <w:r>
         <w:rPr>
           <w:szCs w:val="28"/>
@@ -1524,6 +1714,7 @@
         </w:rPr>
         <w:t>odoo</w:t>
       </w:r>
+      <w:proofErr w:type="spellEnd"/>
       <w:r>
         <w:rPr>
           <w:szCs w:val="28"/>
@@ -1706,12 +1897,21 @@
           <w:lang w:eastAsia="ru-RU"/>
         </w:rPr>
       </w:pPr>
-      <w:r>
-        <w:rPr>
-          <w:szCs w:val="28"/>
-          <w:lang w:eastAsia="ru-RU"/>
-        </w:rPr>
-        <w:t xml:space="preserve">в первую очередь необходимо обеспечить хранение номеров счетов работников с помощью модели, поэтому отредактируйте файл </w:t>
+      <w:bookmarkStart w:id="0" w:name="_Hlk225246516"/>
+      <w:r>
+        <w:rPr>
+          <w:szCs w:val="28"/>
+          <w:lang w:eastAsia="ru-RU"/>
+        </w:rPr>
+        <w:t>в первую очередь необходимо обеспечить хранение номеров счетов работников с помощью модели</w:t>
+      </w:r>
+      <w:bookmarkEnd w:id="0"/>
+      <w:r>
+        <w:rPr>
+          <w:szCs w:val="28"/>
+          <w:lang w:eastAsia="ru-RU"/>
+        </w:rPr>
+        <w:t xml:space="preserve">, поэтому отредактируйте файл </w:t>
       </w:r>
       <w:r>
         <w:rPr>
@@ -1746,12 +1946,14 @@
         </w:rPr>
         <w:t>.</w:t>
       </w:r>
+      <w:proofErr w:type="spellStart"/>
       <w:r>
         <w:rPr>
           <w:rStyle w:val="a5"/>
         </w:rPr>
         <w:t>py</w:t>
       </w:r>
+      <w:proofErr w:type="spellEnd"/>
       <w:r>
         <w:rPr>
           <w:szCs w:val="28"/>
@@ -1759,12 +1961,14 @@
         </w:rPr>
         <w:t xml:space="preserve"> внутри папки с заготовкой модуля следующим образом для добавления поля </w:t>
       </w:r>
+      <w:proofErr w:type="spellStart"/>
       <w:r>
         <w:rPr>
           <w:rStyle w:val="a5"/>
         </w:rPr>
         <w:t>iban</w:t>
       </w:r>
+      <w:proofErr w:type="spellEnd"/>
       <w:r>
         <w:rPr>
           <w:szCs w:val="28"/>
@@ -1779,12 +1983,15 @@
         </w:rPr>
         <w:t xml:space="preserve">к существующей модели </w:t>
       </w:r>
+      <w:proofErr w:type="spellStart"/>
+      <w:proofErr w:type="gramStart"/>
       <w:r>
         <w:rPr>
           <w:rStyle w:val="a5"/>
         </w:rPr>
         <w:t>hr</w:t>
       </w:r>
+      <w:proofErr w:type="spellEnd"/>
       <w:r>
         <w:rPr>
           <w:rStyle w:val="a5"/>
@@ -1798,6 +2005,7 @@
         </w:rPr>
         <w:t>employee</w:t>
       </w:r>
+      <w:proofErr w:type="gramEnd"/>
       <w:r>
         <w:rPr>
           <w:szCs w:val="28"/>
@@ -1815,7 +2023,7 @@
           <w:noProof/>
         </w:rPr>
         <w:drawing>
-          <wp:inline distT="0" distB="0" distL="0" distR="0">
+          <wp:inline distT="0" distB="0" distL="0" distR="0" wp14:anchorId="565E783A" wp14:editId="01371E7E">
             <wp:extent cx="6120130" cy="2228850"/>
             <wp:effectExtent l="0" t="0" r="0" b="0"/>
             <wp:docPr id="1" name="Рисунок 1"/>
@@ -1881,6 +2089,7 @@
         </w:rPr>
         <w:t xml:space="preserve">для обеспечения возможности редактирования номера счета на веб-страницах </w:t>
       </w:r>
+      <w:proofErr w:type="spellStart"/>
       <w:r>
         <w:rPr>
           <w:szCs w:val="28"/>
@@ -1888,6 +2097,7 @@
         </w:rPr>
         <w:t>odoo</w:t>
       </w:r>
+      <w:proofErr w:type="spellEnd"/>
       <w:r>
         <w:rPr>
           <w:szCs w:val="28"/>
@@ -1900,14 +2110,25 @@
           <w:szCs w:val="28"/>
           <w:lang w:eastAsia="ru-RU"/>
         </w:rPr>
-        <w:t xml:space="preserve">добавьте вкладку с полем для ввода/вывода номера счета в существующее представление </w:t>
-      </w:r>
+        <w:t xml:space="preserve">добавьте </w:t>
+      </w:r>
+      <w:bookmarkStart w:id="1" w:name="_Hlk225247377"/>
+      <w:r>
+        <w:rPr>
+          <w:szCs w:val="28"/>
+          <w:lang w:eastAsia="ru-RU"/>
+        </w:rPr>
+        <w:t xml:space="preserve">вкладку с полем для ввода/вывода номера счета в существующее представление </w:t>
+      </w:r>
+      <w:proofErr w:type="spellStart"/>
+      <w:proofErr w:type="gramStart"/>
       <w:r>
         <w:rPr>
           <w:rStyle w:val="a5"/>
         </w:rPr>
         <w:t>hr</w:t>
       </w:r>
+      <w:proofErr w:type="spellEnd"/>
       <w:r>
         <w:rPr>
           <w:rStyle w:val="a5"/>
@@ -1921,6 +2142,7 @@
         </w:rPr>
         <w:t>view</w:t>
       </w:r>
+      <w:proofErr w:type="gramEnd"/>
       <w:r>
         <w:rPr>
           <w:rStyle w:val="a5"/>
@@ -1947,6 +2169,7 @@
         </w:rPr>
         <w:t>form</w:t>
       </w:r>
+      <w:bookmarkEnd w:id="1"/>
       <w:r>
         <w:rPr>
           <w:szCs w:val="28"/>
@@ -2055,7 +2278,7 @@
           <w:noProof/>
         </w:rPr>
         <w:drawing>
-          <wp:inline distT="0" distB="0" distL="0" distR="0">
+          <wp:inline distT="0" distB="0" distL="0" distR="0" wp14:anchorId="3A997DF2" wp14:editId="2D819345">
             <wp:extent cx="6120130" cy="3836670"/>
             <wp:effectExtent l="0" t="0" r="0" b="0"/>
             <wp:docPr id="4" name="Рисунок 4"/>
@@ -2112,14 +2335,24 @@
           <w:szCs w:val="28"/>
           <w:lang w:eastAsia="ru-RU"/>
         </w:rPr>
-        <w:t xml:space="preserve">поскольку наше расширяющее представление привязывается к модели из модуля </w:t>
-      </w:r>
+        <w:t xml:space="preserve">поскольку </w:t>
+      </w:r>
+      <w:bookmarkStart w:id="2" w:name="_Hlk225247514"/>
+      <w:r>
+        <w:rPr>
+          <w:szCs w:val="28"/>
+          <w:lang w:eastAsia="ru-RU"/>
+        </w:rPr>
+        <w:t xml:space="preserve">наше расширяющее представление привязывается к модели из модуля </w:t>
+      </w:r>
+      <w:proofErr w:type="spellStart"/>
       <w:r>
         <w:rPr>
           <w:rStyle w:val="a5"/>
         </w:rPr>
         <w:t>hr</w:t>
       </w:r>
+      <w:proofErr w:type="spellEnd"/>
       <w:r>
         <w:rPr>
           <w:szCs w:val="28"/>
@@ -2154,12 +2387,14 @@
         </w:rPr>
         <w:t>__.</w:t>
       </w:r>
+      <w:proofErr w:type="spellStart"/>
       <w:r>
         <w:rPr>
           <w:rStyle w:val="a5"/>
         </w:rPr>
         <w:t>py</w:t>
       </w:r>
+      <w:proofErr w:type="spellEnd"/>
       <w:r>
         <w:rPr>
           <w:szCs w:val="28"/>
@@ -2168,6 +2403,7 @@
         <w:t>:</w:t>
       </w:r>
     </w:p>
+    <w:bookmarkEnd w:id="2"/>
     <w:p>
       <w:pPr>
         <w:pStyle w:val="ad"/>
@@ -2178,7 +2414,7 @@
         </w:rPr>
         <w:lastRenderedPageBreak/>
         <w:drawing>
-          <wp:inline distT="0" distB="0" distL="0" distR="0">
+          <wp:inline distT="0" distB="0" distL="0" distR="0" wp14:anchorId="5EFB81A6" wp14:editId="71A9B75C">
             <wp:extent cx="6120130" cy="3836670"/>
             <wp:effectExtent l="0" t="0" r="0" b="0"/>
             <wp:docPr id="3" name="Рисунок 3"/>
@@ -2230,6 +2466,7 @@
           <w:lang w:eastAsia="ru-RU"/>
         </w:rPr>
       </w:pPr>
+      <w:bookmarkStart w:id="3" w:name="_Hlk225248407"/>
       <w:r>
         <w:rPr>
           <w:szCs w:val="28"/>
@@ -2270,12 +2507,14 @@
         </w:rPr>
         <w:t>.</w:t>
       </w:r>
+      <w:proofErr w:type="spellStart"/>
       <w:r>
         <w:rPr>
           <w:rStyle w:val="a5"/>
         </w:rPr>
         <w:t>py</w:t>
       </w:r>
+      <w:proofErr w:type="spellEnd"/>
       <w:r>
         <w:rPr>
           <w:szCs w:val="28"/>
@@ -2397,7 +2636,15 @@
           <w:szCs w:val="28"/>
           <w:lang w:eastAsia="ru-RU"/>
         </w:rPr>
-        <w:t xml:space="preserve">для загрузки этого файла, а не открытия в браузере: </w:t>
+        <w:t>для загрузки этого файла, а не открытия в браузер</w:t>
+      </w:r>
+      <w:bookmarkEnd w:id="3"/>
+      <w:r>
+        <w:rPr>
+          <w:szCs w:val="28"/>
+          <w:lang w:eastAsia="ru-RU"/>
+        </w:rPr>
+        <w:t xml:space="preserve">е: </w:t>
       </w:r>
     </w:p>
     <w:p>
@@ -2409,7 +2656,7 @@
           <w:noProof/>
         </w:rPr>
         <w:drawing>
-          <wp:inline distT="0" distB="0" distL="0" distR="0">
+          <wp:inline distT="0" distB="0" distL="0" distR="0" wp14:anchorId="16EC4082" wp14:editId="007366EA">
             <wp:extent cx="6120130" cy="3836670"/>
             <wp:effectExtent l="0" t="0" r="0" b="0"/>
             <wp:docPr id="7" name="Рисунок 7"/>
@@ -2531,7 +2778,7 @@
           <w:noProof/>
         </w:rPr>
         <w:drawing>
-          <wp:inline distT="0" distB="0" distL="0" distR="0">
+          <wp:inline distT="0" distB="0" distL="0" distR="0" wp14:anchorId="663FCE83" wp14:editId="38E25793">
             <wp:extent cx="6120130" cy="3836670"/>
             <wp:effectExtent l="0" t="0" r="0" b="0"/>
             <wp:docPr id="9" name="Рисунок 9"/>
@@ -2610,6 +2857,7 @@
         </w:rPr>
         <w:t xml:space="preserve">передайте отредактированный модуль обратно на виртуальную машину, в папку для дополнительных модулей </w:t>
       </w:r>
+      <w:proofErr w:type="spellStart"/>
       <w:r>
         <w:rPr>
           <w:szCs w:val="28"/>
@@ -2617,6 +2865,7 @@
         </w:rPr>
         <w:t>odoo</w:t>
       </w:r>
+      <w:proofErr w:type="spellEnd"/>
       <w:r>
         <w:rPr>
           <w:szCs w:val="28"/>
@@ -2631,12 +2880,14 @@
         </w:rPr>
         <w:t xml:space="preserve">при отсутствии прав на запись выдайте права на папку командой </w:t>
       </w:r>
+      <w:proofErr w:type="spellStart"/>
       <w:r>
         <w:rPr>
           <w:rStyle w:val="a5"/>
         </w:rPr>
         <w:t>chmod</w:t>
       </w:r>
+      <w:proofErr w:type="spellEnd"/>
       <w:r>
         <w:rPr>
           <w:rStyle w:val="a5"/>
@@ -2671,6 +2922,7 @@
         </w:rPr>
         <w:t xml:space="preserve">для загрузки информации о новом модуле в </w:t>
       </w:r>
+      <w:proofErr w:type="spellStart"/>
       <w:r>
         <w:rPr>
           <w:szCs w:val="28"/>
@@ -2678,6 +2930,7 @@
         </w:rPr>
         <w:t>odoo</w:t>
       </w:r>
+      <w:proofErr w:type="spellEnd"/>
       <w:r>
         <w:rPr>
           <w:szCs w:val="28"/>
@@ -2691,8 +2944,13 @@
         <w:pStyle w:val="a4"/>
       </w:pPr>
       <w:r>
-        <w:t>docker stop odoo</w:t>
-      </w:r>
+        <w:t xml:space="preserve">docker stop </w:t>
+      </w:r>
+      <w:proofErr w:type="spellStart"/>
+      <w:r>
+        <w:t>odoo</w:t>
+      </w:r>
+      <w:proofErr w:type="spellEnd"/>
     </w:p>
     <w:p>
       <w:pPr>
@@ -2702,8 +2960,13 @@
         <w:t>docker start</w:t>
       </w:r>
       <w:r>
-        <w:t xml:space="preserve"> odoo</w:t>
-      </w:r>
+        <w:t xml:space="preserve"> </w:t>
+      </w:r>
+      <w:proofErr w:type="spellStart"/>
+      <w:r>
+        <w:t>odoo</w:t>
+      </w:r>
+      <w:proofErr w:type="spellEnd"/>
     </w:p>
     <w:p>
       <w:pPr>
@@ -2728,6 +2991,7 @@
         </w:rPr>
         <w:t xml:space="preserve">для установки собственного модуля включите режим разработчика в настройках </w:t>
       </w:r>
+      <w:proofErr w:type="spellStart"/>
       <w:r>
         <w:rPr>
           <w:szCs w:val="28"/>
@@ -2735,6 +2999,7 @@
         </w:rPr>
         <w:t>odoo</w:t>
       </w:r>
+      <w:proofErr w:type="spellEnd"/>
       <w:r>
         <w:rPr>
           <w:szCs w:val="28"/>
@@ -2857,8 +3122,65 @@
           <w:szCs w:val="28"/>
           <w:lang w:eastAsia="ru-RU"/>
         </w:rPr>
-        <w:t>Get salary list for Belarusbank</w:t>
-      </w:r>
+        <w:t xml:space="preserve">Get </w:t>
+      </w:r>
+      <w:proofErr w:type="spellStart"/>
+      <w:r>
+        <w:rPr>
+          <w:szCs w:val="28"/>
+          <w:lang w:eastAsia="ru-RU"/>
+        </w:rPr>
+        <w:t>salary</w:t>
+      </w:r>
+      <w:proofErr w:type="spellEnd"/>
+      <w:r>
+        <w:rPr>
+          <w:szCs w:val="28"/>
+          <w:lang w:eastAsia="ru-RU"/>
+        </w:rPr>
+        <w:t xml:space="preserve"> </w:t>
+      </w:r>
+      <w:proofErr w:type="spellStart"/>
+      <w:r>
+        <w:rPr>
+          <w:szCs w:val="28"/>
+          <w:lang w:eastAsia="ru-RU"/>
+        </w:rPr>
+        <w:t>list</w:t>
+      </w:r>
+      <w:proofErr w:type="spellEnd"/>
+      <w:r>
+        <w:rPr>
+          <w:szCs w:val="28"/>
+          <w:lang w:eastAsia="ru-RU"/>
+        </w:rPr>
+        <w:t xml:space="preserve"> </w:t>
+      </w:r>
+      <w:proofErr w:type="spellStart"/>
+      <w:r>
+        <w:rPr>
+          <w:szCs w:val="28"/>
+          <w:lang w:eastAsia="ru-RU"/>
+        </w:rPr>
+        <w:t>for</w:t>
+      </w:r>
+      <w:proofErr w:type="spellEnd"/>
+      <w:r>
+        <w:rPr>
+          <w:szCs w:val="28"/>
+          <w:lang w:eastAsia="ru-RU"/>
+        </w:rPr>
+        <w:t xml:space="preserve"> </w:t>
+      </w:r>
+      <w:proofErr w:type="spellStart"/>
+      <w:r>
+        <w:rPr>
+          <w:szCs w:val="28"/>
+          <w:lang w:eastAsia="ru-RU"/>
+        </w:rPr>
+        <w:t>Belarusbank</w:t>
+      </w:r>
+      <w:proofErr w:type="spellEnd"/>
       <w:r>
         <w:rPr>
           <w:szCs w:val="28"/>
@@ -2973,8 +3295,16 @@
         <w:rPr>
           <w:szCs w:val="28"/>
         </w:rPr>
-        <w:t xml:space="preserve"> odoo</w:t>
-      </w:r>
+        <w:t xml:space="preserve"> </w:t>
+      </w:r>
+      <w:proofErr w:type="spellStart"/>
+      <w:r>
+        <w:rPr>
+          <w:szCs w:val="28"/>
+        </w:rPr>
+        <w:t>odoo</w:t>
+      </w:r>
+      <w:proofErr w:type="spellEnd"/>
       <w:r>
         <w:rPr>
           <w:szCs w:val="28"/>
@@ -3062,8 +3392,65 @@
           <w:szCs w:val="28"/>
           <w:lang w:eastAsia="ru-RU"/>
         </w:rPr>
-        <w:t>Get salary list for Belarusbank</w:t>
-      </w:r>
+        <w:t xml:space="preserve">Get </w:t>
+      </w:r>
+      <w:proofErr w:type="spellStart"/>
+      <w:r>
+        <w:rPr>
+          <w:szCs w:val="28"/>
+          <w:lang w:eastAsia="ru-RU"/>
+        </w:rPr>
+        <w:t>salary</w:t>
+      </w:r>
+      <w:proofErr w:type="spellEnd"/>
+      <w:r>
+        <w:rPr>
+          <w:szCs w:val="28"/>
+          <w:lang w:eastAsia="ru-RU"/>
+        </w:rPr>
+        <w:t xml:space="preserve"> </w:t>
+      </w:r>
+      <w:proofErr w:type="spellStart"/>
+      <w:r>
+        <w:rPr>
+          <w:szCs w:val="28"/>
+          <w:lang w:eastAsia="ru-RU"/>
+        </w:rPr>
+        <w:t>list</w:t>
+      </w:r>
+      <w:proofErr w:type="spellEnd"/>
+      <w:r>
+        <w:rPr>
+          <w:szCs w:val="28"/>
+          <w:lang w:eastAsia="ru-RU"/>
+        </w:rPr>
+        <w:t xml:space="preserve"> </w:t>
+      </w:r>
+      <w:proofErr w:type="spellStart"/>
+      <w:r>
+        <w:rPr>
+          <w:szCs w:val="28"/>
+          <w:lang w:eastAsia="ru-RU"/>
+        </w:rPr>
+        <w:t>for</w:t>
+      </w:r>
+      <w:proofErr w:type="spellEnd"/>
+      <w:r>
+        <w:rPr>
+          <w:szCs w:val="28"/>
+          <w:lang w:eastAsia="ru-RU"/>
+        </w:rPr>
+        <w:t xml:space="preserve"> </w:t>
+      </w:r>
+      <w:proofErr w:type="spellStart"/>
+      <w:r>
+        <w:rPr>
+          <w:szCs w:val="28"/>
+          <w:lang w:eastAsia="ru-RU"/>
+        </w:rPr>
+        <w:t>Belarusbank</w:t>
+      </w:r>
+      <w:proofErr w:type="spellEnd"/>
       <w:r>
         <w:rPr>
           <w:szCs w:val="28"/>
@@ -3102,15 +3489,7 @@
         <w:rPr>
           <w:szCs w:val="28"/>
         </w:rPr>
-        <w:t>номера счета</w:t>
-      </w:r>
-      <w:bookmarkStart w:id="0" w:name="_GoBack"/>
-      <w:bookmarkEnd w:id="0"/>
-      <w:r>
-        <w:rPr>
-          <w:szCs w:val="28"/>
-        </w:rPr>
-        <w:t xml:space="preserve"> для сотрудника </w:t>
+        <w:t xml:space="preserve">номера счета для сотрудника </w:t>
       </w:r>
       <w:r>
         <w:rPr>
@@ -3130,7 +3509,7 @@
 </file>
 
 <file path=word/endnotes.xml><?xml version="1.0" encoding="utf-8"?>
-<w:endnotes xmlns:wpc="http://schemas.microsoft.com/office/word/2010/wordprocessingCanvas" xmlns:mc="http://schemas.openxmlformats.org/markup-compatibility/2006" xmlns:o="urn:schemas-microsoft-com:office:office" xmlns:r="http://schemas.openxmlformats.org/officeDocument/2006/relationships" xmlns:m="http://schemas.openxmlformats.org/officeDocument/2006/math" xmlns:v="urn:schemas-microsoft-com:vml" xmlns:wp14="http://schemas.microsoft.com/office/word/2010/wordprocessingDrawing" xmlns:wp="http://schemas.openxmlformats.org/drawingml/2006/wordprocessingDrawing" xmlns:w10="urn:schemas-microsoft-com:office:word" xmlns:w="http://schemas.openxmlformats.org/wordprocessingml/2006/main" xmlns:w14="http://schemas.microsoft.com/office/word/2010/wordml" xmlns:w15="http://schemas.microsoft.com/office/word/2012/wordml" xmlns:wpg="http://schemas.microsoft.com/office/word/2010/wordprocessingGroup" xmlns:wpi="http://schemas.microsoft.com/office/word/2010/wordprocessingInk" xmlns:wne="http://schemas.microsoft.com/office/word/2006/wordml" xmlns:wps="http://schemas.microsoft.com/office/word/2010/wordprocessingShape" mc:Ignorable="w14 w15 wp14">
+<w:endnotes xmlns:wpc="http://schemas.microsoft.com/office/word/2010/wordprocessingCanvas" xmlns:cx="http://schemas.microsoft.com/office/drawing/2014/chartex" xmlns:cx1="http://schemas.microsoft.com/office/drawing/2015/9/8/chartex" xmlns:cx2="http://schemas.microsoft.com/office/drawing/2015/10/21/chartex" xmlns:cx3="http://schemas.microsoft.com/office/drawing/2016/5/9/chartex" xmlns:cx4="http://schemas.microsoft.com/office/drawing/2016/5/10/chartex" xmlns:cx5="http://schemas.microsoft.com/office/drawing/2016/5/11/chartex" xmlns:cx6="http://schemas.microsoft.com/office/drawing/2016/5/12/chartex" xmlns:cx7="http://schemas.microsoft.com/office/drawing/2016/5/13/chartex" xmlns:cx8="http://schemas.microsoft.com/office/drawing/2016/5/14/chartex" xmlns:mc="http://schemas.openxmlformats.org/markup-compatibility/2006" xmlns:aink="http://schemas.microsoft.com/office/drawing/2016/ink" xmlns:am3d="http://schemas.microsoft.com/office/drawing/2017/model3d" xmlns:o="urn:schemas-microsoft-com:office:office" xmlns:r="http://schemas.openxmlformats.org/officeDocument/2006/relationships" xmlns:m="http://schemas.openxmlformats.org/officeDocument/2006/math" xmlns:v="urn:schemas-microsoft-com:vml" xmlns:wp14="http://schemas.microsoft.com/office/word/2010/wordprocessingDrawing" xmlns:wp="http://schemas.openxmlformats.org/drawingml/2006/wordprocessingDrawing" xmlns:w10="urn:schemas-microsoft-com:office:word" xmlns:w="http://schemas.openxmlformats.org/wordprocessingml/2006/main" xmlns:w14="http://schemas.microsoft.com/office/word/2010/wordml" xmlns:w15="http://schemas.microsoft.com/office/word/2012/wordml" xmlns:w16cex="http://schemas.microsoft.com/office/word/2018/wordml/cex" xmlns:w16cid="http://schemas.microsoft.com/office/word/2016/wordml/cid" xmlns:w16="http://schemas.microsoft.com/office/word/2018/wordml" xmlns:w16sdtdh="http://schemas.microsoft.com/office/word/2020/wordml/sdtdatahash" xmlns:w16se="http://schemas.microsoft.com/office/word/2015/wordml/symex" xmlns:wpg="http://schemas.microsoft.com/office/word/2010/wordprocessingGroup" xmlns:wpi="http://schemas.microsoft.com/office/word/2010/wordprocessingInk" xmlns:wne="http://schemas.microsoft.com/office/word/2006/wordml" xmlns:wps="http://schemas.microsoft.com/office/word/2010/wordprocessingShape" mc:Ignorable="w14 w15 w16se w16cid w16 w16cex w16sdtdh wp14">
   <w:endnote w:type="separator" w:id="-1">
     <w:p>
       <w:r>
@@ -3149,7 +3528,7 @@
 </file>
 
 <file path=word/footnotes.xml><?xml version="1.0" encoding="utf-8"?>
-<w:footnotes xmlns:wpc="http://schemas.microsoft.com/office/word/2010/wordprocessingCanvas" xmlns:mc="http://schemas.openxmlformats.org/markup-compatibility/2006" xmlns:o="urn:schemas-microsoft-com:office:office" xmlns:r="http://schemas.openxmlformats.org/officeDocument/2006/relationships" xmlns:m="http://schemas.openxmlformats.org/officeDocument/2006/math" xmlns:v="urn:schemas-microsoft-com:vml" xmlns:wp14="http://schemas.microsoft.com/office/word/2010/wordprocessingDrawing" xmlns:wp="http://schemas.openxmlformats.org/drawingml/2006/wordprocessingDrawing" xmlns:w10="urn:schemas-microsoft-com:office:word" xmlns:w="http://schemas.openxmlformats.org/wordprocessingml/2006/main" xmlns:w14="http://schemas.microsoft.com/office/word/2010/wordml" xmlns:w15="http://schemas.microsoft.com/office/word/2012/wordml" xmlns:wpg="http://schemas.microsoft.com/office/word/2010/wordprocessingGroup" xmlns:wpi="http://schemas.microsoft.com/office/word/2010/wordprocessingInk" xmlns:wne="http://schemas.microsoft.com/office/word/2006/wordml" xmlns:wps="http://schemas.microsoft.com/office/word/2010/wordprocessingShape" mc:Ignorable="w14 w15 wp14">
+<w:footnotes xmlns:wpc="http://schemas.microsoft.com/office/word/2010/wordprocessingCanvas" xmlns:cx="http://schemas.microsoft.com/office/drawing/2014/chartex" xmlns:cx1="http://schemas.microsoft.com/office/drawing/2015/9/8/chartex" xmlns:cx2="http://schemas.microsoft.com/office/drawing/2015/10/21/chartex" xmlns:cx3="http://schemas.microsoft.com/office/drawing/2016/5/9/chartex" xmlns:cx4="http://schemas.microsoft.com/office/drawing/2016/5/10/chartex" xmlns:cx5="http://schemas.microsoft.com/office/drawing/2016/5/11/chartex" xmlns:cx6="http://schemas.microsoft.com/office/drawing/2016/5/12/chartex" xmlns:cx7="http://schemas.microsoft.com/office/drawing/2016/5/13/chartex" xmlns:cx8="http://schemas.microsoft.com/office/drawing/2016/5/14/chartex" xmlns:mc="http://schemas.openxmlformats.org/markup-compatibility/2006" xmlns:aink="http://schemas.microsoft.com/office/drawing/2016/ink" xmlns:am3d="http://schemas.microsoft.com/office/drawing/2017/model3d" xmlns:o="urn:schemas-microsoft-com:office:office" xmlns:r="http://schemas.openxmlformats.org/officeDocument/2006/relationships" xmlns:m="http://schemas.openxmlformats.org/officeDocument/2006/math" xmlns:v="urn:schemas-microsoft-com:vml" xmlns:wp14="http://schemas.microsoft.com/office/word/2010/wordprocessingDrawing" xmlns:wp="http://schemas.openxmlformats.org/drawingml/2006/wordprocessingDrawing" xmlns:w10="urn:schemas-microsoft-com:office:word" xmlns:w="http://schemas.openxmlformats.org/wordprocessingml/2006/main" xmlns:w14="http://schemas.microsoft.com/office/word/2010/wordml" xmlns:w15="http://schemas.microsoft.com/office/word/2012/wordml" xmlns:w16cex="http://schemas.microsoft.com/office/word/2018/wordml/cex" xmlns:w16cid="http://schemas.microsoft.com/office/word/2016/wordml/cid" xmlns:w16="http://schemas.microsoft.com/office/word/2018/wordml" xmlns:w16sdtdh="http://schemas.microsoft.com/office/word/2020/wordml/sdtdatahash" xmlns:w16se="http://schemas.microsoft.com/office/word/2015/wordml/symex" xmlns:wpg="http://schemas.microsoft.com/office/word/2010/wordprocessingGroup" xmlns:wpi="http://schemas.microsoft.com/office/word/2010/wordprocessingInk" xmlns:wne="http://schemas.microsoft.com/office/word/2006/wordml" xmlns:wps="http://schemas.microsoft.com/office/word/2010/wordprocessingShape" mc:Ignorable="w14 w15 w16se w16cid w16 w16cex w16sdtdh wp14">
   <w:footnote w:type="separator" w:id="-1">
     <w:p>
       <w:r>
@@ -3168,8 +3547,8 @@
 </file>
 
 <file path=word/numbering.xml><?xml version="1.0" encoding="utf-8"?>
-<w:numbering xmlns:wpc="http://schemas.microsoft.com/office/word/2010/wordprocessingCanvas" xmlns:mc="http://schemas.openxmlformats.org/markup-compatibility/2006" xmlns:o="urn:schemas-microsoft-com:office:office" xmlns:r="http://schemas.openxmlformats.org/officeDocument/2006/relationships" xmlns:m="http://schemas.openxmlformats.org/officeDocument/2006/math" xmlns:v="urn:schemas-microsoft-com:vml" xmlns:wp14="http://schemas.microsoft.com/office/word/2010/wordprocessingDrawing" xmlns:wp="http://schemas.openxmlformats.org/drawingml/2006/wordprocessingDrawing" xmlns:w10="urn:schemas-microsoft-com:office:word" xmlns:w="http://schemas.openxmlformats.org/wordprocessingml/2006/main" xmlns:w14="http://schemas.microsoft.com/office/word/2010/wordml" xmlns:w15="http://schemas.microsoft.com/office/word/2012/wordml" xmlns:wpg="http://schemas.microsoft.com/office/word/2010/wordprocessingGroup" xmlns:wpi="http://schemas.microsoft.com/office/word/2010/wordprocessingInk" xmlns:wne="http://schemas.microsoft.com/office/word/2006/wordml" xmlns:wps="http://schemas.microsoft.com/office/word/2010/wordprocessingShape" mc:Ignorable="w14 w15 wp14">
-  <w:abstractNum w:abstractNumId="0">
+<w:numbering xmlns:wpc="http://schemas.microsoft.com/office/word/2010/wordprocessingCanvas" xmlns:cx="http://schemas.microsoft.com/office/drawing/2014/chartex" xmlns:cx1="http://schemas.microsoft.com/office/drawing/2015/9/8/chartex" xmlns:cx2="http://schemas.microsoft.com/office/drawing/2015/10/21/chartex" xmlns:cx3="http://schemas.microsoft.com/office/drawing/2016/5/9/chartex" xmlns:cx4="http://schemas.microsoft.com/office/drawing/2016/5/10/chartex" xmlns:cx5="http://schemas.microsoft.com/office/drawing/2016/5/11/chartex" xmlns:cx6="http://schemas.microsoft.com/office/drawing/2016/5/12/chartex" xmlns:cx7="http://schemas.microsoft.com/office/drawing/2016/5/13/chartex" xmlns:cx8="http://schemas.microsoft.com/office/drawing/2016/5/14/chartex" xmlns:mc="http://schemas.openxmlformats.org/markup-compatibility/2006" xmlns:aink="http://schemas.microsoft.com/office/drawing/2016/ink" xmlns:am3d="http://schemas.microsoft.com/office/drawing/2017/model3d" xmlns:o="urn:schemas-microsoft-com:office:office" xmlns:r="http://schemas.openxmlformats.org/officeDocument/2006/relationships" xmlns:m="http://schemas.openxmlformats.org/officeDocument/2006/math" xmlns:v="urn:schemas-microsoft-com:vml" xmlns:wp14="http://schemas.microsoft.com/office/word/2010/wordprocessingDrawing" xmlns:wp="http://schemas.openxmlformats.org/drawingml/2006/wordprocessingDrawing" xmlns:w10="urn:schemas-microsoft-com:office:word" xmlns:w="http://schemas.openxmlformats.org/wordprocessingml/2006/main" xmlns:w14="http://schemas.microsoft.com/office/word/2010/wordml" xmlns:w15="http://schemas.microsoft.com/office/word/2012/wordml" xmlns:w16cex="http://schemas.microsoft.com/office/word/2018/wordml/cex" xmlns:w16cid="http://schemas.microsoft.com/office/word/2016/wordml/cid" xmlns:w16="http://schemas.microsoft.com/office/word/2018/wordml" xmlns:w16sdtdh="http://schemas.microsoft.com/office/word/2020/wordml/sdtdatahash" xmlns:w16se="http://schemas.microsoft.com/office/word/2015/wordml/symex" xmlns:wpg="http://schemas.microsoft.com/office/word/2010/wordprocessingGroup" xmlns:wpi="http://schemas.microsoft.com/office/word/2010/wordprocessingInk" xmlns:wne="http://schemas.microsoft.com/office/word/2006/wordml" xmlns:wps="http://schemas.microsoft.com/office/word/2010/wordprocessingShape" mc:Ignorable="w14 w15 w16se w16cid w16 w16cex w16sdtdh wp14">
+  <w:abstractNum w:abstractNumId="0" w15:restartNumberingAfterBreak="0">
     <w:nsid w:val="086C3877"/>
     <w:multiLevelType w:val="hybridMultilevel"/>
     <w:tmpl w:val="D3785BBC"/>
@@ -3255,7 +3634,7 @@
       </w:pPr>
     </w:lvl>
   </w:abstractNum>
-  <w:abstractNum w:abstractNumId="1">
+  <w:abstractNum w:abstractNumId="1" w15:restartNumberingAfterBreak="0">
     <w:nsid w:val="093D1D2C"/>
     <w:multiLevelType w:val="hybridMultilevel"/>
     <w:tmpl w:val="D526BCEE"/>
@@ -3341,7 +3720,7 @@
       </w:pPr>
     </w:lvl>
   </w:abstractNum>
-  <w:abstractNum w:abstractNumId="2">
+  <w:abstractNum w:abstractNumId="2" w15:restartNumberingAfterBreak="0">
     <w:nsid w:val="1DD957ED"/>
     <w:multiLevelType w:val="hybridMultilevel"/>
     <w:tmpl w:val="115C3D5C"/>
@@ -3430,7 +3809,7 @@
       </w:pPr>
     </w:lvl>
   </w:abstractNum>
-  <w:abstractNum w:abstractNumId="3">
+  <w:abstractNum w:abstractNumId="3" w15:restartNumberingAfterBreak="0">
     <w:nsid w:val="398C64D1"/>
     <w:multiLevelType w:val="hybridMultilevel"/>
     <w:tmpl w:val="06C4D296"/>
@@ -3516,7 +3895,7 @@
       </w:pPr>
     </w:lvl>
   </w:abstractNum>
-  <w:abstractNum w:abstractNumId="4">
+  <w:abstractNum w:abstractNumId="4" w15:restartNumberingAfterBreak="0">
     <w:nsid w:val="4B891C29"/>
     <w:multiLevelType w:val="hybridMultilevel"/>
     <w:tmpl w:val="CDD03252"/>
@@ -3605,7 +3984,7 @@
       </w:pPr>
     </w:lvl>
   </w:abstractNum>
-  <w:abstractNum w:abstractNumId="5">
+  <w:abstractNum w:abstractNumId="5" w15:restartNumberingAfterBreak="0">
     <w:nsid w:val="4DF16E57"/>
     <w:multiLevelType w:val="multilevel"/>
     <w:tmpl w:val="449EBA88"/>
@@ -3748,7 +4127,7 @@
       </w:rPr>
     </w:lvl>
   </w:abstractNum>
-  <w:abstractNum w:abstractNumId="6">
+  <w:abstractNum w:abstractNumId="6" w15:restartNumberingAfterBreak="0">
     <w:nsid w:val="51FC6706"/>
     <w:multiLevelType w:val="hybridMultilevel"/>
     <w:tmpl w:val="2B12D616"/>
@@ -3758,7 +4137,7 @@
       <w:lvlText w:val="%1."/>
       <w:lvlJc w:val="left"/>
       <w:pPr>
-        <w:ind w:left="720" w:hanging="360"/>
+        <w:ind w:left="360" w:hanging="360"/>
       </w:pPr>
       <w:rPr>
         <w:b w:val="0"/>
@@ -3862,7 +4241,7 @@
 </file>
 
 <file path=word/styles.xml><?xml version="1.0" encoding="utf-8"?>
-<w:styles xmlns:mc="http://schemas.openxmlformats.org/markup-compatibility/2006" xmlns:r="http://schemas.openxmlformats.org/officeDocument/2006/relationships" xmlns:w="http://schemas.openxmlformats.org/wordprocessingml/2006/main" xmlns:w14="http://schemas.microsoft.com/office/word/2010/wordml" xmlns:w15="http://schemas.microsoft.com/office/word/2012/wordml" mc:Ignorable="w14 w15">
+<w:styles xmlns:mc="http://schemas.openxmlformats.org/markup-compatibility/2006" xmlns:r="http://schemas.openxmlformats.org/officeDocument/2006/relationships" xmlns:w="http://schemas.openxmlformats.org/wordprocessingml/2006/main" xmlns:w14="http://schemas.microsoft.com/office/word/2010/wordml" xmlns:w15="http://schemas.microsoft.com/office/word/2012/wordml" xmlns:w16cex="http://schemas.microsoft.com/office/word/2018/wordml/cex" xmlns:w16cid="http://schemas.microsoft.com/office/word/2016/wordml/cid" xmlns:w16="http://schemas.microsoft.com/office/word/2018/wordml" xmlns:w16sdtdh="http://schemas.microsoft.com/office/word/2020/wordml/sdtdatahash" xmlns:w16se="http://schemas.microsoft.com/office/word/2015/wordml/symex" mc:Ignorable="w14 w15 w16se w16cid w16 w16cex w16sdtdh">
   <w:docDefaults>
     <w:rPrDefault>
       <w:rPr>
@@ -3878,7 +4257,7 @@
       </w:pPr>
     </w:pPrDefault>
   </w:docDefaults>
-  <w:latentStyles w:defLockedState="0" w:defUIPriority="99" w:defSemiHidden="0" w:defUnhideWhenUsed="0" w:defQFormat="0" w:count="371">
+  <w:latentStyles w:defLockedState="0" w:defUIPriority="99" w:defSemiHidden="0" w:defUnhideWhenUsed="0" w:defQFormat="0" w:count="376">
     <w:lsdException w:name="Normal" w:uiPriority="0" w:qFormat="1"/>
     <w:lsdException w:name="heading 1" w:uiPriority="9" w:qFormat="1"/>
     <w:lsdException w:name="heading 2" w:semiHidden="1" w:uiPriority="9" w:unhideWhenUsed="1" w:qFormat="1"/>
@@ -3984,7 +4363,6 @@
     <w:lsdException w:name="HTML Sample" w:semiHidden="1" w:unhideWhenUsed="1"/>
     <w:lsdException w:name="HTML Typewriter" w:semiHidden="1" w:unhideWhenUsed="1"/>
     <w:lsdException w:name="HTML Variable" w:semiHidden="1" w:unhideWhenUsed="1"/>
-    <w:lsdException w:name="Normal Table" w:semiHidden="1" w:unhideWhenUsed="1"/>
     <w:lsdException w:name="annotation subject" w:semiHidden="1" w:unhideWhenUsed="1"/>
     <w:lsdException w:name="No List" w:semiHidden="1" w:unhideWhenUsed="1"/>
     <w:lsdException w:name="Outline List 1" w:semiHidden="1" w:unhideWhenUsed="1"/>
@@ -4027,11 +4405,8 @@
     <w:lsdException w:name="Table Contemporary" w:semiHidden="1" w:unhideWhenUsed="1"/>
     <w:lsdException w:name="Table Elegant" w:semiHidden="1" w:unhideWhenUsed="1"/>
     <w:lsdException w:name="Table Professional" w:semiHidden="1" w:unhideWhenUsed="1"/>
-    <w:lsdException w:name="Table Subtle 1" w:semiHidden="1" w:unhideWhenUsed="1"/>
     <w:lsdException w:name="Table Subtle 2" w:semiHidden="1" w:unhideWhenUsed="1"/>
     <w:lsdException w:name="Table Web 1" w:semiHidden="1" w:unhideWhenUsed="1"/>
-    <w:lsdException w:name="Table Web 2" w:semiHidden="1" w:unhideWhenUsed="1"/>
-    <w:lsdException w:name="Table Web 3" w:semiHidden="1" w:unhideWhenUsed="1"/>
     <w:lsdException w:name="Balloon Text" w:semiHidden="1" w:unhideWhenUsed="1"/>
     <w:lsdException w:name="Table Grid" w:uiPriority="59"/>
     <w:lsdException w:name="Table Theme" w:semiHidden="1" w:unhideWhenUsed="1"/>
@@ -4250,6 +4625,11 @@
     <w:lsdException w:name="List Table 5 Dark Accent 6" w:uiPriority="50"/>
     <w:lsdException w:name="List Table 6 Colorful Accent 6" w:uiPriority="51"/>
     <w:lsdException w:name="List Table 7 Colorful Accent 6" w:uiPriority="52"/>
+    <w:lsdException w:name="Mention" w:semiHidden="1" w:unhideWhenUsed="1"/>
+    <w:lsdException w:name="Smart Hyperlink" w:semiHidden="1" w:unhideWhenUsed="1"/>
+    <w:lsdException w:name="Hashtag" w:semiHidden="1" w:unhideWhenUsed="1"/>
+    <w:lsdException w:name="Unresolved Mention" w:semiHidden="1" w:unhideWhenUsed="1"/>
+    <w:lsdException w:name="Smart Link" w:semiHidden="1" w:unhideWhenUsed="1"/>
   </w:latentStyles>
   <w:style w:type="paragraph" w:default="1" w:styleId="a0">
     <w:name w:val="Normal"/>
